--- a/manuscript/manuscript_WORKFORCE_CLIFF.docx
+++ b/manuscript/manuscript_WORKFORCE_CLIFF.docx
@@ -15,7 +15,7 @@
         <w:pStyle w:val="Date"/>
       </w:pPr>
       <w:r>
-        <w:t xml:space="preserve">July 24, 2026</w:t>
+        <w:t xml:space="preserve">July 25, 2026</w:t>
       </w:r>
     </w:p>
     <w:bookmarkStart w:id="9" w:name="abstract"/>
@@ -60,7 +60,7 @@
         <w:t xml:space="preserve"> </w:t>
       </w:r>
       <w:r>
-        <w:t xml:space="preserve">We assembled the national both-pathway URPS workforce from board certification records (the American Board of Obstetrics and Gynecology and the American Board of Urology) linked to administrative practice data, and classified clinical-practice departure from six administrative evidence streams. On the supply side, a hierarchical partial-pooled age-band departure hazard (borrowing strength from a gynecologic oncology comparator cohort; estimated over the fully observable 2016-2021 window) was applied in a dynamic age-structured projection that ages the cohort, applies age-band departure, and adds annual ACGME fellowship completers, with supply also expressed as productivity-adjusted capacity rather than head count alone. On the demand side, we projected the United States population of women aged 65 years or older (US Census Bureau 2023 National Population Projections) and the population with pelvic floor disorders (age-specific prevalence applied to those projections), and combined supply and demand into urogynecologists per 100,000 older women and a supply-to-demand adequacy index. Uncertainty was characterized by Monte Carlo parameter simulation and multidimensional one-way sensitivity analyses.</w:t>
+        <w:t xml:space="preserve">We assembled the national both-pathway URPS workforce from board certification records (the American Board of Obstetrics and Gynecology and the American Board of Urology) linked to administrative practice data, and classified clinical-practice departure from six administrative evidence streams. On the supply side, a hierarchical partial-pooled age-band departure hazard (borrowing strength from a gynecologic oncology comparator cohort; estimated over the fully observable 2016-2021 window) was applied in a dynamic age-structured projection that ages the cohort, applies age-band departure, and adds annual ACGME fellowship completers, with supply also expressed as productivity-adjusted capacity rather than head count alone. On the demand side, we projected the United States population of women aged 65 years or older (US Census Bureau 2023 National Population Projections) and the population with pelvic floor disorders (age-specific prevalence applied to those projections), and combined supply and demand into urogynecologists per 100,000 older women and a capacity-to-demand index. Uncertainty was characterized by Monte Carlo parameter simulation and multidimensional one-way sensitivity analyses.</w:t>
       </w:r>
     </w:p>
     <w:p>
@@ -114,7 +114,7 @@
         <w:pStyle w:val="FirstParagraph"/>
       </w:pPr>
       <w:r>
-        <w:t xml:space="preserve">Urogynecology and reconstructive pelvic surgery (URPS) is a board-certified subspecialty providing advanced surgical care for pelvic organ prolapse and urinary incontinence, conditions that affect nearly one in four United States women and whose burden rises steeply with age.</w:t>
+        <w:t xml:space="preserve">Urogynecology and reconstructive pelvic surgery (URPS) is a board-certified subspecialty providing advanced surgical care for pelvic organ prolapse, urinary incontinence, and other pelvic floor disorders, conditions whose prevalence increases with age and that affect nearly one in four United States women.</w:t>
       </w:r>
       <w:hyperlink w:anchor="ref-nygaard2008">
         <w:r>
@@ -129,7 +129,7 @@
         <w:t xml:space="preserve"> </w:t>
       </w:r>
       <w:r>
-        <w:t xml:space="preserve">Because pelvic floor disorders concentrate in older women, demand for urogynecologic care is coupled to demographic aging: the United States population of women aged 65 years or older is projected to grow by roughly one-third between 2025 and 2050. Whether the urogynecology workforce can meet that rising demand depends jointly on how many subspecialists enter through fellowship training and how many leave clinical practice as a small, geographically concentrated, and aging cohort retires. We therefore treat urogynecology as a supply-and-demand system, and, as a comparator subspecialty with a similar age structure and training pathway, retain board-certified gynecologic oncology, which provides definitive surgical treatment for gynecologic malignancies.</w:t>
+        <w:t xml:space="preserve">Because pelvic floor disorders concentrate in older women, demand for urogynecologic care is coupled to demographic aging: the United States population of women aged 65 years or older is projected to grow by roughly one-third between 2025 and 2050. Whether the workforce can meet that rising demand depends jointly on how many physicians enter subspecialty practice through fellowship training and how many leave clinical practice as a small, geographically concentrated, and aging cohort retires. As a comparator subspecialty with a similar age structure and training pathway, we retain board-certified gynecologic oncology, which provides definitive surgical treatment for gynecologic malignancies.</w:t>
       </w:r>
       <w:hyperlink w:anchor="ref-siegel2023">
         <w:r>
@@ -176,7 +176,7 @@
         <w:pStyle w:val="BodyText"/>
       </w:pPr>
       <w:r>
-        <w:t xml:space="preserve">As large cohorts approach retirement, departures may soon outpace the new subspecialists that fellowship programs produce. Worsening geographic access to gynecologic oncologists has been documented nationally,</w:t>
+        <w:t xml:space="preserve">As large cohorts approach retirement, departures may soon outpace the new subspecialists that fellowship programs produce. Worsening geographic access to gynecologic oncologists has been documented,</w:t>
       </w:r>
       <w:hyperlink w:anchor="ref-desjardins2023">
         <w:r>
@@ -206,7 +206,7 @@
         <w:t xml:space="preserve"> </w:t>
       </w:r>
       <w:r>
-        <w:t xml:space="preserve">and broader analyses anticipate a mismatch between an aging physician supply and rising demand,</w:t>
+        <w:t xml:space="preserve">and broader analyses anticipate a mismatch between an aging supply and rising demand across surgical subspecialties.</w:t>
       </w:r>
       <w:hyperlink w:anchor="ref-dall2013">
         <w:r>
@@ -221,45 +221,135 @@
         <w:rPr>
           <w:vertAlign w:val="superscript"/>
         </w:rPr>
+        <w:t xml:space="preserve">–</w:t>
+      </w:r>
+      <w:hyperlink w:anchor="ref-sharma2024">
+        <w:r>
+          <w:rPr>
+            <w:rStyle w:val="Hyperlink"/>
+            <w:vertAlign w:val="superscript"/>
+          </w:rPr>
+          <w:t xml:space="preserve">10</w:t>
+        </w:r>
+      </w:hyperlink>
+      <w:r>
+        <w:t xml:space="preserve"> </w:t>
+      </w:r>
+      <w:r>
+        <w:t xml:space="preserve">Existing assessments, however, typically infer departure from a single administrative signal such as Medicare billing cessation, which can misclassify low-volume subspecialists and those shifting to nonclinical roles, and rely on demographic aging without quantifying uncertainty in the timing of individual exits. Prior surgical workforce models nonetheless inform our design: demand-side models apply age-specific procedure-use rates to population projections;</w:t>
+      </w:r>
+      <w:hyperlink w:anchor="ref-etzioni2003">
+        <w:r>
+          <w:rPr>
+            <w:rStyle w:val="Hyperlink"/>
+            <w:vertAlign w:val="superscript"/>
+          </w:rPr>
+          <w:t xml:space="preserve">11</w:t>
+        </w:r>
+      </w:hyperlink>
+      <w:r>
+        <w:rPr>
+          <w:vertAlign w:val="superscript"/>
+        </w:rPr>
         <w:t xml:space="preserve">,</w:t>
       </w:r>
-      <w:hyperlink w:anchor="ref-adashi2025">
-        <w:r>
-          <w:rPr>
-            <w:rStyle w:val="Hyperlink"/>
-            <w:vertAlign w:val="superscript"/>
-          </w:rPr>
-          <w:t xml:space="preserve">9</w:t>
-        </w:r>
-      </w:hyperlink>
-      <w:r>
-        <w:t xml:space="preserve"> </w:t>
-      </w:r>
-      <w:r>
-        <w:t xml:space="preserve">a concern echoed across surgical subspecialties.</w:t>
-      </w:r>
-      <w:hyperlink w:anchor="ref-sharma2024">
-        <w:r>
-          <w:rPr>
-            <w:rStyle w:val="Hyperlink"/>
-            <w:vertAlign w:val="superscript"/>
-          </w:rPr>
-          <w:t xml:space="preserve">10</w:t>
-        </w:r>
-      </w:hyperlink>
-      <w:r>
-        <w:t xml:space="preserve"> </w:t>
-      </w:r>
-      <w:r>
-        <w:t xml:space="preserve">Existing assessments, however, typically infer departure from a single administrative signal such as Medicare billing cessation, which can misclassify low-volume subspecialists and those who shift to nonclinical roles, and rely on demographic aging or linear extrapolation without quantifying the uncertainty in the timing of individual exits. Prior surgical workforce models nonetheless offer complementary methods that inform our design: demand-side models apply age-specific procedure-use rates to population projections,</w:t>
-      </w:r>
-      <w:hyperlink w:anchor="ref-etzioni2003">
-        <w:r>
-          <w:rPr>
-            <w:rStyle w:val="Hyperlink"/>
-            <w:vertAlign w:val="superscript"/>
-          </w:rPr>
-          <w:t xml:space="preserve">11</w:t>
+      <w:hyperlink w:anchor="ref-edwards2014">
+        <w:r>
+          <w:rPr>
+            <w:rStyle w:val="Hyperlink"/>
+            <w:vertAlign w:val="superscript"/>
+          </w:rPr>
+          <w:t xml:space="preserve">12</w:t>
+        </w:r>
+      </w:hyperlink>
+      <w:r>
+        <w:t xml:space="preserve"> </w:t>
+      </w:r>
+      <w:r>
+        <w:t xml:space="preserve">dynamic stock-and-flow models age cohorts forward and can express capacity as full-time equivalents rather than head count;</w:t>
+      </w:r>
+      <w:hyperlink w:anchor="ref-fraher2013">
+        <w:r>
+          <w:rPr>
+            <w:rStyle w:val="Hyperlink"/>
+            <w:vertAlign w:val="superscript"/>
+          </w:rPr>
+          <w:t xml:space="preserve">13</w:t>
+        </w:r>
+      </w:hyperlink>
+      <w:r>
+        <w:t xml:space="preserve"> </w:t>
+      </w:r>
+      <w:r>
+        <w:t xml:space="preserve">good-practice standards emphasize explicit assumptions and quantified uncertainty;</w:t>
+      </w:r>
+      <w:hyperlink w:anchor="ref-leejt2024">
+        <w:r>
+          <w:rPr>
+            <w:rStyle w:val="Hyperlink"/>
+            <w:vertAlign w:val="superscript"/>
+          </w:rPr>
+          <w:t xml:space="preserve">14</w:t>
+        </w:r>
+      </w:hyperlink>
+      <w:r>
+        <w:t xml:space="preserve"> </w:t>
+      </w:r>
+      <w:r>
+        <w:t xml:space="preserve">and contemporary projections combining certifications, completions, and retirement find training expansion alone insufficient to offset losses.</w:t>
+      </w:r>
+      <w:hyperlink w:anchor="ref-ellison2018">
+        <w:r>
+          <w:rPr>
+            <w:rStyle w:val="Hyperlink"/>
+            <w:vertAlign w:val="superscript"/>
+          </w:rPr>
+          <w:t xml:space="preserve">15</w:t>
+        </w:r>
+      </w:hyperlink>
+      <w:r>
+        <w:t xml:space="preserve"> </w:t>
+      </w:r>
+      <w:r>
+        <w:t xml:space="preserve">Federal supply-demand modeling cannot separate the gynecologic subspecialties from generalist obstetrician-gynecologists, leaving subspecialty replacement unmeasured.</w:t>
+      </w:r>
+      <w:hyperlink w:anchor="ref-rayburn2025complexities">
+        <w:r>
+          <w:rPr>
+            <w:rStyle w:val="Hyperlink"/>
+            <w:vertAlign w:val="superscript"/>
+          </w:rPr>
+          <w:t xml:space="preserve">16</w:t>
+        </w:r>
+      </w:hyperlink>
+      <w:r>
+        <w:t xml:space="preserve"> </w:t>
+      </w:r>
+      <w:r>
+        <w:t xml:space="preserve">A single prior national projection joined urogynecology supply and demand, comparing a projected subspecialist head count with the projected number of women with pelvic floor disorders and finding a large, persistent burden per subspecialist, but it assumed retirement rather than estimating departure and counted physicians rather than clinical capacity.</w:t>
+      </w:r>
+      <w:hyperlink w:anchor="ref-brueseke2016">
+        <w:r>
+          <w:rPr>
+            <w:rStyle w:val="Hyperlink"/>
+            <w:vertAlign w:val="superscript"/>
+          </w:rPr>
+          <w:t xml:space="preserve">17</w:t>
+        </w:r>
+      </w:hyperlink>
+      <w:r>
+        <w:t xml:space="preserve"> </w:t>
+      </w:r>
+      <w:r>
+        <w:t xml:space="preserve">Because a head count alone can mislead, since it is clinical capacity, not the number of bodies, that patients experience,</w:t>
+      </w:r>
+      <w:hyperlink w:anchor="ref-stitzenberg2015">
+        <w:r>
+          <w:rPr>
+            <w:rStyle w:val="Hyperlink"/>
+            <w:vertAlign w:val="superscript"/>
+          </w:rPr>
+          <w:t xml:space="preserve">18</w:t>
         </w:r>
       </w:hyperlink>
       <w:r>
@@ -268,111 +358,6 @@
         </w:rPr>
         <w:t xml:space="preserve">,</w:t>
       </w:r>
-      <w:hyperlink w:anchor="ref-edwards2014">
-        <w:r>
-          <w:rPr>
-            <w:rStyle w:val="Hyperlink"/>
-            <w:vertAlign w:val="superscript"/>
-          </w:rPr>
-          <w:t xml:space="preserve">12</w:t>
-        </w:r>
-      </w:hyperlink>
-      <w:r>
-        <w:t xml:space="preserve"> </w:t>
-      </w:r>
-      <w:r>
-        <w:t xml:space="preserve">dynamic stock-and-flow supply models age cohorts forward annually and can express capacity as full-time equivalents rather than headcount,</w:t>
-      </w:r>
-      <w:hyperlink w:anchor="ref-fraher2013">
-        <w:r>
-          <w:rPr>
-            <w:rStyle w:val="Hyperlink"/>
-            <w:vertAlign w:val="superscript"/>
-          </w:rPr>
-          <w:t xml:space="preserve">13</w:t>
-        </w:r>
-      </w:hyperlink>
-      <w:r>
-        <w:t xml:space="preserve"> </w:t>
-      </w:r>
-      <w:r>
-        <w:t xml:space="preserve">and good-practice reporting standards emphasize explicit assumptions and quantified uncertainty.</w:t>
-      </w:r>
-      <w:hyperlink w:anchor="ref-leejt2024">
-        <w:r>
-          <w:rPr>
-            <w:rStyle w:val="Hyperlink"/>
-            <w:vertAlign w:val="superscript"/>
-          </w:rPr>
-          <w:t xml:space="preserve">14</w:t>
-        </w:r>
-      </w:hyperlink>
-      <w:r>
-        <w:t xml:space="preserve"> </w:t>
-      </w:r>
-      <w:r>
-        <w:t xml:space="preserve">Contemporary surgical projections that combine board certifications, residency completions, and retirement have likewise found that training expansion alone is insufficient to offset losses,</w:t>
-      </w:r>
-      <w:hyperlink w:anchor="ref-ellison2018">
-        <w:r>
-          <w:rPr>
-            <w:rStyle w:val="Hyperlink"/>
-            <w:vertAlign w:val="superscript"/>
-          </w:rPr>
-          <w:t xml:space="preserve">15</w:t>
-        </w:r>
-      </w:hyperlink>
-      <w:r>
-        <w:t xml:space="preserve"> </w:t>
-      </w:r>
-      <w:r>
-        <w:t xml:space="preserve">a pattern our subspecialty-specific, uncertainty-quantified model tests directly against graduate output. Federal supply-demand modeling, moreover, cannot separate the gynecologic subspecialties from generalist obstetrician-gynecologists, leaving subspecialty replacement unmeasured.</w:t>
-      </w:r>
-      <w:hyperlink w:anchor="ref-rayburn2025complexities">
-        <w:r>
-          <w:rPr>
-            <w:rStyle w:val="Hyperlink"/>
-            <w:vertAlign w:val="superscript"/>
-          </w:rPr>
-          <w:t xml:space="preserve">16</w:t>
-        </w:r>
-      </w:hyperlink>
-      <w:r>
-        <w:t xml:space="preserve"> </w:t>
-      </w:r>
-      <w:r>
-        <w:t xml:space="preserve">A single prior national projection has joined urogynecology supply and demand, comparing a projected subspecialist head count with the projected number of women with pelvic floor disorders and finding a large and persistent burden per subspecialist; it assumed retirement rather than estimating departure, counted physicians rather than clinical capacity, and treated providers and patients as nationally interchangeable.</w:t>
-      </w:r>
-      <w:hyperlink w:anchor="ref-brueseke2016">
-        <w:r>
-          <w:rPr>
-            <w:rStyle w:val="Hyperlink"/>
-            <w:vertAlign w:val="superscript"/>
-          </w:rPr>
-          <w:t xml:space="preserve">17</w:t>
-        </w:r>
-      </w:hyperlink>
-      <w:r>
-        <w:t xml:space="preserve"> </w:t>
-      </w:r>
-      <w:r>
-        <w:t xml:space="preserve">Other assessments have generally counted certified physicians or society members at a single point in time, and workforce studies have argued that a head count alone can mislead, because it is clinical capacity, not the number of bodies, that patients experience.</w:t>
-      </w:r>
-      <w:hyperlink w:anchor="ref-stitzenberg2015">
-        <w:r>
-          <w:rPr>
-            <w:rStyle w:val="Hyperlink"/>
-            <w:vertAlign w:val="superscript"/>
-          </w:rPr>
-          <w:t xml:space="preserve">18</w:t>
-        </w:r>
-      </w:hyperlink>
-      <w:r>
-        <w:rPr>
-          <w:vertAlign w:val="superscript"/>
-        </w:rPr>
-        <w:t xml:space="preserve">,</w:t>
-      </w:r>
       <w:hyperlink w:anchor="ref-temkin2022fte">
         <w:r>
           <w:rPr>
@@ -386,7 +371,7 @@
         <w:t xml:space="preserve"> </w:t>
       </w:r>
       <w:r>
-        <w:t xml:space="preserve">We build on that prior supply-and-demand projection by estimating departure empirically from six administrative streams, counting an active both-pathway roster validated by billing, expressing supply as productivity-adjusted capacity, and quantifying uncertainty in the balance. Whether the anticipated shortage is a near-term problem of aggregate supply, rather than of the distribution of a growing but geographically concentrated workforce, has not been tested against actual graduate output and explicit demand; we provide that test.</w:t>
+        <w:t xml:space="preserve">we build on that projection by estimating departure empirically from six administrative streams, counting an active both-pathway roster validated by billing, expressing supply as productivity-adjusted capacity, and quantifying uncertainty. Whether the anticipated shortage is a near-term problem of aggregate supply rather than of the distribution of a growing but geographically concentrated workforce has not been tested against actual graduate output and explicit demand; we provide that test.</w:t>
       </w:r>
     </w:p>
     <w:p>
@@ -394,7 +379,7 @@
         <w:pStyle w:val="BodyText"/>
       </w:pPr>
       <w:r>
-        <w:t xml:space="preserve">To address these gaps, we assembled the national United States both-pathway urogynecology workforce (the obstetrics-gynecology and urology certifying pathways), with gynecologic oncology (GO) as a comparator, restricted each to physicians in active clinical practice, and classified clinical-practice departure using a framework that integrated six administrative evidence streams. On the supply side, we projected each active workforce with a dynamic age-structured model driven by an empirically estimated age-band departure hazard and ACGME fellowship completions, and expressed supply as productivity-adjusted capacity as well as head count. On the demand side, we projected the population of older United States women and the population with pelvic floor disorders through 2050, and combined supply with demand into per-capita coverage and a supply-to-demand adequacy index. This analysis addresses national aggregate supply and demand; it does not resolve geographic distribution, effective operative capacity, or whether aggregate adequacy is realized in any local market.</w:t>
+        <w:t xml:space="preserve">To address these gaps, we assembled the national United States both-pathway urogynecology workforce (the obstetrics-gynecology and urology certifying pathways), with gynecologic oncology (GO) as a comparator, restricted each to physicians in active clinical practice, and classified clinical-practice departure using a framework that integrated six administrative evidence streams. On the supply side, we projected each active workforce with a dynamic age-structured model driven by an empirically estimated age-band departure hazard and ACGME fellowship completions, and expressed supply as productivity-adjusted capacity as well as head count. On the demand side, we projected the population of older United States women and the population with pelvic floor disorders through 2050, and combined supply with demand into per-capita coverage and a capacity-to-demand index. This analysis addresses national aggregate supply and demand; it does not resolve geographic distribution, effective operative capacity, or whether aggregate adequacy is realized in any local market. We hypothesized that recent fellowship output would replace near-term departures but that demographic growth would reduce per-capita coverage.</w:t>
       </w:r>
     </w:p>
     <w:bookmarkEnd w:id="10"/>
@@ -1037,13 +1022,13 @@
       </w:r>
     </w:p>
     <w:bookmarkEnd w:id="21"/>
-    <w:bookmarkStart w:id="22" w:name="X760ef0c124fe9f37cb5d71b8ee176e3e2334cca"/>
+    <w:bookmarkStart w:id="22" w:name="X3e0bf0ac78deb62d4aafec2ce489ff7f4f685fb"/>
     <w:p>
       <w:pPr>
         <w:pStyle w:val="Heading2"/>
       </w:pPr>
       <w:r>
-        <w:t xml:space="preserve">Demand Estimation and Supply-to-Demand Adequacy</w:t>
+        <w:t xml:space="preserve">Demand Estimation and Capacity Relative to Demographic Demand</w:t>
       </w:r>
     </w:p>
     <w:p>
@@ -1089,7 +1074,7 @@
         <w:t xml:space="preserve"> </w:t>
       </w:r>
       <w:r>
-        <w:t xml:space="preserve">so that a supply-to-demand adequacy index (capacity relative to 2025 demand) reflects delivered care rather than the number of certified physicians; the urology-pathway contribution to that capacity is varied in sensitivity analysis. The supply trajectory carried the same entrant and empirically estimated departure inputs as the primary projection, extended from the fully modeled 2025-2029 horizon to 2050 to align with the demographic-demand horizon. Because that extension projects a 2016-2021 departure hazard and recent graduate output far beyond the calibrated window, the long-horizon supply-and-demand estimates are provisional and are reported to frame supply against demand, not as validated forecasts of clinical need. An interactive version of this supply-to-demand model, in which the productivity and pathway assumptions can be varied, accompanies the manuscript.</w:t>
+        <w:t xml:space="preserve">so that a capacity-to-demand index (capacity relative to 2025 demand) reflects delivered care rather than the number of certified physicians; the urology-pathway contribution to that capacity is varied in sensitivity analysis. The supply trajectory carried the same entrant and empirically estimated departure inputs as the primary projection, extended from the fully modeled 2025-2029 horizon to 2050 to align with the demographic-demand horizon. Because that extension projects a 2016-2021 departure hazard and recent graduate output far beyond the calibrated window, the long-horizon supply-and-demand estimates are provisional and are reported to frame supply against demand, not as validated forecasts of clinical need. An interactive version of this supply-to-demand model, in which the productivity and pathway assumptions can be varied, accompanies the manuscript.</w:t>
       </w:r>
     </w:p>
     <w:bookmarkEnd w:id="22"/>
@@ -1692,7 +1677,7 @@
               <a:graphicData uri="http://schemas.openxmlformats.org/drawingml/2006/picture">
                 <pic:pic>
                   <pic:nvPicPr>
-                    <pic:cNvPr descr="manuscript_WORKFORCE_CLIFF_files/figures/figure1-1.png" id="28" name="Picture"/>
+                    <pic:cNvPr descr="/Users/tylermuffly/Library/Caches/claude-code-tmp/claude-501/-Users-tylermuffly-isochrones/5b8acb2f-8ebf-4a3f-b93c-042bbf0bc68c/scratchpad/cliff-clone/manuscript/manuscript_WORKFORCE_CLIFF_files/figures/figure1-1.png" id="28" name="Picture"/>
                     <pic:cNvPicPr>
                       <a:picLocks noChangeArrowheads="1" noChangeAspect="1"/>
                     </pic:cNvPicPr>
@@ -1773,7 +1758,7 @@
               <a:graphicData uri="http://schemas.openxmlformats.org/drawingml/2006/picture">
                 <pic:pic>
                   <pic:nvPicPr>
-                    <pic:cNvPr descr="manuscript_WORKFORCE_CLIFF_files/figures/figure2-1.png" id="31" name="Picture"/>
+                    <pic:cNvPr descr="/Users/tylermuffly/Library/Caches/claude-code-tmp/claude-501/-Users-tylermuffly-isochrones/5b8acb2f-8ebf-4a3f-b93c-042bbf0bc68c/scratchpad/cliff-clone/manuscript/manuscript_WORKFORCE_CLIFF_files/figures/figure2-1.png" id="31" name="Picture"/>
                     <pic:cNvPicPr>
                       <a:picLocks noChangeArrowheads="1" noChangeAspect="1"/>
                     </pic:cNvPicPr>
@@ -1918,7 +1903,7 @@
         <w:pStyle w:val="FirstParagraph"/>
       </w:pPr>
       <w:r>
-        <w:t xml:space="preserve">Set against the population it serves, projected urogynecology supply outpaced demographic demand across the 2025-2050 horizon (accompanying supply-to-demand model). The population of United States women aged 65 years or older, in whom pelvic floor disorders concentrate, was projected to rise about 29% (from 34.7 to 44.8 million) and the population living with a pelvic floor disorder about 19% (from 33.1 to 39.5 million), while the projected workforce grew faster, by about 79% (index 179, 2025 = 100). As a result, urogynecologists per 100,000 women aged 65 years or older rose from 3.9 in 2025 to about 5.4 in 2050, and the number of women with a pelvic floor disorder per urogynecologist fell from roughly 24,800 to 16,500. Expressed as productivity-adjusted capacity rather than head count, the supply-to-demand adequacy index rose above its 2025 value across the horizon and remained above one under the base-case urology-pathway contribution; because supply grew from a larger proportional base than demand, that ordering was preserved across the plausible range of productivity and pathway assumptions examined in sensitivity analysis. These supply-and-demand estimates are national aggregates under stable prevalence and care-seeking and rest on a long-horizon extrapolation of the departure hazard; they indicate whether the number and capacity of urogynecologists keeps pace with a growing older-female population, not whether that capacity reaches the markets or procedures where demand is concentrated.</w:t>
+        <w:t xml:space="preserve">Set against the population it serves, projected urogynecology supply outpaced demographic demand across the 2025-2050 horizon (accompanying supply-to-demand model). The population of United States women aged 65 years or older, in whom pelvic floor disorders concentrate, was projected to rise about 29% (from 34.7 to 44.8 million) and the population living with a pelvic floor disorder about 19% (from 33.1 to 39.5 million), while the projected workforce grew faster, by about 79% (index 179, 2025 = 100). As a result, urogynecologists per 100,000 women aged 65 years or older rose from 3.9 in 2025 to about 5.4 in 2050, and the number of women with a pelvic floor disorder per urogynecologist fell from roughly 24,800 to 16,500. Expressed as productivity-adjusted capacity rather than head count, the capacity-to-demand index rose above its 2025 value across the horizon and remained above one under the base-case urology-pathway contribution; because supply grew from a larger proportional base than demand, that ordering was preserved across the plausible range of productivity and pathway assumptions examined in sensitivity analysis. These supply-and-demand estimates are national aggregates under stable prevalence and care-seeking and rest on a long-horizon extrapolation of the departure hazard; they indicate whether the number and capacity of urogynecologists keeps pace with a growing older-female population, not whether that capacity reaches the markets or procedures where demand is concentrated.</w:t>
       </w:r>
     </w:p>
     <w:bookmarkEnd w:id="34"/>
@@ -1990,7 +1975,7 @@
         <w:pStyle w:val="FirstParagraph"/>
       </w:pPr>
       <w:r>
-        <w:t xml:space="preserve">Whether headcount replacement implies replacement of operative capacity is a distinct and clinically important question that our data could not resolve. An exploratory Medicare fee-for-service analysis found that most apparent operative cessations were not accompanied by complete clinical-practice departure (only 7% to 18% coincided with an independent departure signal, and most physicians kept billing clinically), and that estimates of graduate operative entry depended heavily on follow-up length; because a true operative retiree may keep billing clinic visits, these signals could not separate genuine cessation of surgery from loss of Medicare visibility, and once the follow-up artifact was addressed the corrected replacement estimates were above one but too unreliable to interpret.</w:t>
+        <w:t xml:space="preserve">Whether head-count replacement implies replacement of operative capacity is a distinct question our data could not resolve. An exploratory Medicare fee-for-service analysis found that most apparent operative cessations were not accompanied by complete clinical-practice departure (only 7% to 18% coincided with an independent departure signal), and estimates of graduate operative entry depended heavily on follow-up length; because a true operative retiree may keep billing clinic visits, these signals could not separate genuine cessation of surgery from loss of Medicare visibility.</w:t>
       </w:r>
       <w:hyperlink w:anchor="ref-poushay2018">
         <w:r>
@@ -2035,7 +2020,7 @@
         <w:t xml:space="preserve"> </w:t>
       </w:r>
       <w:r>
-        <w:t xml:space="preserve">Because Medicare fee-for-service omits the commercial and facility-billed surgery that constitutes much of these subspecialties’ operative volume, operative-capacity replacement remains unresolved and will require all-payer claims or institutional operative-log data to measure directly. The conceptual point stands regardless: because a surgeon can leave operative practice while remaining clinically active, adequate headcount does not by itself guarantee adequate surgical capacity, and this distinction should be measured directly rather than assumed in future workforce studies.</w:t>
+        <w:t xml:space="preserve">Because Medicare fee-for-service omits the commercial and facility-billed surgery that constitutes much of these subspecialties’ operative volume, operative-capacity replacement remains unresolved and will require all-payer or institutional operative-log data. The conceptual point stands: because a surgeon can leave operative practice while remaining clinically active, adequate head count does not guarantee adequate surgical capacity, and this distinction should be measured rather than assumed.</w:t>
       </w:r>
     </w:p>
     <w:bookmarkEnd w:id="38"/>
@@ -2053,7 +2038,7 @@
         <w:pStyle w:val="FirstParagraph"/>
       </w:pPr>
       <w:r>
-        <w:t xml:space="preserve">Our findings agree with and extend the most recent gynecologic oncology fellowship analysis. Holtzman and colleagues documented gynecologic oncology fellowship programs rising from 38 to 65 and annual positions from 36 to 80 between 2004 and 2023, alongside geographic maldistribution;</w:t>
+        <w:t xml:space="preserve">Our findings extend the most recent gynecologic oncology fellowship analysis: Holtzman and colleagues documented programs rising from 38 to 65 and annual positions from 36 to 80 between 2004 and 2023, alongside geographic maldistribution;</w:t>
       </w:r>
       <w:hyperlink w:anchor="ref-holtzman2025">
         <w:r>
@@ -2068,7 +2053,7 @@
         <w:t xml:space="preserve"> </w:t>
       </w:r>
       <w:r>
-        <w:t xml:space="preserve">our completion-to-departure ratio of 7.1 quantifies the imbalance between fellowship inflow and clinical-practice outflow that underlies their observation, and extends their program-and-position accounting by measuring actual graduate output against empirically estimated departures. Earlier need-based projections from demographic aging did not measure actual graduate output,</w:t>
+        <w:t xml:space="preserve">our completion-to-departure ratio of 7.1 quantifies the inflow-outflow imbalance underlying that observation by measuring actual graduate output against empirically estimated departures. Earlier need-based projections did not measure graduate output,</w:t>
       </w:r>
       <w:hyperlink w:anchor="ref-wallace2010">
         <w:r>
@@ -2083,7 +2068,7 @@
         <w:t xml:space="preserve"> </w:t>
       </w:r>
       <w:r>
-        <w:t xml:space="preserve">which we find substantially exceeds program-capacity assumptions; documented worsening geographic access to gynecologic oncologists</w:t>
+        <w:t xml:space="preserve">which we find substantially exceeds program-capacity assumptions, so documented worsening access to gynecologic oncologists</w:t>
       </w:r>
       <w:hyperlink w:anchor="ref-desjardins2023">
         <w:r>
@@ -2098,7 +2083,7 @@
         <w:t xml:space="preserve"> </w:t>
       </w:r>
       <w:r>
-        <w:t xml:space="preserve">therefore cannot be attributed to a near-term national headcount replacement failure alone. For urogynecology specifically, the single prior national projection to join supply and demand, Brueseke and colleagues, projected the subspecialist head count against the projected number of women with pelvic floor disorders and reported roughly 27,650 women with a pelvic floor disorder per subspecialist by 2045, establishing that a rising head count does not erase the underlying disease burden.</w:t>
+        <w:t xml:space="preserve">cannot be attributed to near-term national head-count replacement failure alone. For urogynecology, the single prior national supply-and-demand projection reported roughly 27,650 women with a pelvic floor disorder per subspecialist by 2045, establishing that a rising head count does not erase the disease burden.</w:t>
       </w:r>
       <w:hyperlink w:anchor="ref-brueseke2016">
         <w:r>
@@ -2113,7 +2098,7 @@
         <w:t xml:space="preserve"> </w:t>
       </w:r>
       <w:r>
-        <w:t xml:space="preserve">We advance that analysis on four fronts. First, we estimate departure empirically from six administrative streams rather than assuming retirement at a fixed age, and we quantify the resulting uncertainty. Second, we count an active, both-pathway roster validated by Medicare billing rather than a certification or society-membership head count, and prior society-membership frames can undercount the urology pathway that also delivers pelvic floor care.</w:t>
+        <w:t xml:space="preserve">We advance that analysis by estimating departure empirically from six administrative streams with quantified uncertainty rather than assuming fixed-age retirement; counting an active both-pathway roster validated by Medicare billing rather than a certification or society-membership head count that can undercount the urology pathway;</w:t>
       </w:r>
       <w:hyperlink w:anchor="ref-wallace2010">
         <w:r>
@@ -2128,7 +2113,7 @@
         <w:t xml:space="preserve"> </w:t>
       </w:r>
       <w:r>
-        <w:t xml:space="preserve">Third, we express supply as productivity-adjusted capacity rather than head count, following the principle that clinical capacity, not the number of bodies, is what patients experience.</w:t>
+        <w:t xml:space="preserve">expressing supply as productivity-adjusted capacity, since clinical capacity, not the number of bodies, is what patients experience;</w:t>
       </w:r>
       <w:hyperlink w:anchor="ref-stitzenberg2015">
         <w:r>
@@ -2158,7 +2143,7 @@
         <w:t xml:space="preserve"> </w:t>
       </w:r>
       <w:r>
-        <w:t xml:space="preserve">Fourth, we report the balance as per-capita coverage rather than a single ratio. Because the demand denominator (women with any modeled pelvic floor disorder) is an upper-bound epidemiologic construct rather than a count of subspecialty visits or operations,</w:t>
+        <w:t xml:space="preserve">and reporting per-capita coverage rather than a single ratio. Because the demand denominator (women with any modeled pelvic floor disorder) is an upper-bound epidemiologic construct rather than a count of visits or operations,</w:t>
       </w:r>
       <w:hyperlink w:anchor="ref-nygaard2008">
         <w:r>
@@ -2173,7 +2158,7 @@
         <w:t xml:space="preserve"> </w:t>
       </w:r>
       <w:r>
-        <w:t xml:space="preserve">we present coverage as relative and do not interpret it as a proportion of clinical need met; consultation-based and surgical-volume demand models are informative alternative denominators for future work.</w:t>
+        <w:t xml:space="preserve">we present coverage as relative and do not interpret it as the proportion of clinical need met.</w:t>
       </w:r>
     </w:p>
     <w:p>
@@ -2393,7 +2378,7 @@
         <w:pStyle w:val="FirstParagraph"/>
       </w:pPr>
       <w:r>
-        <w:t xml:space="preserve">This analysis combines primary-source workforce and fellowship data with explicit administrative-classification and modeling assumptions: the active workforce from certification records linked to administrative data, graduate counts from ACGME completion records, and departure rates estimated empirically over a right-censoring-safe window, matching a national surgeon-attrition benchmark from the same data.</w:t>
+        <w:t xml:space="preserve">This analysis combines primary-source workforce and fellowship data with explicit administrative-classification assumptions: an active workforce from certification records linked to administrative data, ACGME graduate counts, and departure rates estimated empirically over a right-censoring-safe window, matching a national surgeon-attrition benchmark from the same data.</w:t>
       </w:r>
       <w:hyperlink w:anchor="ref-elemosho2026">
         <w:r>
@@ -2408,7 +2393,7 @@
         <w:t xml:space="preserve"> </w:t>
       </w:r>
       <w:r>
-        <w:t xml:space="preserve">The multi-source classifier integrates certification, industry payments, prescribing, enrollment, and claims signals rather than a single source such as Medicare billing cessation, intended to reduce reliance on any single source and the associated risk of misclassifying, for example, a low-volume subspecialist who stops billing Medicare but keeps operating. We assessed aggregate temporal calibration by back-testing (Appendix S3), which reproduced observed active headcount within about 1% but does not validate individual departure classifications, and we checked the classifier for concordance against independent state-licensure status: it agreed with licensure on active status (negative predictive value 0.98) but flagged more departures than licensure recorded (about 11% versus 3%; Cohen kappa 0.06), as expected because physicians retain licenses after leaving practice. At the detection stage the classifier was disproportionately driven by cessation of Open Payments reporting (the sole firing source for about 30% of detected departures); because stopping industry payments is not a validated indicator of leaving practice, the primary definition requires a corroborating non-Open-Payments anchor (Medicare Part B cessation, Part D cessation, NPPES deactivation, or ABMS lapse), which removes the Open-Payments-only events. We do not assert which definition is closer to truth pending the individual adjudication; we report only that the finding is stable across the choice. Under the Open Payments-inclusive definition the ratios were lower (about 5.6 for Gynecologic Oncology and 4.3 for URPS) and under the primary non-Open-Payments-anchored definition higher, but both cohorts remained above replacement under every source-inclusion rule tested (Appendix S15); the non-Open-Payments-anchored definition also raised the estimated median departure age. Because the primary outcome is departure, not active status, a high negative predictive value does not establish the positive predictive value or sensitivity of a classified departure. Automated corroboration cannot fill this gap: within the Open-Payments-inclusive detection layer a non-Open-Payments signal supported 36% (Gynecologic Oncology) and 46% (URPS) of detected departures (Appendix S7b), but the primary non-Open-Payments-anchored endpoint retains only the events that carry such an anchor, so 100% are corroborated by construction, a tautology rather than validation. Genuine individual-level validation requires the prespecified two-reviewer chart adjudication, whose sample and instrument are complete but whose results are pending (Appendix S7); until it is complete we do not claim the departure classifier is individually validated and report the endpoint as provisional. Death was under-ascertained by both administrative systems, and because the obituary-confirmation pipeline could not be completed, board-confirmed deaths were not individually folded into the departure hazard or the active baseline; missed deaths leave deceased physicians in the active stock and drop true departure events from the numerator, biasing the departure rate downward and the completion-to-departure ratio upward. To bound this bias we applied an age- and sex-specific expected-mortality sensitivity (SSA Period Life Table, 2020; Appendix S25), adding expected deaths to the departure numerator; because general-population mortality overstates mortality among practicing physicians, attributing every expected death to a missed departure is a conservative upper bound. Even under that upper bound the ratios fell only to 4.3 for Gynecologic Oncology and 3.3 for URPS (and to 5.3 and 4.2 respectively if half the expected deaths were missed), both remaining above replacement.</w:t>
+        <w:t xml:space="preserve">The multi-source classifier integrates certification, industry-payment, prescribing, enrollment, and claims signals rather than a single source, reducing the risk of misclassifying a low-volume subspecialist who stops billing Medicare but keeps operating. Back-testing reproduced observed active head count within about 1% (Appendix S3) but does not validate individual classifications; the classifier agreed with state licensure on active status (negative predictive value 0.98) yet flagged more departures than licensure recorded (about 11% versus 3%; Cohen kappa 0.06), as expected because physicians retain licenses after leaving practice. Because cessation of Open Payments reporting (the sole firing source for about 30% of detected departures) is not a validated indicator of leaving practice, the primary definition requires a corroborating non-Open-Payments anchor (Medicare Part B or Part D cessation, NPPES deactivation, or ABMS lapse); under the Open Payments-inclusive definition the ratios were lower (about 5.6 for Gynecologic Oncology and 4.3 for URPS) and under the primary definition higher, but both cohorts remained above replacement under every source-inclusion rule (Appendix S15). Because the primary outcome is departure, not active status, a high negative predictive value does not establish positive predictive value or sensitivity, and automated corroboration cannot fill the gap: within the Open-Payments-inclusive layer a non-Open-Payments signal supported 36% (Gynecologic Oncology) and 46% (URPS) of detected departures (Appendix S7b), but the anchored endpoint retains only events carrying such an anchor, so 100% are corroborated by construction, a tautology rather than validation. Genuine validation requires the prespecified two-reviewer chart adjudication, complete but pending (Appendix S7), so we report the endpoint as provisional. Death was under-ascertained by both systems; missed deaths leave deceased physicians in the active stock and bias the departure rate downward. To bound this we added age- and sex-specific expected deaths to the departure numerator (SSA Period Life Table, 2020; Appendix S25), a conservative upper bound because general-population mortality overstates physician mortality. Even so the ratios fell only to 4.3 for Gynecologic Oncology and 3.3 for URPS (5.3 and 4.2 if half were missed), both above replacement.</w:t>
       </w:r>
     </w:p>
     <w:bookmarkEnd w:id="42"/>

--- a/manuscript/manuscript_WORKFORCE_CLIFF.docx
+++ b/manuscript/manuscript_WORKFORCE_CLIFF.docx
@@ -15,7 +15,7 @@
         <w:pStyle w:val="Date"/>
       </w:pPr>
       <w:r>
-        <w:t xml:space="preserve">July 25, 2026</w:t>
+        <w:t xml:space="preserve">July 28, 2026</w:t>
       </w:r>
     </w:p>
     <w:bookmarkStart w:id="9" w:name="abstract"/>
@@ -1677,7 +1677,7 @@
               <a:graphicData uri="http://schemas.openxmlformats.org/drawingml/2006/picture">
                 <pic:pic>
                   <pic:nvPicPr>
-                    <pic:cNvPr descr="/Users/tylermuffly/Library/Caches/claude-code-tmp/claude-501/-Users-tylermuffly-isochrones/5b8acb2f-8ebf-4a3f-b93c-042bbf0bc68c/scratchpad/cliff-clone/manuscript/manuscript_WORKFORCE_CLIFF_files/figures/figure1-1.png" id="28" name="Picture"/>
+                    <pic:cNvPr descr="/Users/tylermuffly/cliff/manuscript/manuscript_WORKFORCE_CLIFF_files/figures/figure1-1.png" id="28" name="Picture"/>
                     <pic:cNvPicPr>
                       <a:picLocks noChangeArrowheads="1" noChangeAspect="1"/>
                     </pic:cNvPicPr>
@@ -1758,7 +1758,7 @@
               <a:graphicData uri="http://schemas.openxmlformats.org/drawingml/2006/picture">
                 <pic:pic>
                   <pic:nvPicPr>
-                    <pic:cNvPr descr="/Users/tylermuffly/Library/Caches/claude-code-tmp/claude-501/-Users-tylermuffly-isochrones/5b8acb2f-8ebf-4a3f-b93c-042bbf0bc68c/scratchpad/cliff-clone/manuscript/manuscript_WORKFORCE_CLIFF_files/figures/figure2-1.png" id="31" name="Picture"/>
+                    <pic:cNvPr descr="/Users/tylermuffly/cliff/manuscript/manuscript_WORKFORCE_CLIFF_files/figures/figure2-1.png" id="31" name="Picture"/>
                     <pic:cNvPicPr>
                       <a:picLocks noChangeArrowheads="1" noChangeAspect="1"/>
                     </pic:cNvPicPr>
@@ -2378,7 +2378,7 @@
         <w:pStyle w:val="FirstParagraph"/>
       </w:pPr>
       <w:r>
-        <w:t xml:space="preserve">This analysis combines primary-source workforce and fellowship data with explicit administrative-classification assumptions: an active workforce from certification records linked to administrative data, ACGME graduate counts, and departure rates estimated empirically over a right-censoring-safe window, matching a national surgeon-attrition benchmark from the same data.</w:t>
+        <w:t xml:space="preserve">This analysis combines primary-source workforce and fellowship data with explicit administrative-classification and modeling assumptions: an active workforce from certification records linked to administrative data, ACGME graduate counts, and departure rates estimated empirically over a right-censoring-safe window, matching a national surgeon-attrition benchmark from the same data.</w:t>
       </w:r>
       <w:hyperlink w:anchor="ref-elemosho2026">
         <w:r>
@@ -2393,7 +2393,7 @@
         <w:t xml:space="preserve"> </w:t>
       </w:r>
       <w:r>
-        <w:t xml:space="preserve">The multi-source classifier integrates certification, industry-payment, prescribing, enrollment, and claims signals rather than a single source, reducing the risk of misclassifying a low-volume subspecialist who stops billing Medicare but keeps operating. Back-testing reproduced observed active head count within about 1% (Appendix S3) but does not validate individual classifications; the classifier agreed with state licensure on active status (negative predictive value 0.98) yet flagged more departures than licensure recorded (about 11% versus 3%; Cohen kappa 0.06), as expected because physicians retain licenses after leaving practice. Because cessation of Open Payments reporting (the sole firing source for about 30% of detected departures) is not a validated indicator of leaving practice, the primary definition requires a corroborating non-Open-Payments anchor (Medicare Part B or Part D cessation, NPPES deactivation, or ABMS lapse); under the Open Payments-inclusive definition the ratios were lower (about 5.6 for Gynecologic Oncology and 4.3 for URPS) and under the primary definition higher, but both cohorts remained above replacement under every source-inclusion rule (Appendix S15). Because the primary outcome is departure, not active status, a high negative predictive value does not establish positive predictive value or sensitivity, and automated corroboration cannot fill the gap: within the Open-Payments-inclusive layer a non-Open-Payments signal supported 36% (Gynecologic Oncology) and 46% (URPS) of detected departures (Appendix S7b), but the anchored endpoint retains only events carrying such an anchor, so 100% are corroborated by construction, a tautology rather than validation. Genuine validation requires the prespecified two-reviewer chart adjudication, complete but pending (Appendix S7), so we report the endpoint as provisional. Death was under-ascertained by both systems; missed deaths leave deceased physicians in the active stock and bias the departure rate downward. To bound this we added age- and sex-specific expected deaths to the departure numerator (SSA Period Life Table, 2020; Appendix S25), a conservative upper bound because general-population mortality overstates physician mortality. Even so the ratios fell only to 4.3 for Gynecologic Oncology and 3.3 for URPS (5.3 and 4.2 if half were missed), both above replacement.</w:t>
+        <w:t xml:space="preserve">The multi-source classifier integrates certification, industry-payment, prescribing, enrollment, and claims signals rather than a single source such as Medicare billing cessation, intended to reduce reliance on any single source and the associated risk of misclassifying a low-volume subspecialist who stops billing Medicare but keeps operating. Back-testing reproduced observed active head count within about 1% (Appendix S3) but does not validate individual classifications; the classifier agreed with state licensure on active status (negative predictive value 0.98) yet flagged more departures than licensure recorded (about 11% versus 3%; Cohen kappa 0.06), as expected because physicians retain licenses after leaving practice. Because cessation of Open Payments reporting (the sole firing source for about 30% of detected departures) is not a validated indicator of leaving practice, the primary definition requires a corroborating non-Open-Payments anchor (Medicare Part B or Part D cessation, NPPES deactivation, or ABMS lapse); under the Open Payments-inclusive definition the ratios were lower (about 5.6 for Gynecologic Oncology and 4.3 for URPS) and under the primary definition higher, but both cohorts remained above replacement under every source-inclusion rule (Appendix S15). Because the primary outcome is departure, not active status, a high negative predictive value does not establish positive predictive value or sensitivity, and automated corroboration cannot fill the gap: within the Open-Payments-inclusive layer a non-Open-Payments signal supported 36% (Gynecologic Oncology) and 46% (URPS) of detected departures (Appendix S7b), but the anchored endpoint retains only events carrying such an anchor, so 100% are corroborated by construction, a tautology rather than validation. Genuine individual-level validation requires the prespecified two-reviewer chart adjudication, complete but pending (Appendix S7); until it is complete we do not claim the departure classifier is individually validated and report the endpoint as provisional. Death was under-ascertained by both systems; missed deaths leave deceased physicians in the active stock and drop true departure events from the numerator, biasing the departure rate downward and the completion-to-departure ratio upward. To bound this we applied an age- and sex-specific expected-mortality sensitivity, adding expected deaths to the departure numerator (SSA Period Life Table, 2020; Appendix S25), a conservative upper bound because general-population mortality overstates physician mortality. Even so the ratios fell only to 4.3 for Gynecologic Oncology and 3.3 for URPS (5.3 and 4.2 if half were missed), both above replacement.</w:t>
       </w:r>
     </w:p>
     <w:bookmarkEnd w:id="42"/>

--- a/manuscript/manuscript_WORKFORCE_CLIFF.docx
+++ b/manuscript/manuscript_WORKFORCE_CLIFF.docx
@@ -15,7 +15,7 @@
         <w:pStyle w:val="Date"/>
       </w:pPr>
       <w:r>
-        <w:t xml:space="preserve">July 28, 2026</w:t>
+        <w:t xml:space="preserve">August 02, 2026</w:t>
       </w:r>
     </w:p>
     <w:bookmarkStart w:id="9" w:name="abstract"/>
@@ -42,7 +42,7 @@
         <w:t xml:space="preserve"> </w:t>
       </w:r>
       <w:r>
-        <w:t xml:space="preserve">To project the supply-and-demand balance of the United States urogynecology and reconstructive pelvic surgery (URPS) workforce through 2050 by integrating an empirically estimated clinical-practice departure hazard (supply) with demographic projections of demand for pelvic floor disorder care, moving beyond a static head count.</w:t>
+        <w:t xml:space="preserve">To project the United States urogynecology and reconstructive pelvic surgery (URPS) workforce supply-and-demand balance through 2050, integrating an empirically estimated clinical-practice departure hazard with demographic demand for pelvic floor disorder care.</w:t>
       </w:r>
     </w:p>
     <w:p>
@@ -60,7 +60,7 @@
         <w:t xml:space="preserve"> </w:t>
       </w:r>
       <w:r>
-        <w:t xml:space="preserve">We assembled the national both-pathway URPS workforce from board certification records (the American Board of Obstetrics and Gynecology and the American Board of Urology) linked to administrative practice data, and classified clinical-practice departure from six administrative evidence streams. On the supply side, a hierarchical partial-pooled age-band departure hazard (borrowing strength from a gynecologic oncology comparator cohort; estimated over the fully observable 2016-2021 window) was applied in a dynamic age-structured projection that ages the cohort, applies age-band departure, and adds annual ACGME fellowship completers, with supply also expressed as productivity-adjusted capacity rather than head count alone. On the demand side, we projected the United States population of women aged 65 years or older (US Census Bureau 2023 National Population Projections) and the population with pelvic floor disorders (age-specific prevalence applied to those projections), and combined supply and demand into urogynecologists per 100,000 older women and a capacity-to-demand index. Uncertainty was characterized by Monte Carlo parameter simulation and multidimensional one-way sensitivity analyses.</w:t>
+        <w:t xml:space="preserve">We assembled the national both-pathway URPS workforce from American Board of Obstetrics and Gynecology and American Board of Urology certification records linked to administrative data, and classified clinical-practice departure from six administrative streams. A pooled age-band departure hazard, estimated over the fully observable 2016-2021 window with gynecologic oncology as comparator, drove a dynamic age-structured supply projection adding annual ACGME fellowship completers, with supply also expressed as productivity-adjusted capacity. Demand combined the projected United States population of women aged 65 years or older (US Census Bureau 2023) and those with pelvic floor disorders. Uncertainty used Monte Carlo simulation and multidimensional sensitivity analyses.</w:t>
       </w:r>
     </w:p>
     <w:p>
@@ -78,7 +78,7 @@
         <w:t xml:space="preserve"> </w:t>
       </w:r>
       <w:r>
-        <w:t xml:space="preserve">The active both-pathway URPS workforce comprised 1,295 urogynecologists; 35 departures were classified over 2016-2021, implying a weighted annual departure rate of 0.9%. Annual fellowship output (64) exceeded estimated near-term departures, and the integrated supply projection grew the workforce by about 79% by 2050 (index 179, 2025 = 100). Over the same horizon the population of women aged 65 years or older rose 29% (34.7 to 44.8 million) and the population with pelvic floor disorders 19% (33.1 to 39.5 million), so supply outpaced demographic demand: urogynecologists per 100,000 older women rose from 3.9 to 5.4, and women with pelvic floor disorders per urogynecologist fell from roughly 24,800 to 16,500. A gynecologic oncology comparator showed the same direction. Building on prior national head-count supply-and-demand projections for this workforce, this model adds an empirically estimated multi-source departure hazard, an active both-pathway roster validated by billing, productivity-adjusted capacity beyond head count, and quantified uncertainty. The departure endpoint is provisional pending physician-level adjudication, demand inputs are demographic rather than utilization-derived, and operative and geographic capacity are not resolved.</w:t>
+        <w:t xml:space="preserve">The active both-pathway URPS workforce comprised 1,306 urogynecologists; 35 departures over 2016-2021 implied a weighted annual departure rate of 0.9%. Annual fellowship output (64) exceeded near-term departures, and supply grew about 79% by 2050 (index 179, 2025 = 100). Meanwhile women aged 65 years or older rose 29% (34.7 to 44.8 million) and those with pelvic floor disorders 19% (33.1 to 39.5 million), so supply outpaced demand: urogynecologists per 100,000 older women rose from 3.9 to 5.4, and women with a pelvic floor disorder per urogynecologist fell from roughly 24,800 to 16,500. The departure endpoint is provisional pending physician-level adjudication; demand is demographic rather than utilization-derived; and operative and geographic capacity are unresolved.</w:t>
       </w:r>
     </w:p>
     <w:p>
@@ -96,7 +96,7 @@
         <w:t xml:space="preserve"> </w:t>
       </w:r>
       <w:r>
-        <w:t xml:space="preserve">Integrating an empirically estimated departure hazard with demographic demand, projected United States urogynecology supply grows faster than demand for pelvic floor disorder care through 2050. These findings describe national aggregate supply and demand under a provisional administrative classification; they do not establish geographic access, effective operative capacity, or that aggregate adequacy is realized in any local market.</w:t>
+        <w:t xml:space="preserve">Integrating an empirically estimated departure hazard with demographic demand, projected United States urogynecology supply grows faster than demand through 2050. These national aggregate findings rest on a provisional classification and do not establish geographic access, operative capacity, or local-market adequacy.</w:t>
       </w:r>
     </w:p>
     <w:bookmarkEnd w:id="9"/>
@@ -473,7 +473,7 @@
         <w:t xml:space="preserve"> </w:t>
       </w:r>
       <w:r>
-        <w:t xml:space="preserve">rather than an ABOG urogynecologist; on adjudication, 38 of these (28 carrying the Female Pelvic Medicine and Reconstructive Surgery taxonomy on their own National Provider Identifier, and 10 with a demonstrable false name match to the ABOG record) were reinstated as genuine urology-pathway urogynecologists, while 47 coded only with a general-urology taxonomy were held out pending confirmation. This yielded 308 net-new active ABU urogynecologists, all retained in the both-pathway baseline. For the age-structured projection, each physician’s age was reconstructed from the board-certification year where available (302 physicians); the remaining 6, whose certification year was not recorded in the crosswalk, were aged from their medical-school graduation year (or, for two without a recorded graduation year, a certification-based age proxy), so that every active physician is carried in the stock and exposed to age-specific departure risk rather than dropped for a missing certification date. The 1,295 both-pathway baseline therefore comprises the ABOG-certified active urogynecologists plus these 308 ABU physicians.</w:t>
+        <w:t xml:space="preserve">rather than an ABOG urogynecologist; on adjudication, 38 of these (28 carrying the Female Pelvic Medicine and Reconstructive Surgery taxonomy on their own National Provider Identifier, and 10 with a demonstrable false name match to the ABOG record) were reinstated as genuine urology-pathway urogynecologists, while 47 coded only with a general-urology taxonomy were held out pending confirmation. This yielded 308 net-new ABU urogynecologists in the identified roster (270 net-new plus 38 reinstated dual-boarded); the 279 whose urogynecology subspecialty certification was effective by 2023 enter the both-pathway 2023 board-certified active baseline. For the age-structured projection, each physician’s age was reconstructed from the urogynecology subspecialty certification year where recorded (981 ABOG physicians, from the American Board of Obstetrics and Gynecology sub-certification start date) and otherwise from a fellowship-timing proxy (46 ABOG physicians as primary certification plus three years, and all 279 ABU physicians as primary certification plus two years), so that every active physician is carried in the stock and exposed to age-specific departure risk. The 1,306 both-pathway baseline therefore comprises the 1,027 ABOG-certified active urogynecologists plus these 279 ABU physicians.</w:t>
       </w:r>
       <w:hyperlink w:anchor="ref-plaska2025">
         <w:r>
@@ -488,7 +488,7 @@
         <w:t xml:space="preserve"> </w:t>
       </w:r>
       <w:r>
-        <w:t xml:space="preserve">As direct evidence that these urology-pathway physicians actively practice urogynecology rather than holding certification nominally, 87% billed at least one procedure from the empirically defined female pelvic medicine and reconstructive surgery code set in Medicare fee-for-service in 2024 (the most recent year available; median 666 services per physician), and 44 performed at least 851 sling operations for stress urinary incontinence (Current Procedural Terminology code 57288); because Medicare fee-for-service excludes commercial, Medicaid, and Medicare Advantage claims and suppresses provider-code cells below eleven services, these counts are conservative lower bounds. Minimally Invasive Gynecologic Surgery is a voluntary ABOG Focused Practice Designation rather than a subspecialty board certification; it is analyzed separately as an exploratory designation-based cohort (below) and is not pooled with the two board-certified subspecialties. No geographic restriction was applied at any stage: both the physician denominator (the active board-certified stock and its departures) and the ACGME fellowship-completion numerator are national United States counts, so the completion-to-departure ratio compares geographically like with like (the two cohorts include fewer than three subspecialists outside the contiguous states, all in Hawaii).</w:t>
+        <w:t xml:space="preserve">As direct evidence that these urology-pathway physicians actively practice urogynecology rather than holding certification nominally, 87% billed at least one procedure from the empirically defined female pelvic medicine and reconstructive surgery code set in Medicare fee-for-service in 2024 (the most recent year available; median 666 services per physician), and 44 of them performed sling operations for stress urinary incontinence (Current Procedural Terminology code 57288), at least 851 such operations in aggregate; because Medicare fee-for-service excludes commercial, Medicaid, and Medicare Advantage claims and suppresses provider-code cells below eleven services, these counts are conservative lower bounds. Minimally Invasive Gynecologic Surgery is a voluntary ABOG Focused Practice Designation rather than a subspecialty board certification; it is analyzed separately as an exploratory designation-based cohort (below) and is not pooled with the two board-certified subspecialties. No geographic restriction was applied at any stage: both the physician denominator (the active board-certified stock and its departures) and the ACGME fellowship-completion numerator are national United States counts, so the completion-to-departure ratio compares geographically like with like (the two cohorts include fewer than three subspecialists outside the contiguous states, all in Hawaii).</w:t>
       </w:r>
     </w:p>
     <w:p>
@@ -633,7 +633,7 @@
         <w:t xml:space="preserve"> </w:t>
       </w:r>
       <w:r>
-        <w:t xml:space="preserve">for age-related exits. Because the physician-level adjudication of this classification is not yet complete (Appendix S7), we present departure classification as a provisional administrative model rather than a validated measurement of departure; the high completion-to-departure ratios make the headcount conclusion robust to substantial misclassification: the headcount balance would fall below one-for-one only if true departures reached the entrant count. Conditional on the current classifier, active baseline, pooled-hazard model, and the assumption that all completers enter practice, roughly 82% to 86% of true departures would have to be missed to overturn the conclusion; under a 70% graduate-to-practice conversion the corresponding tipping points are roughly 75% to 80%. This single-axis tipping point is one component of a broader uncertainty analysis, not a substitute for validating the endpoint: because several moderate biases (missed deaths, missed non-Medicare departures, lower graduate-to-practice conversion, reduced entrant clinical effort, baseline over-counting, and specialty hazard differences) act in the same direction, they could compound, so it should be read alongside the structural sensitivity envelope rather than as evidence that classifier performance is unimportant. Missed departures, not false-positive departures, are the error that could threaten the result, and the departure counts await individual validation.</w:t>
+        <w:t xml:space="preserve">for age-related exits. Because the physician-level adjudication of this classification is not yet complete (Appendix S7), we present departure classification as a provisional administrative model rather than a validated measurement of departure; the high completion-to-departure ratios make the headcount conclusion robust to substantial misclassification: the headcount balance would fall below one-for-one only if true departures reached the entrant count. Conditional on the current classifier, active baseline, pooled-hazard model, and the assumption that all completers enter practice, roughly 81% to 86% of true departures would have to be missed to overturn the conclusion; under a 70% graduate-to-practice conversion the corresponding tipping points are roughly 73% to 80%. This single-axis tipping point is one component of a broader uncertainty analysis, not a substitute for validating the endpoint: because several moderate biases (missed deaths, missed non-Medicare departures, lower graduate-to-practice conversion, reduced entrant clinical effort, baseline over-counting, and specialty hazard differences) act in the same direction, they could compound, so it should be read alongside the structural sensitivity envelope rather than as evidence that classifier performance is unimportant. Missed departures, not false-positive departures, are the error that could threaten the result, and the departure counts await individual validation.</w:t>
       </w:r>
     </w:p>
     <w:bookmarkEnd w:id="13"/>
@@ -819,7 +819,7 @@
         <w:t xml:space="preserve"> </w:t>
       </w:r>
       <w:r>
-        <w:t xml:space="preserve">Using the multi-source classification, we built a person-year life table in which each physician contributed one person-year per active year and a departure event in the year of departure, with age reconstructed from the board-certification year. Because departure events are sparse within any single subspecialty age band (36 departure events in Gynecologic Oncology and 35 in both-pathway URPS, 71 pooled, over the 2016-2021 window; Appendix S6b reports the event and person-year counts by band), we estimated the age-band hazard with a hierarchical partial-pooling model across the two board-certified primary cohorts, gynecologic oncology and both-pathway urogynecology: a shared age-band shape plus a penalized specialty deviation, fit by penalized maximum likelihood with a weakly informative prior on the between-specialty variance (the frequentist analog of a Bayesian partial pool; with only two cohorts an unpenalized fit collapses to full pooling). The exploratory MIGS cohort differs in ascertainment, certification status, and graduate numerator, so its departure events are excluded from the primary hazard and it is projected with the fully pooled hazard; a MIGS-inclusive hazard is reported as a sensitivity in Appendix S6b. We applied each cohort’s partial-pooled hazard curve to its own 2025 active-age distribution. Partial pooling borrows strength across the two small cohorts while still permitting a specialty deviation, so the reported per-subspecialty departure rates reflect both differing age structure and a shrunken specialty-specific hazard; because the estimated between-specialty deviation is small, the two rates remain close. Appendix S6b reports the fully pooled and fully unpooled subspecialty-specific hazards as sensitivities that bracket the primary partial-pooled estimate. To avoid right-censoring, hazards were estimated only over the fully observable window 2016-2021: because the classifier requires a sustained multi-year absence of billing and enrollment signals and the underlying data end in 2023-2024, departures dated 2022-2023 cannot yet be confirmed under the three-year administrative follow-up rule and accumulate as provisional over-flags, so they were excluded from hazard estimation and treated as right-censored. The partial-pooled age-band hazard applied to each subspecialty’s estimated 2025 active-age distribution (carried forward from the latest administrative signals) implies weighted departure rates of 1.0% for Gynecologic Oncology and 0.9% for URPS. These model-implied weighted rates were numerically lower than the 1.5% to 1.7% per year national all-surgeon attrition estimate,</w:t>
+        <w:t xml:space="preserve">Using the multi-source classification, we built a person-year life table in which each physician contributed one person-year per active year and a departure event in the year of departure, with age reconstructed from the board-certification year. Because departure events are sparse within any single subspecialty age band (36 departure events in Gynecologic Oncology and 35 in both-pathway URPS, 71 pooled, over the 2016-2021 window; Appendix S6b reports the event and person-year counts by band), we estimated the primary age-band hazard by pooling the two board-certified cohorts, gynecologic oncology and both-pathway urogynecology, into a single shared age-band hazard, the parsimonious choice given only two cohorts and sparse events. We also fit a hierarchical partial-pooling model (a shared age-band shape plus a penalized specialty deviation, fit by penalized maximum likelihood with a weakly informative prior on the between-specialty variance; the frequentist analog of a Bayesian partial pool, and with only two cohorts an unpenalized fit collapses to full pooling) and a fully unpooled model, both reported as bracketing sensitivities (Appendix S6b, Appendix Table S28). The exploratory MIGS cohort differs in ascertainment, certification status, and graduate numerator, so its departure events are excluded from the primary hazard and it is projected with the fully pooled hazard; a MIGS-inclusive hazard is reported as a sensitivity in Appendix S6b. We applied the pooled hazard to each cohort’s own 2025 active-age distribution. Because both cohorts share the pooled hazard, the reported per-subspecialty departure rates differ only through each cohort’s age structure; the small between-specialty deviation estimated in the partial-pooling sensitivity confirms the two rates stay close. Appendix S6b reports the hierarchical partial-pooled and fully unpooled subspecialty-specific hazards as sensitivities that bracket the primary pooled estimate. To avoid right-censoring, hazards were estimated only over the fully observable window 2016-2021: because the classifier requires a sustained multi-year absence of billing and enrollment signals and the underlying data end in 2023-2024, departures dated 2022-2023 cannot yet be confirmed under the three-year administrative follow-up rule and accumulate as provisional over-flags, so they were excluded from hazard estimation and treated as right-censored. The pooled age-band hazard applied to each subspecialty’s estimated 2025 active-age distribution (carried forward from the latest administrative signals) implies weighted departure rates of 1.0% for Gynecologic Oncology and 0.9% for URPS. These model-implied weighted rates were numerically lower than the 1.5% to 1.7% per year national all-surgeon attrition estimate,</w:t>
       </w:r>
       <w:hyperlink w:anchor="ref-elemosho2026">
         <w:r>
@@ -1249,7 +1249,7 @@
               <w:jc w:val="right"/>
             </w:pPr>
             <w:r>
-              <w:t xml:space="preserve">1,295</w:t>
+              <w:t xml:space="preserve">1,306</w:t>
             </w:r>
           </w:p>
         </w:tc>
@@ -1273,7 +1273,7 @@
               <w:jc w:val="right"/>
             </w:pPr>
             <w:r>
-              <w:t xml:space="preserve">11.4</w:t>
+              <w:t xml:space="preserve">11.9</w:t>
             </w:r>
           </w:p>
         </w:tc>
@@ -1362,7 +1362,7 @@
           <w:i/>
           <w:iCs/>
         </w:rPr>
-        <w:t xml:space="preserve">The model-implied weighted annual departure rate is the partial-pooled age-band hazard applied to the 2025 active-age distribution; it is a model output, not a directly observed rate. The partial-pooled hazard is estimated from 36 Gynecologic Oncology and 35 URPS departure events (6,434 and 6,403 person-years) over the fully observable 2016-2021 window; Appendix S6b gives the band-level event and person-year counts, and the ratio 95% intervals are reported in the Results. Mean annual departures are the dynamic model’s four-year average and modestly exceed the active count times the 2025 rate because the cohort ages into higher-hazard bands over the horizon. Data derived from American Board of Obstetrics and Gynecology subspecialty certification records linked to National Provider Identifier and Medicare administrative files. URPS, Urogynecology and Reconstructive Pelvic Surgery; GO, Gynecologic Oncology.</w:t>
+        <w:t xml:space="preserve">The model-implied weighted annual departure rate is the pooled age-band hazard applied to the 2025 active-age distribution; it is a model output, not a directly observed rate. The pooled hazard is estimated from 36 Gynecologic Oncology and 35 URPS departure events (6,434 and 6,403 person-years) over the fully observable 2016-2021 window; Appendix S6b gives the band-level event and person-year counts, and the ratio 95% intervals are reported in the Results. Mean annual departures are the dynamic model’s four-year average and modestly exceed the active count times the 2025 rate because the cohort ages into higher-hazard bands over the horizon. Data derived from American Board of Obstetrics and Gynecology subspecialty certification records linked to National Provider Identifier and Medicare administrative files. URPS, Urogynecology and Reconstructive Pelvic Surgery; GO, Gynecologic Oncology.</w:t>
       </w:r>
     </w:p>
     <w:p>
@@ -1370,7 +1370,7 @@
         <w:pStyle w:val="BodyText"/>
       </w:pPr>
       <w:r>
-        <w:t xml:space="preserve">The 2025 active workforce comprised 1,052 gynecologic oncologists and 1,295 both-pathway urogynecologists (Table 1). The partial-pooled age-band hazard implied weighted 2025 departure rates of 1.0% for Gynecologic Oncology and 0.9% for URPS when applied to each cohort’s active-age distribution. The two weighted rates are similar: the hierarchical model estimates only a small specialty deviation after shrinkage, and the ordering of the two weighted rates was sensitive to pooling assumptions and should not be interpreted as evidence of a true difference in specialty-specific departure propensity. The fully pooled and unpooled hazards bracket these estimates (Appendix S6b).</w:t>
+        <w:t xml:space="preserve">The 2025 active workforce comprised 1,052 gynecologic oncologists and 1,306 both-pathway urogynecologists (Table 1). The pooled age-band hazard implied weighted 2025 departure rates of 1.0% for Gynecologic Oncology and 0.9% for URPS when applied to each cohort’s active-age distribution. The two weighted rates are similar because both apply the same pooled age-band hazard, differing only through each cohort’s age structure; the ordering of the two weighted rates was sensitive to pooling assumptions and should not be interpreted as evidence of a true difference in specialty-specific departure propensity. The hierarchical partial-pooled and fully unpooled hazards bracket these estimates (Appendix S6b).</w:t>
       </w:r>
     </w:p>
     <w:p>
@@ -1378,7 +1378,7 @@
         <w:pStyle w:val="BodyText"/>
       </w:pPr>
       <w:r>
-        <w:t xml:space="preserve">Mean annual departures were 10.5 for Gynecologic Oncology and 11.4 for URPS. Fellowship programs produced 75 Gynecologic Oncology and 64 URPS graduates annually, above the corresponding mean annual departures.</w:t>
+        <w:t xml:space="preserve">Mean annual departures were 10.5 for Gynecologic Oncology and 11.9 for URPS. Fellowship programs produced 75 Gynecologic Oncology and 64 URPS graduates annually, above the corresponding mean annual departures.</w:t>
       </w:r>
     </w:p>
     <w:bookmarkEnd w:id="25"/>
@@ -1523,7 +1523,7 @@
               <w:jc w:val="right"/>
             </w:pPr>
             <w:r>
-              <w:t xml:space="preserve">1,295</w:t>
+              <w:t xml:space="preserve">1,306</w:t>
             </w:r>
           </w:p>
         </w:tc>
@@ -1535,7 +1535,7 @@
               <w:jc w:val="right"/>
             </w:pPr>
             <w:r>
-              <w:t xml:space="preserve">1,505</w:t>
+              <w:t xml:space="preserve">1,514</w:t>
             </w:r>
           </w:p>
         </w:tc>
@@ -1559,7 +1559,7 @@
               <w:jc w:val="right"/>
             </w:pPr>
             <w:r>
-              <w:t xml:space="preserve">1,476-1,535</w:t>
+              <w:t xml:space="preserve">1,494-1,525</w:t>
             </w:r>
           </w:p>
         </w:tc>
@@ -1571,7 +1571,7 @@
               <w:jc w:val="right"/>
             </w:pPr>
             <w:r>
-              <w:t xml:space="preserve">5.61</w:t>
+              <w:t xml:space="preserve">5.38</w:t>
             </w:r>
           </w:p>
         </w:tc>
@@ -1672,7 +1672,7 @@
           <wp:inline>
             <wp:extent cx="5334000" cy="3037416"/>
             <wp:effectExtent b="0" l="0" r="0" t="0"/>
-            <wp:docPr descr="Figure 1. Projected active workforce, 2025-2029, under the status-quo entrant scenario (the recent four-year fellowship-graduate mean), applying each cohort’s partial-pooled age-band departure hazard each year. Solid lines are the immediate-entry projection (each graduating cohort added to the active stock in its entry year), a structural upper estimate, with shaded 95% partial parameter-uncertainty bands (propagating age-band hazard and graduate-count uncertainty, but not baseline-classification, roster, or model-form uncertainty). Dashed lines (ending in hollow points) trace the lower transition-adjusted trajectory, from the 2025 baseline to the 2029 transition-adjusted count, which applies the empirical certification-to-first-Medicare-activity entry ramp and defers part of the near-term growth. Both cohorts grow through 2029; conservative (70% conversion) and optimistic (NRMP benchmark) entrant scenarios bracket these counts (Table 2). URPS, Urogynecology and Reconstructive Pelvic Surgery; GO, Gynecologic Oncology." title="" id="27" name="Picture"/>
+            <wp:docPr descr="Figure 1. Projected active workforce, 2025-2029, under the status-quo entrant scenario (the recent four-year fellowship-graduate mean), applying the pooled age-band departure hazard to each cohort each year. Solid lines are the immediate-entry projection (each graduating cohort added to the active stock in its entry year), a structural upper estimate, with shaded 95% partial parameter-uncertainty bands (propagating age-band hazard and graduate-count uncertainty, but not baseline-classification, roster, or model-form uncertainty). Dashed lines (ending in hollow points) trace the lower transition-adjusted trajectory, from the 2025 baseline to the 2029 transition-adjusted count, which applies the empirical certification-to-first-Medicare-activity entry ramp and defers part of the near-term growth. Both cohorts grow through 2029; conservative (70% conversion) and optimistic (NRMP benchmark) entrant scenarios bracket these counts (Table 2). URPS, Urogynecology and Reconstructive Pelvic Surgery; GO, Gynecologic Oncology." title="" id="27" name="Picture"/>
             <a:graphic>
               <a:graphicData uri="http://schemas.openxmlformats.org/drawingml/2006/picture">
                 <pic:pic>
@@ -1725,7 +1725,7 @@
         <w:t xml:space="preserve"> </w:t>
       </w:r>
       <w:r>
-        <w:t xml:space="preserve">Projected active workforce, 2025-2029, under the status-quo entrant scenario (the recent four-year fellowship-graduate mean), applying each cohort’s partial-pooled age-band departure hazard each year. Solid lines are the immediate-entry projection (each graduating cohort added to the active stock in its entry year), a structural upper estimate, with shaded 95% partial parameter-uncertainty bands (propagating age-band hazard and graduate-count uncertainty, but not baseline-classification, roster, or model-form uncertainty). Dashed lines (ending in hollow points) trace the lower transition-adjusted trajectory, from the 2025 baseline to the 2029 transition-adjusted count, which applies the empirical certification-to-first-Medicare-activity entry ramp and defers part of the near-term growth. Both cohorts grow through 2029; conservative (70% conversion) and optimistic (NRMP benchmark) entrant scenarios bracket these counts (Table 2). URPS, Urogynecology and Reconstructive Pelvic Surgery; GO, Gynecologic Oncology.</w:t>
+        <w:t xml:space="preserve">Projected active workforce, 2025-2029, under the status-quo entrant scenario (the recent four-year fellowship-graduate mean), applying the pooled age-band departure hazard to each cohort each year. Solid lines are the immediate-entry projection (each graduating cohort added to the active stock in its entry year), a structural upper estimate, with shaded 95% partial parameter-uncertainty bands (propagating age-band hazard and graduate-count uncertainty, but not baseline-classification, roster, or model-form uncertainty). Dashed lines (ending in hollow points) trace the lower transition-adjusted trajectory, from the 2025 baseline to the 2029 transition-adjusted count, which applies the empirical certification-to-first-Medicare-activity entry ramp and defers part of the near-term growth. Both cohorts grow through 2029; conservative (70% conversion) and optimistic (NRMP benchmark) entrant scenarios bracket these counts (Table 2). URPS, Urogynecology and Reconstructive Pelvic Surgery; GO, Gynecologic Oncology.</w:t>
       </w:r>
     </w:p>
     <w:p>
@@ -1733,7 +1733,7 @@
         <w:pStyle w:val="BodyText"/>
       </w:pPr>
       <w:r>
-        <w:t xml:space="preserve">Annual fellowship graduate output exceeded projected departures in both cohorts, which are projected to grow through 2029 (Table 2; Figure 1). Both cohorts grew under all three entrant scenarios (Table 2). Under the status-quo immediate-entry scenario the projected 2029 workforce spanned, from the transition-adjusted lower bound to the immediate-entry upper bound, 1,262 to 1,310 for Gynecologic Oncology (an increase of up to 24.5% over the 1,052 baseline) and 1,466 to 1,505 for the both-pathway URPS workforce (up to 16.2% over 1,295); both bounds exceed the 2025 baseline. The fellowship-completion-to-departure ratios were 7.1 (Gynecologic Oncology) and 5.6 (URPS), each meaning more than five fellowship completions per projected annual departure, both above one-for-one flow balance. Because the NRMP certified-position benchmark counts fellows beginning training, the optimistic scenario reaches the workforce only after the fellowship-duration lag and does not change the conclusion.</w:t>
+        <w:t xml:space="preserve">Annual fellowship graduate output exceeded projected departures in both cohorts, which are projected to grow through 2029 (Table 2; Figure 1). Both cohorts grew under all three entrant scenarios (Table 2). Under the status-quo immediate-entry scenario the projected 2029 workforce spanned, from the transition-adjusted lower bound to the immediate-entry upper bound, 1,262 to 1,310 for Gynecologic Oncology (an increase of up to 24.5% over the 1,052 baseline) and 1,466 to 1,514 for the both-pathway URPS workforce (up to 16.0% over 1,306); both bounds exceed the 2025 baseline. The fellowship-completion-to-departure ratios were 7.1 (Gynecologic Oncology) and 5.4 (URPS), that is roughly seven and five fellowship completions per projected annual departure, respectively, both well above one-for-one flow balance. Because the NRMP certified-position benchmark counts fellows beginning training, the optimistic scenario reaches the workforce only after the fellowship-duration lag and does not change the conclusion.</w:t>
       </w:r>
     </w:p>
     <w:p>
@@ -1741,7 +1741,7 @@
         <w:pStyle w:val="BodyText"/>
       </w:pPr>
       <w:r>
-        <w:t xml:space="preserve">Every one-way sensitivity left both board-certified cohorts above replacement (Figure 2): even the full 2016-2023 window (which includes recent provisional departures with insufficient follow-up and may be upward biased) kept them well above replacement (Appendix S12), and a departure rate up to three times the empirical estimate did not move either below replacement (one-way minimum ratio 1.87). In the full multidimensional grid crossing the observation window, a departure-rate multiplier up to threefold, and graduate practice-conversion down to 70% (27 cells per cohort), Gynecologic Oncology was above replacement in 26 of 27 cells (1 at replacement, 0 below) and URPS in 25 (1 at replacement, 1 below); at the joint extreme of the provisional full window, tripled departures, and 70% conversion, Gynecologic Oncology was at replacement (1.00) and URPS was below replacement (0.86) (Appendix S12). Varying the required inactivity duration rather than the calendar window gave the same conclusion: re-deriving departures directly from Medicare Part B activity at a 2-, 3-, or 4-year inactivity threshold (a more aggressive definition than the multi-source primary), both cohorts remained well above replacement at every threshold (Gynecologic Oncology 4.4 at 2-3 years rising to 7.6 at 4 years; URPS 3.7 rising to 5.7), with a stricter threshold raising the ratio because fewer exits meet the longer absence requirement (Appendix S27). The primary hierarchical partial-pooling hazard (Gynecologic Oncology 7.6, URPS 5.1; 95% intervals 4.5 to 12.0 and 3.6 to 9.8, both above replacement) is bracketed by the fully pooled and fully unpooled hazards, reported as sensitivities: Gynecologic Oncology 7.1 pooled and 7.8 unpooled, URPS 5.6 and 4.8. Folding ABU-hazard uncertainty (0.5 to 2 times) into the URPS envelope left it above replacement (4.3 to 5.7) (Appendix S28). Beyond the flat four-year mean, the conclusion also held across distinct graduate-supply assumptions — near-term cohort accounting (the most recent completing class), a contraction to the recent annual low, and a cautious extrapolated trend — with both cohorts remaining above replacement (Gynecologic Oncology 6.7 under contraction to 7.5 under cohort accounting; URPS 5.4 to 5.8) (Appendix S29).</w:t>
+        <w:t xml:space="preserve">Every one-way sensitivity left both board-certified cohorts above replacement (Figure 2): even the full 2016-2023 window (which includes recent provisional departures with insufficient follow-up and may be upward biased) kept them well above replacement (Appendix S12), and a departure rate up to three times the empirical estimate did not move either below replacement (one-way minimum ratio 1.87). In the full multidimensional grid crossing the observation window, a departure-rate multiplier up to threefold, and graduate practice-conversion down to 70% (27 cells per cohort), Gynecologic Oncology was above replacement in 26 of 27 cells (1 at replacement, 0 below) and URPS in 25 (1 at replacement, 1 below); at the joint extreme of the provisional full window, tripled departures, and 70% conversion, Gynecologic Oncology was at replacement (1.00) and URPS was below replacement (0.86) (Appendix S12). Varying the required inactivity duration rather than the calendar window gave the same conclusion: re-deriving departures directly from Medicare Part B activity at a 2-, 3-, or 4-year inactivity threshold (a more aggressive definition than the multi-source primary), both cohorts remained well above replacement at every threshold (Gynecologic Oncology 4.4 at 2-3 years rising to 7.6 at 4 years; URPS 3.7 rising to 5.7), with a stricter threshold raising the ratio because fewer exits meet the longer absence requirement (Appendix S27). The primary pooled age-band hazard (Gynecologic Oncology 7.1, URPS 5.4; 95% intervals 4.3 to 8.3 and 3.9 to 6.5, both above replacement) is bracketed by the hierarchical partial-pooled and fully unpooled hazards, reported as sensitivities: Gynecologic Oncology 7.6 partial-pooled and 7.8 unpooled, URPS 4.9 and 4.6 (Appendix S6b, Appendix Table S28). Folding ABU-hazard uncertainty (0.5 to 2 times) into that hierarchical envelope left it above replacement (4.1 to 5.5) (Appendix Table S28). Beyond the flat four-year mean, the conclusion also held across distinct graduate-supply assumptions (near-term cohort accounting, that is the most recent completing class; a contraction to the recent annual low; and a cautious extrapolated trend), with both cohorts remaining above replacement (Gynecologic Oncology 6.7 under contraction to 7.5 under cohort accounting; URPS 5.1 to 5.5) (Appendix S29).</w:t>
       </w:r>
     </w:p>
     <w:p>
@@ -1753,7 +1753,7 @@
           <wp:inline>
             <wp:extent cx="5334000" cy="3604054"/>
             <wp:effectExtent b="0" l="0" r="0" t="0"/>
-            <wp:docPr descr="Figure 2. Fellowship-completion-to-departure ratio for each cohort across the primary analysis and selected sensitivity analyses. The dashed line marks one-for-one replacement; the shaded region is below replacement. Points right of the line indicate that annual fellowship completions exceed classified departures. Sensitivities span the anchored-definition baseline (Appendix S26), the Open Payments-inclusive definition (Appendix S21), adding half or all expected age-specific deaths (Appendix S25), the provisional full 2016-2023 window, a tripled departure rate (one-way minimum), and the joint worst-case grid cell (full window plus tripled rate plus 70% graduate conversion; Appendix S12). Only the joint worst case reaches or dips to replacement. URPS, Urogynecology and Reconstructive Pelvic Surgery; GO, Gynecologic Oncology." title="" id="30" name="Picture"/>
+            <wp:docPr descr="Figure 2. Fellowship-completion-to-departure ratio for each cohort across the primary analysis and selected sensitivity analyses. The dashed line marks one-for-one replacement; the shaded region is below replacement. Points right of the line indicate that annual fellowship completions exceed classified departures. Sensitivities span the anchored-definition baseline (Appendix S26), the Open Payments-inclusive definition (Appendix S15), adding half or all expected age-specific deaths (Appendix S25), the provisional full 2016-2023 window, a tripled departure rate (one-way minimum), and the joint worst-case grid cell (full window plus tripled rate plus 70% graduate conversion; Appendix S12). Only the joint worst case reaches or dips to replacement. URPS, Urogynecology and Reconstructive Pelvic Surgery; GO, Gynecologic Oncology." title="" id="30" name="Picture"/>
             <a:graphic>
               <a:graphicData uri="http://schemas.openxmlformats.org/drawingml/2006/picture">
                 <pic:pic>
@@ -1806,7 +1806,7 @@
         <w:t xml:space="preserve"> </w:t>
       </w:r>
       <w:r>
-        <w:t xml:space="preserve">Fellowship-completion-to-departure ratio for each cohort across the primary analysis and selected sensitivity analyses. The dashed line marks one-for-one replacement; the shaded region is below replacement. Points right of the line indicate that annual fellowship completions exceed classified departures. Sensitivities span the anchored-definition baseline (Appendix S26), the Open Payments-inclusive definition (Appendix S21), adding half or all expected age-specific deaths (Appendix S25), the provisional full 2016-2023 window, a tripled departure rate (one-way minimum), and the joint worst-case grid cell (full window plus tripled rate plus 70% graduate conversion; Appendix S12). Only the joint worst case reaches or dips to replacement. URPS, Urogynecology and Reconstructive Pelvic Surgery; GO, Gynecologic Oncology.</w:t>
+        <w:t xml:space="preserve">Fellowship-completion-to-departure ratio for each cohort across the primary analysis and selected sensitivity analyses. The dashed line marks one-for-one replacement; the shaded region is below replacement. Points right of the line indicate that annual fellowship completions exceed classified departures. Sensitivities span the anchored-definition baseline (Appendix S26), the Open Payments-inclusive definition (Appendix S15), adding half or all expected age-specific deaths (Appendix S25), the provisional full 2016-2023 window, a tripled departure rate (one-way minimum), and the joint worst-case grid cell (full window plus tripled rate plus 70% graduate conversion; Appendix S12). Only the joint worst case reaches or dips to replacement. URPS, Urogynecology and Reconstructive Pelvic Surgery; GO, Gynecologic Oncology.</w:t>
       </w:r>
     </w:p>
     <w:bookmarkEnd w:id="32"/>
@@ -1949,7 +1949,7 @@
         <w:pStyle w:val="FirstParagraph"/>
       </w:pPr>
       <w:r>
-        <w:t xml:space="preserve">Using primary-sourced inputs (active counts, actual ACGME fellowship graduate counts, and hierarchical partial-pooled age-band departure hazards), we found that annual fellowship graduate output exceeds administratively identified departures in both board-certified subspecialties, with fellowship-completion-to-departure ratios of 7.1 for Gynecologic Oncology and 5.6 for the both-pathway URPS workforce, both well above one-for-one flow balance. Under this administrative model, national fellowship completion does not appear constrained by near-term aggregate headcount replacement requirements over the four-year horizon; longer-term sustainability through the larger retirement wave, and whether the pipeline binds in particular regions, institutions, or operative niches, are beyond this near-term national projection.</w:t>
+        <w:t xml:space="preserve">Using primary-sourced inputs (active counts, actual ACGME fellowship graduate counts, and pooled age-band departure hazards), we found that annual fellowship graduate output exceeds administratively identified departures in both board-certified subspecialties, with fellowship-completion-to-departure ratios of 7.1 for Gynecologic Oncology and 5.4 for the both-pathway URPS workforce, both well above one-for-one flow balance. Under this administrative model, national fellowship completion does not appear constrained by near-term aggregate headcount replacement requirements over the four-year horizon; longer-term sustainability through the larger retirement wave, and whether the pipeline binds in particular regions, institutions, or operative niches, are beyond this near-term national projection.</w:t>
       </w:r>
     </w:p>
     <w:p>
@@ -1957,7 +1957,7 @@
         <w:pStyle w:val="BodyText"/>
       </w:pPr>
       <w:r>
-        <w:t xml:space="preserve">This conclusion turns on three inputs that prior estimates have often specified differently: the number of physicians actually completing training each year, measured from ACGME graduate counts rather than assumed from program capacity or from match entry (which counts fellows beginning, not finishing, and runs ahead of graduate output in a growing field); the size of the active, rather than merely certified, workforce, which is materially smaller than the certified count; and the departure rate, estimated from the study cohort’s own observed departures over a right-censoring-safe window (a hierarchical partial-pooled gynecologic-subspecialty age-band hazard applied to each subspecialty’s age distribution) rather than from general-physician age-band assumptions.</w:t>
+        <w:t xml:space="preserve">This conclusion turns on three inputs that prior estimates have often specified differently: the number of physicians actually completing training each year, measured from ACGME graduate counts rather than assumed from program capacity or from match entry (which counts fellows beginning, not finishing, and runs ahead of graduate output in a growing field); the size of the active, rather than merely certified, workforce, which is materially smaller than the certified count; and the departure rate, estimated from the study cohort’s own observed departures over a right-censoring-safe window (a pooled gynecologic-subspecialty age-band hazard applied to each subspecialty’s age distribution) rather than from general-physician age-band assumptions.</w:t>
       </w:r>
     </w:p>
     <w:bookmarkEnd w:id="37"/>
@@ -2181,7 +2181,7 @@
         <w:t xml:space="preserve"> </w:t>
       </w:r>
       <w:r>
-        <w:t xml:space="preserve">the weighted gynecologic oncology rate implied by the pooled hazard (1.0%) is numerically lower, though this descriptive comparison is limited by the differing departure definition and partial-pooled-hazard modeling and is not independent confirmation of the external hazard ratio. Urogynecology was subsumed in a generalist obstetrics-gynecology category with high attrition (hazard ratio 2.23), but that reflects a largely non-Medicare, reproductive-age panel and should not be attributed to the surgical subspecialists; in the largest study to date surgical specialties were among the lowest-attrition groups and elevated generalist attrition fell once the older Medicare panel was accounted for (1.62 to 0.79).</w:t>
+        <w:t xml:space="preserve">the weighted gynecologic oncology rate implied by the pooled hazard (1.0%) is numerically lower, though this descriptive comparison is limited by the differing departure definition and pooled-hazard modeling and is not independent confirmation of the external hazard ratio. Urogynecology was subsumed in a generalist obstetrics-gynecology category with high attrition (hazard ratio 2.23), but that reflects a largely non-Medicare, reproductive-age panel and should not be attributed to the surgical subspecialists; in the largest study to date surgical specialties were among the lowest-attrition groups and elevated generalist attrition fell once the older Medicare panel was accounted for (1.62 to 0.79).</w:t>
       </w:r>
       <w:hyperlink w:anchor="ref-rotenstein2025">
         <w:r>
@@ -2393,7 +2393,7 @@
         <w:t xml:space="preserve"> </w:t>
       </w:r>
       <w:r>
-        <w:t xml:space="preserve">The multi-source classifier integrates certification, industry-payment, prescribing, enrollment, and claims signals rather than a single source such as Medicare billing cessation, intended to reduce reliance on any single source and the associated risk of misclassifying a low-volume subspecialist who stops billing Medicare but keeps operating. Back-testing reproduced observed active head count within about 1% (Appendix S3) but does not validate individual classifications; the classifier agreed with state licensure on active status (negative predictive value 0.98) yet flagged more departures than licensure recorded (about 11% versus 3%; Cohen kappa 0.06), as expected because physicians retain licenses after leaving practice. Because cessation of Open Payments reporting (the sole firing source for about 30% of detected departures) is not a validated indicator of leaving practice, the primary definition requires a corroborating non-Open-Payments anchor (Medicare Part B or Part D cessation, NPPES deactivation, or ABMS lapse); under the Open Payments-inclusive definition the ratios were lower (about 5.6 for Gynecologic Oncology and 4.3 for URPS) and under the primary definition higher, but both cohorts remained above replacement under every source-inclusion rule (Appendix S15). Because the primary outcome is departure, not active status, a high negative predictive value does not establish positive predictive value or sensitivity, and automated corroboration cannot fill the gap: within the Open-Payments-inclusive layer a non-Open-Payments signal supported 36% (Gynecologic Oncology) and 46% (URPS) of detected departures (Appendix S7b), but the anchored endpoint retains only events carrying such an anchor, so 100% are corroborated by construction, a tautology rather than validation. Genuine individual-level validation requires the prespecified two-reviewer chart adjudication, complete but pending (Appendix S7); until it is complete we do not claim the departure classifier is individually validated and report the endpoint as provisional. Death was under-ascertained by both systems; missed deaths leave deceased physicians in the active stock and drop true departure events from the numerator, biasing the departure rate downward and the completion-to-departure ratio upward. To bound this we applied an age- and sex-specific expected-mortality sensitivity, adding expected deaths to the departure numerator (SSA Period Life Table, 2020; Appendix S25), a conservative upper bound because general-population mortality overstates physician mortality. Even so the ratios fell only to 4.3 for Gynecologic Oncology and 3.3 for URPS (5.3 and 4.2 if half were missed), both above replacement.</w:t>
+        <w:t xml:space="preserve">The multi-source classifier integrates certification, industry-payment, prescribing, enrollment, and claims signals rather than a single source such as Medicare billing cessation, intended to reduce reliance on any single source and the associated risk of misclassifying a low-volume subspecialist who stops billing Medicare but keeps operating. Back-testing reproduced observed active head count within about 1% (Appendix S3) but does not validate individual classifications; the classifier agreed with state licensure on active status (negative predictive value 0.98) yet flagged more departures than licensure recorded (about 11% versus 3%; Cohen kappa 0.06), as expected because physicians retain licenses after leaving practice. Because cessation of Open Payments reporting (the sole firing source for about 30% of detected departures) is not a validated indicator of leaving practice, the primary definition requires a corroborating non-Open-Payments anchor (Medicare Part B or Part D cessation, NPPES deactivation, or ABMS lapse); under the Open Payments-inclusive definition the ratios were lower (about 5.6 for Gynecologic Oncology and 4.3 for URPS) and under the primary definition higher, but both cohorts remained above replacement under every source-inclusion rule (Appendix S15). Because the primary outcome is departure, not active status, a high negative predictive value does not establish positive predictive value or sensitivity, and automated corroboration cannot fill the gap: within the Open-Payments-inclusive layer a non-Open-Payments signal supported 36% (Gynecologic Oncology) and 46% (URPS) of detected departures (Appendix S7b), but the anchored endpoint retains only events carrying such an anchor, so 100% are corroborated by construction, a tautology rather than validation. Genuine individual-level validation requires the prespecified two-reviewer chart adjudication, complete but pending (Appendix S7); until it is complete we do not claim the departure classifier is individually validated and report the endpoint as provisional. Death was under-ascertained by both systems; missed deaths leave deceased physicians in the active stock and drop true departure events from the numerator, biasing the departure rate downward and the completion-to-departure ratio upward. To bound this we applied an age- and sex-specific expected-mortality sensitivity, adding expected deaths to the departure numerator (SSA Period Life Table, 2020; Appendix S25), a conservative upper bound because general-population mortality overstates physician mortality. Even so the ratios fell only to 4.3 for Gynecologic Oncology and 3.2 for URPS (5.3 and 4.0 if half were missed), both above replacement.</w:t>
       </w:r>
     </w:p>
     <w:bookmarkEnd w:id="42"/>
@@ -2597,7 +2597,7 @@
         <w:pStyle w:val="BodyText"/>
       </w:pPr>
       <w:r>
-        <w:t xml:space="preserve">Seventh, the both-pathway URPS baseline adds ABU-certified urogynecologists from an external roster, dated by certification year and assigned the ABOG-URPS hazard because ABU-pathway departure hazards are not independently estimable in this cohort. In a sensitivity that modeled the ABU component separately and scaled its hazard from half to twice the ABOG rate, URPS remained well above replacement (ratio 3.9 to 4.9; Appendix S11), and this both-pathway design removes the larger stock-flow mismatch of counting one pathway’s stock against graduates from both.</w:t>
+        <w:t xml:space="preserve">Seventh, the both-pathway URPS baseline adds ABU-certified urogynecologists from an external roster, dated by certification year and assigned the ABOG-URPS hazard because ABU-pathway departure hazards are not independently estimable in this cohort. In a sensitivity that modeled the ABU component separately (a deterministic approximation, distinct from the hierarchical ABU-hazard scaling of Appendix Table S28) and scaled its hazard from half to twice the ABOG rate, URPS remained well above replacement (ratio 4.3 to 5.3; Appendix S11.5), and this both-pathway design removes the larger stock-flow mismatch of counting one pathway’s stock against graduates from both.</w:t>
       </w:r>
       <w:hyperlink w:anchor="ref-plaska2025">
         <w:r>
@@ -2663,7 +2663,7 @@
         <w:pStyle w:val="FirstParagraph"/>
       </w:pPr>
       <w:r>
-        <w:t xml:space="preserve">Under the study’s assumptions, current fellowship completion substantially exceeds near-term administratively classified clinical-practice departures among board-certified gynecologic oncologists and urogynecologists: Gynecologic Oncology (completion-to-departure ratio 7.1) and the both-pathway Urogynecology and Reconstructive Pelvic Surgery workforce (5.6). Under this provisional administrative model, near-term national headcount balance alone does not provide evidence that additional fellowship positions are required solely to offset departures through 2029; this four-year horizon does not address longer-term pipeline sustainability through the larger retirement wave, geographic access, or operative capacity, for which fellowship-capacity decisions may still warrant separate consideration. The headcount conclusion is unusually robust, reversing only under a joint extreme that combined a provisional observation window, a tripled departure rate, and 70% graduate conversion. More broadly, measuring actual graduate output against administratively observed departures offers a reusable empirical test of workforce-cliff claims that have more often been asserted from demographic aging than measured, and the same approach could be applied to other surgical subspecialties facing similar concern.</w:t>
+        <w:t xml:space="preserve">Under the study’s assumptions, current fellowship completion substantially exceeds near-term administratively classified clinical-practice departures among board-certified gynecologic oncologists and urogynecologists: Gynecologic Oncology (completion-to-departure ratio 7.1) and the both-pathway Urogynecology and Reconstructive Pelvic Surgery workforce (5.4). Under this provisional administrative model, near-term national headcount balance alone does not provide evidence that additional fellowship positions are required solely to offset departures through 2029; this four-year horizon does not address longer-term pipeline sustainability through the larger retirement wave, geographic access, or operative capacity, for which fellowship-capacity decisions may still warrant separate consideration. The headcount conclusion is unusually robust, reversing only under a joint extreme that combined a provisional observation window, a tripled departure rate, and 70% graduate conversion. More broadly, measuring actual graduate output against administratively observed departures offers a reusable empirical test of workforce-cliff claims that have more often been asserted from demographic aging than measured, and the same approach could be applied to other surgical subspecialties facing similar concern.</w:t>
       </w:r>
     </w:p>
     <w:p>

--- a/manuscript/manuscript_WORKFORCE_CLIFF.docx
+++ b/manuscript/manuscript_WORKFORCE_CLIFF.docx
@@ -144,7 +144,7 @@
         <w:t xml:space="preserve"> </w:t>
       </w:r>
       <w:r>
-        <w:t xml:space="preserve">A voluntary focused-practice designation in minimally invasive gynecologic surgery (MIGS) is examined separately as an exploratory cohort (Appendix S13), because it is designation-based rather than board-certified and its inflow and departure ascertainment are not comparable.</w:t>
+        <w:t xml:space="preserve">Because our demand model captures pelvic floor disorder prevalence and not cancer incidence, gynecologic oncology enters this analysis on the supply side only, as a replacement comparator and as the comparator cohort that stabilizes the pooled departure hazard; we model demand, and therefore supply relative to demand, for urogynecology alone. A voluntary focused-practice designation in minimally invasive gynecologic surgery (MIGS) is examined separately as an exploratory cohort (Appendix S13), because it is designation-based rather than board-certified and its inflow and departure ascertainment are not comparable.</w:t>
       </w:r>
       <w:hyperlink w:anchor="ref-abog_fpmigs">
         <w:r>
@@ -383,7 +383,7 @@
       </w:r>
     </w:p>
     <w:bookmarkEnd w:id="10"/>
-    <w:bookmarkStart w:id="24" w:name="materials-and-methods"/>
+    <w:bookmarkStart w:id="27" w:name="materials-and-methods"/>
     <w:p>
       <w:pPr>
         <w:pStyle w:val="Heading1"/>
@@ -781,7 +781,7 @@
     </w:p>
     <w:bookmarkEnd w:id="15"/>
     <w:bookmarkEnd w:id="16"/>
-    <w:bookmarkStart w:id="20" w:name="workforce-projection"/>
+    <w:bookmarkStart w:id="23" w:name="workforce-projection"/>
     <w:p>
       <w:pPr>
         <w:pStyle w:val="Heading2"/>
@@ -838,7 +838,7 @@
       </w:r>
     </w:p>
     <w:bookmarkEnd w:id="17"/>
-    <w:bookmarkStart w:id="18" w:name="projection-model"/>
+    <w:bookmarkStart w:id="21" w:name="projection-model"/>
     <w:p>
       <w:pPr>
         <w:pStyle w:val="Heading3"/>
@@ -870,8 +870,73 @@
         <w:t xml:space="preserve">but replacing imported general-physician attrition with empirically derived age-band hazards (Departure Rate): each year the cohort ages, age-band hazards yield departures, and graduates enter at their entry age (full specification and the static single-rate benchmark, Appendix S1). Because the age-band hazards are estimated over 2016-2021 and the same window’s cohort survival is reproduced, this is an in-sample calibration check rather than out-of-sample temporal validation. On that basis the model reproduced observed active headcount to within about 1% over a two-to-five-year horizon (Appendix Table S4), and Stratifying the back-test by age band (the 2016 cohort’s survival to 2021 within each band) showed calibration to within about 3% in every well-populated age band (those holding the large majority of physicians); larger percentage errors were confined to the sparsely populated oldest bands, where as few as four to nine physicians per cohort make percentage errors on small counts uninformative (Appendix Table S31). The historical back-test cohort is the ABOG-pathway population; ABU net-new urogynecologists have no pre-2024 roster and are not in it.</w:t>
       </w:r>
     </w:p>
-    <w:bookmarkEnd w:id="18"/>
-    <w:bookmarkStart w:id="19" w:name="uncertainty"/>
+    <w:p>
+      <w:pPr>
+        <w:pStyle w:val="CaptionedFigure"/>
+      </w:pPr>
+      <w:r>
+        <w:drawing>
+          <wp:inline>
+            <wp:extent cx="5334000" cy="2898913"/>
+            <wp:effectExtent b="0" l="0" r="0" t="0"/>
+            <wp:docPr descr="Figure 1. Design of the dynamic age-structured stock-flow supply forecast. The active workforce is carried as an age-structured stock, initialized at the estimated 2025 baseline (Gynecologic Oncology single-pathway; both-pathway URPS). Each projection year the stock ages one year, the empirical pooled age-band departure hazard (estimated over the fully observable 2016-2021 window from Gynecologic Oncology and both-pathway URPS) removes departures, and annual ACGME fellowship completers enter at their entry age; entrants and departures are combined each year across the 2025-2029 horizon (extended to 2050 to align with demographic demand). Parameter uncertainty is propagated by Monte Carlo simulation and a multidimensional sensitivity grid, yielding conservative, status-quo (primary), and optimistic scenarios. Model outputs are the annual headcount trajectory, the fellowship-completion-to-departure ratio, productivity-adjusted full-time-equivalent capacity, and supply relative to demand. URPS, Urogynecology and Reconstructive Pelvic Surgery; GO, Gynecologic Oncology; ACGME, Accreditation Council for Graduate Medical Education; FTE, full-time equivalent." title="" id="19" name="Picture"/>
+            <a:graphic>
+              <a:graphicData uri="http://schemas.openxmlformats.org/drawingml/2006/picture">
+                <pic:pic>
+                  <pic:nvPicPr>
+                    <pic:cNvPr descr="manuscript_WORKFORCE_CLIFF_files/figures/figure-stock-flow-design-1.png" id="20" name="Picture"/>
+                    <pic:cNvPicPr>
+                      <a:picLocks noChangeArrowheads="1" noChangeAspect="1"/>
+                    </pic:cNvPicPr>
+                  </pic:nvPicPr>
+                  <pic:blipFill>
+                    <a:blip r:embed="rId18"/>
+                    <a:stretch>
+                      <a:fillRect/>
+                    </a:stretch>
+                  </pic:blipFill>
+                  <pic:spPr bwMode="auto">
+                    <a:xfrm>
+                      <a:off x="0" y="0"/>
+                      <a:ext cx="5334000" cy="2898913"/>
+                    </a:xfrm>
+                    <a:prstGeom prst="rect">
+                      <a:avLst/>
+                    </a:prstGeom>
+                    <a:noFill/>
+                    <a:ln w="9525">
+                      <a:noFill/>
+                      <a:headEnd/>
+                      <a:tailEnd/>
+                    </a:ln>
+                  </pic:spPr>
+                </pic:pic>
+              </a:graphicData>
+            </a:graphic>
+          </wp:inline>
+        </w:drawing>
+      </w:r>
+    </w:p>
+    <w:p>
+      <w:pPr>
+        <w:pStyle w:val="ImageCaption"/>
+      </w:pPr>
+      <w:r>
+        <w:rPr>
+          <w:b/>
+          <w:bCs/>
+        </w:rPr>
+        <w:t xml:space="preserve">Figure 1.</w:t>
+      </w:r>
+      <w:r>
+        <w:t xml:space="preserve"> </w:t>
+      </w:r>
+      <w:r>
+        <w:t xml:space="preserve">Design of the dynamic age-structured stock-flow supply forecast. The active workforce is carried as an age-structured stock, initialized at the estimated 2025 baseline (Gynecologic Oncology single-pathway; both-pathway URPS). Each projection year the stock ages one year, the empirical pooled age-band departure hazard (estimated over the fully observable 2016-2021 window from Gynecologic Oncology and both-pathway URPS) removes departures, and annual ACGME fellowship completers enter at their entry age; entrants and departures are combined each year across the 2025-2029 horizon (extended to 2050 to align with demographic demand). Parameter uncertainty is propagated by Monte Carlo simulation and a multidimensional sensitivity grid, yielding conservative, status-quo (primary), and optimistic scenarios. Model outputs are the annual headcount trajectory, the fellowship-completion-to-departure ratio, productivity-adjusted full-time-equivalent capacity, and supply relative to demand. URPS, Urogynecology and Reconstructive Pelvic Surgery; GO, Gynecologic Oncology; ACGME, Accreditation Council for Graduate Medical Education; FTE, full-time equivalent.</w:t>
+      </w:r>
+    </w:p>
+    <w:bookmarkEnd w:id="21"/>
+    <w:bookmarkStart w:id="22" w:name="uncertainty"/>
     <w:p>
       <w:pPr>
         <w:pStyle w:val="Heading3"/>
@@ -933,9 +998,9 @@
         <w:t xml:space="preserve">the primary projection is the status-quo entrant scenario (recent four-year graduate mean), bracketed by conservative (70% conversion) and optimistic (NRMP benchmark) scenarios.</w:t>
       </w:r>
     </w:p>
-    <w:bookmarkEnd w:id="19"/>
-    <w:bookmarkEnd w:id="20"/>
-    <w:bookmarkStart w:id="21" w:name="X7ed4afa804408ba07cf6f8f1efe310373c01589"/>
+    <w:bookmarkEnd w:id="22"/>
+    <w:bookmarkEnd w:id="23"/>
+    <w:bookmarkStart w:id="24" w:name="X7ed4afa804408ba07cf6f8f1efe310373c01589"/>
     <w:p>
       <w:pPr>
         <w:pStyle w:val="Heading2"/>
@@ -1021,8 +1086,8 @@
         <w:t xml:space="preserve">A ratio above 1.0 means fellowship completions exceed classified departures, 1.0 exact numerical balance, and below 1.0 that classified departures exceed fellowship completions; we apply a narrow +/-5% band (above replacement &gt;1.05, at replacement 0.95 to 1.05, below replacement &lt;0.95) only to avoid over-reading ratios near unity, which does not arise here because every ratio is far from 1.0. These describe whether new graduate headcount offsets departing headcount; they do not measure whether the workforce meets population demand, geographic access, or clinical capacity. A 1.20 threshold is reported as a labeled policy buffer, not a measure of adequacy. One new graduate is not assumed to replace the clinical capacity of one established surgeon. Because this ratio is a supply-side flow balance, it is paired below with an explicit demand denominator.</w:t>
       </w:r>
     </w:p>
-    <w:bookmarkEnd w:id="21"/>
-    <w:bookmarkStart w:id="22" w:name="X3e0bf0ac78deb62d4aafec2ce489ff7f4f685fb"/>
+    <w:bookmarkEnd w:id="24"/>
+    <w:bookmarkStart w:id="25" w:name="X3e0bf0ac78deb62d4aafec2ce489ff7f4f685fb"/>
     <w:p>
       <w:pPr>
         <w:pStyle w:val="Heading2"/>
@@ -1051,7 +1116,7 @@
         <w:t xml:space="preserve"> </w:t>
       </w:r>
       <w:r>
-        <w:t xml:space="preserve">Because these demand estimates are demographic rather than utilization-derived, they represent population need under stable prevalence and care-seeking rather than observed procedure volume; a utilization-based demand model is a planned extension.</w:t>
+        <w:t xml:space="preserve">Because these demand estimates are demographic rather than utilization-derived, they represent population need under stable prevalence and care-seeking rather than observed procedure volume; a utilization-based demand model is a planned extension. We modeled demand for urogynecology only. Gynecologic-oncology demand is driven by cancer incidence, which the pelvic floor disorder prevalence model does not capture, so we make no gynecologic-oncology demand, adequacy, or supply-versus-demand claim; that cohort is carried solely as a supply-side replacement comparator.</w:t>
       </w:r>
     </w:p>
     <w:p>
@@ -1077,8 +1142,8 @@
         <w:t xml:space="preserve">so that a capacity-to-demand index (capacity relative to 2025 demand) reflects delivered care rather than the number of certified physicians; the urology-pathway contribution to that capacity is varied in sensitivity analysis. The supply trajectory carried the same entrant and empirically estimated departure inputs as the primary projection, extended from the fully modeled 2025-2029 horizon to 2050 to align with the demographic-demand horizon. Because that extension projects a 2016-2021 departure hazard and recent graduate output far beyond the calibrated window, the long-horizon supply-and-demand estimates are provisional and are reported to frame supply against demand, not as validated forecasts of clinical need. An interactive version of this supply-to-demand model, in which the productivity and pathway assumptions can be varied, accompanies the manuscript.</w:t>
       </w:r>
     </w:p>
-    <w:bookmarkEnd w:id="22"/>
-    <w:bookmarkStart w:id="23" w:name="statistical-analysis"/>
+    <w:bookmarkEnd w:id="25"/>
+    <w:bookmarkStart w:id="26" w:name="statistical-analysis"/>
     <w:p>
       <w:pPr>
         <w:pStyle w:val="Heading2"/>
@@ -1110,9 +1175,9 @@
         <w:t xml:space="preserve">Workforce counts are reported as point estimates from the dynamic model accompanied by a 95% Monte Carlo parameter-uncertainty interval, which is conditional on the baseline workforce classification, the model structure, and the assumption of stable graduate output. Because the projection is a structural model of the inputs rather than an estimate from a random sample, no hypothesis tests were performed and no P values are reported.</w:t>
       </w:r>
     </w:p>
-    <w:bookmarkEnd w:id="23"/>
-    <w:bookmarkEnd w:id="24"/>
-    <w:bookmarkStart w:id="36" w:name="results"/>
+    <w:bookmarkEnd w:id="26"/>
+    <w:bookmarkEnd w:id="27"/>
+    <w:bookmarkStart w:id="39" w:name="results"/>
     <w:p>
       <w:pPr>
         <w:pStyle w:val="Heading1"/>
@@ -1121,7 +1186,7 @@
         <w:t xml:space="preserve">Results</w:t>
       </w:r>
     </w:p>
-    <w:bookmarkStart w:id="25" w:name="baseline-workforce-characteristics-2025"/>
+    <w:bookmarkStart w:id="28" w:name="baseline-workforce-characteristics-2025"/>
     <w:p>
       <w:pPr>
         <w:pStyle w:val="Heading2"/>
@@ -1381,8 +1446,8 @@
         <w:t xml:space="preserve">Mean annual departures were 10.5 for Gynecologic Oncology and 11.9 for URPS. Fellowship programs produced 75 Gynecologic Oncology and 64 URPS graduates annually, above the corresponding mean annual departures.</w:t>
       </w:r>
     </w:p>
-    <w:bookmarkEnd w:id="25"/>
-    <w:bookmarkStart w:id="32" w:name="Xf9d14a39697d3e48870b66e33d240983cc73a2f"/>
+    <w:bookmarkEnd w:id="28"/>
+    <w:bookmarkStart w:id="35" w:name="Xf9d14a39697d3e48870b66e33d240983cc73a2f"/>
     <w:p>
       <w:pPr>
         <w:pStyle w:val="Heading2"/>
@@ -1672,18 +1737,18 @@
           <wp:inline>
             <wp:extent cx="5334000" cy="3037416"/>
             <wp:effectExtent b="0" l="0" r="0" t="0"/>
-            <wp:docPr descr="Figure 1. Projected active workforce, 2025-2029, under the status-quo entrant scenario (the recent four-year fellowship-graduate mean), applying the pooled age-band departure hazard to each cohort each year. Solid lines are the immediate-entry projection (each graduating cohort added to the active stock in its entry year), a structural upper estimate, with shaded 95% partial parameter-uncertainty bands (propagating age-band hazard and graduate-count uncertainty, but not baseline-classification, roster, or model-form uncertainty). Dashed lines (ending in hollow points) trace the lower transition-adjusted trajectory, from the 2025 baseline to the 2029 transition-adjusted count, which applies the empirical certification-to-first-Medicare-activity entry ramp and defers part of the near-term growth. Both cohorts grow through 2029; conservative (70% conversion) and optimistic (NRMP benchmark) entrant scenarios bracket these counts (Table 2). URPS, Urogynecology and Reconstructive Pelvic Surgery; GO, Gynecologic Oncology." title="" id="27" name="Picture"/>
+            <wp:docPr descr="Figure 2. Projected active workforce, 2025-2029, under the status-quo entrant scenario (the recent four-year fellowship-graduate mean), applying the pooled age-band departure hazard to each cohort each year. Solid lines are the immediate-entry projection (each graduating cohort added to the active stock in its entry year), a structural upper estimate, with shaded 95% partial parameter-uncertainty bands (propagating age-band hazard and graduate-count uncertainty, but not baseline-classification, roster, or model-form uncertainty). Dashed lines (ending in hollow points) trace the lower transition-adjusted trajectory, from the 2025 baseline to the 2029 transition-adjusted count, which applies the empirical certification-to-first-Medicare-activity entry ramp and defers part of the near-term growth. Both cohorts grow through 2029; conservative (70% conversion) and optimistic (NRMP benchmark) entrant scenarios bracket these counts (Table 2). URPS, Urogynecology and Reconstructive Pelvic Surgery; GO, Gynecologic Oncology." title="" id="30" name="Picture"/>
             <a:graphic>
               <a:graphicData uri="http://schemas.openxmlformats.org/drawingml/2006/picture">
                 <pic:pic>
                   <pic:nvPicPr>
-                    <pic:cNvPr descr="/Users/tylermuffly/cliff/manuscript/manuscript_WORKFORCE_CLIFF_files/figures/figure1-1.png" id="28" name="Picture"/>
+                    <pic:cNvPr descr="manuscript_WORKFORCE_CLIFF_files/figures/figure1-1.png" id="31" name="Picture"/>
                     <pic:cNvPicPr>
                       <a:picLocks noChangeArrowheads="1" noChangeAspect="1"/>
                     </pic:cNvPicPr>
                   </pic:nvPicPr>
                   <pic:blipFill>
-                    <a:blip r:embed="rId26"/>
+                    <a:blip r:embed="rId29"/>
                     <a:stretch>
                       <a:fillRect/>
                     </a:stretch>
@@ -1719,7 +1784,7 @@
           <w:b/>
           <w:bCs/>
         </w:rPr>
-        <w:t xml:space="preserve">Figure 1.</w:t>
+        <w:t xml:space="preserve">Figure 2.</w:t>
       </w:r>
       <w:r>
         <w:t xml:space="preserve"> </w:t>
@@ -1733,7 +1798,7 @@
         <w:pStyle w:val="BodyText"/>
       </w:pPr>
       <w:r>
-        <w:t xml:space="preserve">Annual fellowship graduate output exceeded projected departures in both cohorts, which are projected to grow through 2029 (Table 2; Figure 1). Both cohorts grew under all three entrant scenarios (Table 2). Under the status-quo immediate-entry scenario the projected 2029 workforce spanned, from the transition-adjusted lower bound to the immediate-entry upper bound, 1,262 to 1,310 for Gynecologic Oncology (an increase of up to 24.5% over the 1,052 baseline) and 1,466 to 1,514 for the both-pathway URPS workforce (up to 16.0% over 1,306); both bounds exceed the 2025 baseline. The fellowship-completion-to-departure ratios were 7.1 (Gynecologic Oncology) and 5.4 (URPS), that is roughly seven and five fellowship completions per projected annual departure, respectively, both well above one-for-one flow balance. Because the NRMP certified-position benchmark counts fellows beginning training, the optimistic scenario reaches the workforce only after the fellowship-duration lag and does not change the conclusion.</w:t>
+        <w:t xml:space="preserve">Annual fellowship graduate output exceeded projected departures in both cohorts, which are projected to grow through 2029 (Table 2; Figure 2). Both cohorts grew under all three entrant scenarios (Table 2). Under the status-quo immediate-entry scenario the projected 2029 workforce spanned, from the transition-adjusted lower bound to the immediate-entry upper bound, 1,262 to 1,310 for Gynecologic Oncology (an increase of up to 24.5% over the 1,052 baseline) and 1,466 to 1,514 for the both-pathway URPS workforce (up to 16.0% over 1,306); both bounds exceed the 2025 baseline. The fellowship-completion-to-departure ratios were 7.1 (Gynecologic Oncology) and 5.4 (URPS), that is roughly seven and five fellowship completions per projected annual departure, respectively, both well above one-for-one flow balance. Because the NRMP certified-position benchmark counts fellows beginning training, the optimistic scenario reaches the workforce only after the fellowship-duration lag and does not change the conclusion.</w:t>
       </w:r>
     </w:p>
     <w:p>
@@ -1741,7 +1806,7 @@
         <w:pStyle w:val="BodyText"/>
       </w:pPr>
       <w:r>
-        <w:t xml:space="preserve">Every one-way sensitivity left both board-certified cohorts above replacement (Figure 2): even the full 2016-2023 window (which includes recent provisional departures with insufficient follow-up and may be upward biased) kept them well above replacement (Appendix S12), and a departure rate up to three times the empirical estimate did not move either below replacement (one-way minimum ratio 1.87). In the full multidimensional grid crossing the observation window, a departure-rate multiplier up to threefold, and graduate practice-conversion down to 70% (27 cells per cohort), Gynecologic Oncology was above replacement in 26 of 27 cells (1 at replacement, 0 below) and URPS in 25 (1 at replacement, 1 below); at the joint extreme of the provisional full window, tripled departures, and 70% conversion, Gynecologic Oncology was at replacement (1.00) and URPS was below replacement (0.86) (Appendix S12). Varying the required inactivity duration rather than the calendar window gave the same conclusion: re-deriving departures directly from Medicare Part B activity at a 2-, 3-, or 4-year inactivity threshold (a more aggressive definition than the multi-source primary), both cohorts remained well above replacement at every threshold (Gynecologic Oncology 4.4 at 2-3 years rising to 7.6 at 4 years; URPS 3.7 rising to 5.7), with a stricter threshold raising the ratio because fewer exits meet the longer absence requirement (Appendix S27). The primary pooled age-band hazard (Gynecologic Oncology 7.1, URPS 5.4; 95% intervals 4.3 to 8.3 and 3.9 to 6.5, both above replacement) is bracketed by the hierarchical partial-pooled and fully unpooled hazards, reported as sensitivities: Gynecologic Oncology 7.6 partial-pooled and 7.8 unpooled, URPS 4.9 and 4.6 (Appendix S6b, Appendix Table S28). Folding ABU-hazard uncertainty (0.5 to 2 times) into that hierarchical envelope left it above replacement (4.1 to 5.5) (Appendix Table S28). Beyond the flat four-year mean, the conclusion also held across distinct graduate-supply assumptions (near-term cohort accounting, that is the most recent completing class; a contraction to the recent annual low; and a cautious extrapolated trend), with both cohorts remaining above replacement (Gynecologic Oncology 6.7 under contraction to 7.5 under cohort accounting; URPS 5.1 to 5.5) (Appendix S29).</w:t>
+        <w:t xml:space="preserve">Every one-way sensitivity left both board-certified cohorts above replacement (Figure 3): even the full 2016-2023 window (which includes recent provisional departures with insufficient follow-up and may be upward biased) kept them well above replacement (Appendix S12), and a departure rate up to three times the empirical estimate did not move either below replacement (one-way minimum ratio 1.87). In the full multidimensional grid crossing the observation window, a departure-rate multiplier up to threefold, and graduate practice-conversion down to 70% (27 cells per cohort), Gynecologic Oncology was above replacement in 26 of 27 cells (1 at replacement, 0 below) and URPS in 25 (1 at replacement, 1 below); at the joint extreme of the provisional full window, tripled departures, and 70% conversion, Gynecologic Oncology was at replacement (1.00) and URPS was below replacement (0.86) (Appendix S12). Varying the required inactivity duration rather than the calendar window gave the same conclusion: re-deriving departures directly from Medicare Part B activity at a 2-, 3-, or 4-year inactivity threshold (a more aggressive definition than the multi-source primary), both cohorts remained well above replacement at every threshold (Gynecologic Oncology 4.4 at 2-3 years rising to 7.6 at 4 years; URPS 3.7 rising to 5.7), with a stricter threshold raising the ratio because fewer exits meet the longer absence requirement (Appendix S27). The primary pooled age-band hazard (Gynecologic Oncology 7.1, URPS 5.4; 95% intervals 4.3 to 8.3 and 3.9 to 6.5, both above replacement) is bracketed by the hierarchical partial-pooled and fully unpooled hazards, reported as sensitivities: Gynecologic Oncology 7.6 partial-pooled and 7.8 unpooled, URPS 4.9 and 4.6 (Appendix S6b, Appendix Table S28). Folding ABU-hazard uncertainty (0.5 to 2 times) into that hierarchical envelope left it above replacement (4.1 to 5.5) (Appendix Table S28). Beyond the flat four-year mean, the conclusion also held across distinct graduate-supply assumptions (near-term cohort accounting, that is the most recent completing class; a contraction to the recent annual low; and a cautious extrapolated trend), with both cohorts remaining above replacement (Gynecologic Oncology 6.7 under contraction to 7.5 under cohort accounting; URPS 5.1 to 5.5) (Appendix S29).</w:t>
       </w:r>
     </w:p>
     <w:p>
@@ -1753,18 +1818,18 @@
           <wp:inline>
             <wp:extent cx="5334000" cy="3604054"/>
             <wp:effectExtent b="0" l="0" r="0" t="0"/>
-            <wp:docPr descr="Figure 2. Fellowship-completion-to-departure ratio for each cohort across the primary analysis and selected sensitivity analyses. The dashed line marks one-for-one replacement; the shaded region is below replacement. Points right of the line indicate that annual fellowship completions exceed classified departures. Sensitivities span the anchored-definition baseline (Appendix S26), the Open Payments-inclusive definition (Appendix S15), adding half or all expected age-specific deaths (Appendix S25), the provisional full 2016-2023 window, a tripled departure rate (one-way minimum), and the joint worst-case grid cell (full window plus tripled rate plus 70% graduate conversion; Appendix S12). Only the joint worst case reaches or dips to replacement. URPS, Urogynecology and Reconstructive Pelvic Surgery; GO, Gynecologic Oncology." title="" id="30" name="Picture"/>
+            <wp:docPr descr="Figure 3. Fellowship-completion-to-departure ratio for each cohort across the primary analysis and selected sensitivity analyses. The dashed line marks one-for-one replacement; the shaded region is below replacement. Points right of the line indicate that annual fellowship completions exceed classified departures. Sensitivities span the anchored-definition baseline (Appendix S26), the Open Payments-inclusive definition (Appendix S15), adding half or all expected age-specific deaths (Appendix S25), the provisional full 2016-2023 window, a tripled departure rate (one-way minimum), and the joint worst-case grid cell (full window plus tripled rate plus 70% graduate conversion; Appendix S12). Only the joint worst case reaches or dips to replacement. URPS, Urogynecology and Reconstructive Pelvic Surgery; GO, Gynecologic Oncology." title="" id="33" name="Picture"/>
             <a:graphic>
               <a:graphicData uri="http://schemas.openxmlformats.org/drawingml/2006/picture">
                 <pic:pic>
                   <pic:nvPicPr>
-                    <pic:cNvPr descr="/Users/tylermuffly/cliff/manuscript/manuscript_WORKFORCE_CLIFF_files/figures/figure2-1.png" id="31" name="Picture"/>
+                    <pic:cNvPr descr="manuscript_WORKFORCE_CLIFF_files/figures/figure2-1.png" id="34" name="Picture"/>
                     <pic:cNvPicPr>
                       <a:picLocks noChangeArrowheads="1" noChangeAspect="1"/>
                     </pic:cNvPicPr>
                   </pic:nvPicPr>
                   <pic:blipFill>
-                    <a:blip r:embed="rId29"/>
+                    <a:blip r:embed="rId32"/>
                     <a:stretch>
                       <a:fillRect/>
                     </a:stretch>
@@ -1800,7 +1865,7 @@
           <w:b/>
           <w:bCs/>
         </w:rPr>
-        <w:t xml:space="preserve">Figure 2.</w:t>
+        <w:t xml:space="preserve">Figure 3.</w:t>
       </w:r>
       <w:r>
         <w:t xml:space="preserve"> </w:t>
@@ -1809,8 +1874,8 @@
         <w:t xml:space="preserve">Fellowship-completion-to-departure ratio for each cohort across the primary analysis and selected sensitivity analyses. The dashed line marks one-for-one replacement; the shaded region is below replacement. Points right of the line indicate that annual fellowship completions exceed classified departures. Sensitivities span the anchored-definition baseline (Appendix S26), the Open Payments-inclusive definition (Appendix S15), adding half or all expected age-specific deaths (Appendix S25), the provisional full 2016-2023 window, a tripled departure rate (one-way minimum), and the joint worst-case grid cell (full window plus tripled rate plus 70% graduate conversion; Appendix S12). Only the joint worst case reaches or dips to replacement. URPS, Urogynecology and Reconstructive Pelvic Surgery; GO, Gynecologic Oncology.</w:t>
       </w:r>
     </w:p>
-    <w:bookmarkEnd w:id="32"/>
-    <w:bookmarkStart w:id="33" w:name="sensitivity-analyses"/>
+    <w:bookmarkEnd w:id="35"/>
+    <w:bookmarkStart w:id="36" w:name="sensitivity-analyses"/>
     <w:p>
       <w:pPr>
         <w:pStyle w:val="Heading2"/>
@@ -1888,8 +1953,8 @@
         <w:t xml:space="preserve">No single parameter reached replacement at a plausible value: the departure rate would have to rise 5.6- to 7.1-fold or graduate output fall 82% to 86% (Appendix S10). Below-replacement estimates required combining adverse assumptions, and their form depended on the window: in the primary fully-observable window only a tripled rate, 70% entry, and a 0.65 entrant-effort multiplier together fell below one, whereas in the provisional full 2016-2023 window (which may over-state departures) a tripled rate and 70% entry alone sufficed (Appendix S12).</w:t>
       </w:r>
     </w:p>
-    <w:bookmarkEnd w:id="33"/>
-    <w:bookmarkStart w:id="34" w:name="supply-relative-to-demand"/>
+    <w:bookmarkEnd w:id="36"/>
+    <w:bookmarkStart w:id="37" w:name="supply-relative-to-demand"/>
     <w:p>
       <w:pPr>
         <w:pStyle w:val="Heading2"/>
@@ -1906,8 +1971,8 @@
         <w:t xml:space="preserve">Set against the population it serves, projected urogynecology supply outpaced demographic demand across the 2025-2050 horizon (accompanying supply-to-demand model). The population of United States women aged 65 years or older, in whom pelvic floor disorders concentrate, was projected to rise about 29% (from 34.7 to 44.8 million) and the population living with a pelvic floor disorder about 19% (from 33.1 to 39.5 million), while the projected workforce grew faster, by about 79% (index 179, 2025 = 100). As a result, urogynecologists per 100,000 women aged 65 years or older rose from 3.9 in 2025 to about 5.4 in 2050, and the number of women with a pelvic floor disorder per urogynecologist fell from roughly 24,800 to 16,500. Expressed as productivity-adjusted capacity rather than head count, the capacity-to-demand index rose above its 2025 value across the horizon and remained above one under the base-case urology-pathway contribution; because supply grew from a larger proportional base than demand, that ordering was preserved across the plausible range of productivity and pathway assumptions examined in sensitivity analysis. These supply-and-demand estimates are national aggregates under stable prevalence and care-seeking and rest on a long-horizon extrapolation of the departure hazard; they indicate whether the number and capacity of urogynecologists keeps pace with a growing older-female population, not whether that capacity reaches the markets or procedures where demand is concentrated.</w:t>
       </w:r>
     </w:p>
-    <w:bookmarkEnd w:id="34"/>
-    <w:bookmarkStart w:id="35" w:name="X4232441184fa8366f15cbe65f94ea19c3473f92"/>
+    <w:bookmarkEnd w:id="37"/>
+    <w:bookmarkStart w:id="38" w:name="X4232441184fa8366f15cbe65f94ea19c3473f92"/>
     <w:p>
       <w:pPr>
         <w:pStyle w:val="Heading2"/>
@@ -1924,9 +1989,9 @@
         <w:t xml:space="preserve">Medicare fee-for-service-defined loss of qualifying surgery was strongly dependent on follow-up duration and could not be validated against available administrative signals: most apparent cessations were not accompanied by complete clinical-practice departure, and because a true operative retiree may keep billing clinic visits, the signal could not distinguish genuine cessation of surgery from loss of Medicare visibility. Operative-workforce replacement was therefore not estimated; operator prevalence, cessation rates, time-to-event operative entry, concordance, and volume-weighted calculations are reported only in the Supplemental Digital Content (Appendix S11).</w:t>
       </w:r>
     </w:p>
-    <w:bookmarkEnd w:id="35"/>
-    <w:bookmarkEnd w:id="36"/>
-    <w:bookmarkStart w:id="44" w:name="discussion"/>
+    <w:bookmarkEnd w:id="38"/>
+    <w:bookmarkEnd w:id="39"/>
+    <w:bookmarkStart w:id="47" w:name="discussion"/>
     <w:p>
       <w:pPr>
         <w:pStyle w:val="Heading1"/>
@@ -1935,7 +2000,7 @@
         <w:t xml:space="preserve">Discussion</w:t>
       </w:r>
     </w:p>
-    <w:bookmarkStart w:id="37" w:name="principal-findings"/>
+    <w:bookmarkStart w:id="40" w:name="principal-findings"/>
     <w:p>
       <w:pPr>
         <w:pStyle w:val="Heading2"/>
@@ -1960,8 +2025,8 @@
         <w:t xml:space="preserve">This conclusion turns on three inputs that prior estimates have often specified differently: the number of physicians actually completing training each year, measured from ACGME graduate counts rather than assumed from program capacity or from match entry (which counts fellows beginning, not finishing, and runs ahead of graduate output in a growing field); the size of the active, rather than merely certified, workforce, which is materially smaller than the certified count; and the departure rate, estimated from the study cohort’s own observed departures over a right-censoring-safe window (a pooled gynecologic-subspecialty age-band hazard applied to each subspecialty’s age distribution) rather than from general-physician age-band assumptions.</w:t>
       </w:r>
     </w:p>
-    <w:bookmarkEnd w:id="37"/>
-    <w:bookmarkStart w:id="38" w:name="X9de5a3cc76115fce8ad688ec4770adb9521f72e"/>
+    <w:bookmarkEnd w:id="40"/>
+    <w:bookmarkStart w:id="41" w:name="X9de5a3cc76115fce8ad688ec4770adb9521f72e"/>
     <w:p>
       <w:pPr>
         <w:pStyle w:val="Heading2"/>
@@ -2023,8 +2088,8 @@
         <w:t xml:space="preserve">Because Medicare fee-for-service omits the commercial and facility-billed surgery that constitutes much of these subspecialties’ operative volume, operative-capacity replacement remains unresolved and will require all-payer or institutional operative-log data. The conceptual point stands: because a surgeon can leave operative practice while remaining clinically active, adequate head count does not guarantee adequate surgical capacity, and this distinction should be measured rather than assumed.</w:t>
       </w:r>
     </w:p>
-    <w:bookmarkEnd w:id="38"/>
-    <w:bookmarkStart w:id="39" w:name="comparison-with-existing-literature"/>
+    <w:bookmarkEnd w:id="41"/>
+    <w:bookmarkStart w:id="42" w:name="comparison-with-existing-literature"/>
     <w:p>
       <w:pPr>
         <w:pStyle w:val="Heading2"/>
@@ -2267,8 +2332,8 @@
         <w:t xml:space="preserve">We therefore derived the rate empirically over a right-censoring-safe window and confirmed both board-certified subspecialties stay above replacement across every window and at twice the rate.</w:t>
       </w:r>
     </w:p>
-    <w:bookmarkEnd w:id="39"/>
-    <w:bookmarkStart w:id="41" w:name="implications-for-policy-and-training"/>
+    <w:bookmarkEnd w:id="42"/>
+    <w:bookmarkStart w:id="44" w:name="implications-for-policy-and-training"/>
     <w:p>
       <w:pPr>
         <w:pStyle w:val="Heading2"/>
@@ -2277,7 +2342,7 @@
         <w:t xml:space="preserve">Implications for Policy and Training</w:t>
       </w:r>
     </w:p>
-    <w:bookmarkStart w:id="40" w:name="interpreting-replacement-balance"/>
+    <w:bookmarkStart w:id="43" w:name="interpreting-replacement-balance"/>
     <w:p>
       <w:pPr>
         <w:pStyle w:val="Heading3"/>
@@ -2360,296 +2425,296 @@
       </w:r>
       <w:r>
         <w:t xml:space="preserve">whereas we model subspecialty headcount inflow against outflow over a nearer horizon. A subspecialty can be above headcount replacement yet belong to a workforce that is below demand adequacy and geographically maldistributed, particularly because gynecologic surgical subspecialists concentrate in metropolitan areas.</w:t>
-      </w:r>
-    </w:p>
-    <w:bookmarkEnd w:id="40"/>
-    <w:bookmarkEnd w:id="41"/>
-    <w:bookmarkStart w:id="42" w:name="Xd2b7a94ba15afc27b0d77f39e62df3699dbffe3"/>
-    <w:p>
-      <w:pPr>
-        <w:pStyle w:val="Heading2"/>
-      </w:pPr>
-      <w:r>
-        <w:t xml:space="preserve">Strengths and Departure-Detection Methodology</w:t>
-      </w:r>
-    </w:p>
-    <w:p>
-      <w:pPr>
-        <w:pStyle w:val="FirstParagraph"/>
-      </w:pPr>
-      <w:r>
-        <w:t xml:space="preserve">This analysis combines primary-source workforce and fellowship data with explicit administrative-classification and modeling assumptions: an active workforce from certification records linked to administrative data, ACGME graduate counts, and departure rates estimated empirically over a right-censoring-safe window, matching a national surgeon-attrition benchmark from the same data.</w:t>
-      </w:r>
-      <w:hyperlink w:anchor="ref-elemosho2026">
-        <w:r>
-          <w:rPr>
-            <w:rStyle w:val="Hyperlink"/>
-            <w:vertAlign w:val="superscript"/>
-          </w:rPr>
-          <w:t xml:space="preserve">26</w:t>
-        </w:r>
-      </w:hyperlink>
-      <w:r>
-        <w:t xml:space="preserve"> </w:t>
-      </w:r>
-      <w:r>
-        <w:t xml:space="preserve">The multi-source classifier integrates certification, industry-payment, prescribing, enrollment, and claims signals rather than a single source such as Medicare billing cessation, intended to reduce reliance on any single source and the associated risk of misclassifying a low-volume subspecialist who stops billing Medicare but keeps operating. Back-testing reproduced observed active head count within about 1% (Appendix S3) but does not validate individual classifications; the classifier agreed with state licensure on active status (negative predictive value 0.98) yet flagged more departures than licensure recorded (about 11% versus 3%; Cohen kappa 0.06), as expected because physicians retain licenses after leaving practice. Because cessation of Open Payments reporting (the sole firing source for about 30% of detected departures) is not a validated indicator of leaving practice, the primary definition requires a corroborating non-Open-Payments anchor (Medicare Part B or Part D cessation, NPPES deactivation, or ABMS lapse); under the Open Payments-inclusive definition the ratios were lower (about 5.6 for Gynecologic Oncology and 4.3 for URPS) and under the primary definition higher, but both cohorts remained above replacement under every source-inclusion rule (Appendix S15). Because the primary outcome is departure, not active status, a high negative predictive value does not establish positive predictive value or sensitivity, and automated corroboration cannot fill the gap: within the Open-Payments-inclusive layer a non-Open-Payments signal supported 36% (Gynecologic Oncology) and 46% (URPS) of detected departures (Appendix S7b), but the anchored endpoint retains only events carrying such an anchor, so 100% are corroborated by construction, a tautology rather than validation. Genuine individual-level validation requires the prespecified two-reviewer chart adjudication, complete but pending (Appendix S7); until it is complete we do not claim the departure classifier is individually validated and report the endpoint as provisional. Death was under-ascertained by both systems; missed deaths leave deceased physicians in the active stock and drop true departure events from the numerator, biasing the departure rate downward and the completion-to-departure ratio upward. To bound this we applied an age- and sex-specific expected-mortality sensitivity, adding expected deaths to the departure numerator (SSA Period Life Table, 2020; Appendix S25), a conservative upper bound because general-population mortality overstates physician mortality. Even so the ratios fell only to 4.3 for Gynecologic Oncology and 3.2 for URPS (5.3 and 4.0 if half were missed), both above replacement.</w:t>
-      </w:r>
-    </w:p>
-    <w:bookmarkEnd w:id="42"/>
-    <w:bookmarkStart w:id="43" w:name="limitations"/>
-    <w:p>
-      <w:pPr>
-        <w:pStyle w:val="Heading2"/>
-      </w:pPr>
-      <w:r>
-        <w:t xml:space="preserve">Limitations</w:t>
-      </w:r>
-    </w:p>
-    <w:p>
-      <w:pPr>
-        <w:pStyle w:val="FirstParagraph"/>
-      </w:pPr>
-      <w:r>
-        <w:t xml:space="preserve">Several limitations warrant acknowledgment. First and most important, this analysis addresses only headcount replacement, not whether the workforce’s size, distribution, or clinical capacity meets population demand. We count physicians, not full-time equivalents; because obstetrician-gynecologists increasingly work part-time and the workforce is feminizing, headcount may overstate effective clinical supply.</w:t>
-      </w:r>
-      <w:hyperlink w:anchor="ref-rayburn2025complexities">
-        <w:r>
-          <w:rPr>
-            <w:rStyle w:val="Hyperlink"/>
-            <w:vertAlign w:val="superscript"/>
-          </w:rPr>
-          <w:t xml:space="preserve">16</w:t>
-        </w:r>
-      </w:hyperlink>
-      <w:r>
-        <w:t xml:space="preserve"> </w:t>
-      </w:r>
-      <w:r>
-        <w:t xml:space="preserve">An exploratory clinical-effort sensitivity leaves the completion-to-departure ratio unchanged when the same factor applies to incumbents and graduates, but the ratio would fall if new graduates delivered less direct clinical and operative capacity than those they replace (more administrative and part-time practice, childbearing interruptions, lower operative volume); this is an effective-capacity proxy rather than headcount replacement, and an exploratory entrant-capacity sensitivity remained above a one-for-one effective-capacity proxy even at a 0.65 entrant-to-incumbent multiplier, a 35% reduction, though no evidence establishes 0.65 as the appropriate lower bound (Appendix S9).</w:t>
-      </w:r>
-      <w:hyperlink w:anchor="ref-temkin2022fte">
-        <w:r>
-          <w:rPr>
-            <w:rStyle w:val="Hyperlink"/>
-            <w:vertAlign w:val="superscript"/>
-          </w:rPr>
-          <w:t xml:space="preserve">19</w:t>
-        </w:r>
-      </w:hyperlink>
-      <w:r>
-        <w:rPr>
-          <w:vertAlign w:val="superscript"/>
-        </w:rPr>
-        <w:t xml:space="preserve">,</w:t>
-      </w:r>
-      <w:hyperlink w:anchor="ref-benedetti2004productivity">
-        <w:r>
-          <w:rPr>
-            <w:rStyle w:val="Hyperlink"/>
-            <w:vertAlign w:val="superscript"/>
-          </w:rPr>
-          <w:t xml:space="preserve">48</w:t>
-        </w:r>
-      </w:hyperlink>
-      <w:r>
-        <w:t xml:space="preserve"> </w:t>
-      </w:r>
-      <w:r>
-        <w:t xml:space="preserve">A distinct forward risk, beyond this horizon, is that younger cohorts anticipate earlier retirement.</w:t>
-      </w:r>
-      <w:hyperlink w:anchor="ref-muzyka2025generational">
-        <w:r>
-          <w:rPr>
-            <w:rStyle w:val="Hyperlink"/>
-            <w:vertAlign w:val="superscript"/>
-          </w:rPr>
-          <w:t xml:space="preserve">49</w:t>
-        </w:r>
-      </w:hyperlink>
-    </w:p>
-    <w:p>
-      <w:pPr>
-        <w:pStyle w:val="BodyText"/>
-      </w:pPr>
-      <w:r>
-        <w:t xml:space="preserve">Second, the model holds hazards and graduate output constant and does not model secular trends; national attrition rose about 40% between 2013 and 2019,</w:t>
-      </w:r>
-      <w:hyperlink w:anchor="ref-rotenstein2025">
-        <w:r>
-          <w:rPr>
-            <w:rStyle w:val="Hyperlink"/>
-            <w:vertAlign w:val="superscript"/>
-          </w:rPr>
-          <w:t xml:space="preserve">25</w:t>
-        </w:r>
-      </w:hyperlink>
-      <w:r>
-        <w:t xml:space="preserve"> </w:t>
-      </w:r>
-      <w:r>
-        <w:t xml:space="preserve">though the conclusion is robust to a departure rate twice the empirical estimate. Graduate output is likewise held constant while fellowship applicant demand has narrowed toward the number of positions.</w:t>
-      </w:r>
-      <w:hyperlink w:anchor="ref-humphries2026">
-        <w:r>
-          <w:rPr>
-            <w:rStyle w:val="Hyperlink"/>
-            <w:vertAlign w:val="superscript"/>
-          </w:rPr>
-          <w:t xml:space="preserve">32</w:t>
-        </w:r>
-      </w:hyperlink>
-      <w:r>
-        <w:t xml:space="preserve"> </w:t>
-      </w:r>
-      <w:r>
-        <w:t xml:space="preserve">In the 2025 Match (for 2026 appointments), 99 applicants preferred gynecologic oncology for 88 positions (one unfilled), and although aggregate URPS applicant demand exceeded positions, the pathways diverged: the urology track offered 18 positions to 17 applicants who preferred it and filled 14, whereas the obstetrics-gynecology track filled all its positions.</w:t>
-      </w:r>
-      <w:hyperlink w:anchor="ref-nrmp2025">
-        <w:r>
-          <w:rPr>
-            <w:rStyle w:val="Hyperlink"/>
-            <w:vertAlign w:val="superscript"/>
-          </w:rPr>
-          <w:t xml:space="preserve">30</w:t>
-        </w:r>
-      </w:hyperlink>
-      <w:r>
-        <w:t xml:space="preserve"> </w:t>
-      </w:r>
-      <w:r>
-        <w:t xml:space="preserve">Sustained output is therefore not guaranteed; reaching replacement would nonetheless require graduate output to fall 82% to 86% (Appendix S10), substantially larger than the applicant-position gaps observed in the most recent Match, and continued growth depends disproportionately on obstetrics-gynecology applicant interest and improved urology-pathway recruitment. The Monte Carlo interval propagates hazard and graduate-count uncertainty but not baseline classification error, so it is not a total-uncertainty interval.</w:t>
-      </w:r>
-    </w:p>
-    <w:p>
-      <w:pPr>
-        <w:pStyle w:val="BodyText"/>
-      </w:pPr>
-      <w:r>
-        <w:t xml:space="preserve">Third, the primary model adds graduates to the active stock in their entry year, whereas real entry has a lag. We estimated a certification-to-first-Medicare-activity transition empirically by linking board-certification cohorts (2013-2019) to their first observed Medicare activity (Appendix S14); this proxies, but does not equal, the fellowship-completion-to-active-practice lag, because certification is not graduation and Medicare visibility is not all practice. Among certificants eventually observed in Medicare, 96% appeared within three years, though only 89% (Gynecologic Oncology) and 84% (URPS) were ever Medicare-visible. Applying the timing ramp defers 19% (Gynecologic Oncology) and 38% (URPS) of the projected four-year growth beyond 2029 (transition-adjusted 2029 counts 1,262 and 1,466), but the workforce still grows and the replacement balance, a flow ratio, is unchanged. The 11% to 16% never observed in Medicare plausibly reflect non-Medicare practice, though some may not enter U.S. subspecialty practice; the 70% to 100% conversion sensitivity brackets any true non-entry. A further estimated 10% to 15% of graduates later pursue non-clinical careers or leave U.S. practice.</w:t>
-      </w:r>
-      <w:hyperlink w:anchor="ref-bakkensen2023">
-        <w:r>
-          <w:rPr>
-            <w:rStyle w:val="Hyperlink"/>
-            <w:vertAlign w:val="superscript"/>
-          </w:rPr>
-          <w:t xml:space="preserve">50</w:t>
-        </w:r>
-      </w:hyperlink>
-      <w:r>
-        <w:rPr>
-          <w:vertAlign w:val="superscript"/>
-        </w:rPr>
-        <w:t xml:space="preserve">,</w:t>
-      </w:r>
-      <w:hyperlink w:anchor="ref-knell2023">
-        <w:r>
-          <w:rPr>
-            <w:rStyle w:val="Hyperlink"/>
-            <w:vertAlign w:val="superscript"/>
-          </w:rPr>
-          <w:t xml:space="preserve">51</w:t>
-        </w:r>
-      </w:hyperlink>
-      <w:r>
-        <w:t xml:space="preserve"> </w:t>
-      </w:r>
-      <w:r>
-        <w:t xml:space="preserve">Even at 70% conversion the conclusion holds.</w:t>
-      </w:r>
-    </w:p>
-    <w:p>
-      <w:pPr>
-        <w:pStyle w:val="BodyText"/>
-      </w:pPr>
-      <w:r>
-        <w:t xml:space="preserve">Fourth, the active baseline comes from a multi-source classification checked for licensure concordance but not yet individually adjudicated (Appendix S7); because several signals are Medicare-based, the classifier is less sensitive for younger, non-Medicare panels, which is why we excluded maternal-fetal medicine and reproductive endocrinology. The active-baseline gate and the anchored historical departure-event definition were developed for different analytic purposes and are not identical: the baseline uses the multi-source cohorting classification, whereas the outflow events require a non-Open-Payments anchor. In the prespecified consistent-definition baseline sensitivity, which regenerates the 2025 active stock under the same anchored departure rule (Appendix S26), the anchored stock rose modestly to 1,099 for Gynecologic Oncology and 1,328 for URPS, and the completion-to-departure ratios remained well above replacement (6.7 and 5.4), confirming that pairing a broad baseline with an anchored departure definition does not materially bias the stock-flow balance. The estimated 2025 baseline is carried forward from administrative data ending 2023-2024, but it is well supported: about 89% of the Part B-observable Gynecologic Oncology stock and 88% of the ABOG-pathway URPS stock had Medicare Part B activity in the latest administrative year (2023), and only 20 and 19 physicians respectively rested on a three-year-or-longer carry-forward; removing those long-lag physicians as the most adverse baseline-lag assumption did not weaken the conclusion (ratios 7.3 and 5.7, slightly above the primary) (Appendix S30).</w:t>
-      </w:r>
-    </w:p>
-    <w:p>
-      <w:pPr>
-        <w:pStyle w:val="BodyText"/>
-      </w:pPr>
-      <w:r>
-        <w:t xml:space="preserve">Fifth, age was estimated from certification year; it correlated strongly with external sources (Healthgrades r = 0.91, graduation-year r = 0.96; median absolute error 2 years, Appendix Table S6), and because the same estimate sets both the hazards and the active-age distribution the small under-estimate largely cancels; shifting all ages up 2 to 4 years modestly lowered the ratio but left both cohorts well above replacement (Appendix Table S24).</w:t>
-      </w:r>
-    </w:p>
-    <w:p>
-      <w:pPr>
-        <w:pStyle w:val="BodyText"/>
-      </w:pPr>
-      <w:r>
-        <w:t xml:space="preserve">Sixth, the workforce was modeled as a closed system; re-entry, internationally trained subspecialists, and emigration are not represented, and administrative lag leaves the most recent cohorts provisional. Interstate relocation does not change national totals.</w:t>
-      </w:r>
-      <w:hyperlink w:anchor="ref-bond2023">
-        <w:r>
-          <w:rPr>
-            <w:rStyle w:val="Hyperlink"/>
-            <w:vertAlign w:val="superscript"/>
-          </w:rPr>
-          <w:t xml:space="preserve">52</w:t>
-        </w:r>
-      </w:hyperlink>
-    </w:p>
-    <w:p>
-      <w:pPr>
-        <w:pStyle w:val="BodyText"/>
-      </w:pPr>
-      <w:r>
-        <w:t xml:space="preserve">Seventh, the both-pathway URPS baseline adds ABU-certified urogynecologists from an external roster, dated by certification year and assigned the ABOG-URPS hazard because ABU-pathway departure hazards are not independently estimable in this cohort. In a sensitivity that modeled the ABU component separately (a deterministic approximation, distinct from the hierarchical ABU-hazard scaling of Appendix Table S28) and scaled its hazard from half to twice the ABOG rate, URPS remained well above replacement (ratio 4.3 to 5.3; Appendix S11.5), and this both-pathway design removes the larger stock-flow mismatch of counting one pathway’s stock against graduates from both.</w:t>
-      </w:r>
-      <w:hyperlink w:anchor="ref-plaska2025">
-        <w:r>
-          <w:rPr>
-            <w:rStyle w:val="Hyperlink"/>
-            <w:vertAlign w:val="superscript"/>
-          </w:rPr>
-          <w:t xml:space="preserve">22</w:t>
-        </w:r>
-      </w:hyperlink>
-    </w:p>
-    <w:p>
-      <w:pPr>
-        <w:pStyle w:val="BodyText"/>
-      </w:pPr>
-      <w:r>
-        <w:t xml:space="preserve">Eighth, these subspecialties are feminizing, and women leave clinical practice at higher rates and younger ages;</w:t>
-      </w:r>
-      <w:hyperlink w:anchor="ref-rotensteinsex2026">
-        <w:r>
-          <w:rPr>
-            <w:rStyle w:val="Hyperlink"/>
-            <w:vertAlign w:val="superscript"/>
-          </w:rPr>
-          <w:t xml:space="preserve">53</w:t>
-        </w:r>
-      </w:hyperlink>
-      <w:r>
-        <w:rPr>
-          <w:vertAlign w:val="superscript"/>
-        </w:rPr>
-        <w:t xml:space="preserve">,</w:t>
-      </w:r>
-      <w:hyperlink w:anchor="ref-romero2025feminization">
-        <w:r>
-          <w:rPr>
-            <w:rStyle w:val="Hyperlink"/>
-            <w:vertAlign w:val="superscript"/>
-          </w:rPr>
-          <w:t xml:space="preserve">54</w:t>
-        </w:r>
-      </w:hyperlink>
-      <w:r>
-        <w:t xml:space="preserve"> </w:t>
-      </w:r>
-      <w:r>
-        <w:t xml:space="preserve">in a sex-stratified sensitivity drawing entrants from the roughly 85%-female obstetrics-gynecology resident pool (an ABOG-pathway URPS sensitivity; the urology URPS pathway is not sex-modeled and the assumption does not apply to it), all cohorts remained above replacement with ratios essentially unchanged, because entrants are young and depart at low rates regardless of sex (Appendix S8). The early-career feminization effect would emerge only over a longer horizon.</w:t>
       </w:r>
     </w:p>
     <w:bookmarkEnd w:id="43"/>
     <w:bookmarkEnd w:id="44"/>
-    <w:bookmarkStart w:id="45" w:name="conclusion"/>
+    <w:bookmarkStart w:id="45" w:name="Xd2b7a94ba15afc27b0d77f39e62df3699dbffe3"/>
+    <w:p>
+      <w:pPr>
+        <w:pStyle w:val="Heading2"/>
+      </w:pPr>
+      <w:r>
+        <w:t xml:space="preserve">Strengths and Departure-Detection Methodology</w:t>
+      </w:r>
+    </w:p>
+    <w:p>
+      <w:pPr>
+        <w:pStyle w:val="FirstParagraph"/>
+      </w:pPr>
+      <w:r>
+        <w:t xml:space="preserve">This analysis combines primary-source workforce and fellowship data with explicit administrative-classification and modeling assumptions: an active workforce from certification records linked to administrative data, ACGME graduate counts, and departure rates estimated empirically over a right-censoring-safe window, matching a national surgeon-attrition benchmark from the same data.</w:t>
+      </w:r>
+      <w:hyperlink w:anchor="ref-elemosho2026">
+        <w:r>
+          <w:rPr>
+            <w:rStyle w:val="Hyperlink"/>
+            <w:vertAlign w:val="superscript"/>
+          </w:rPr>
+          <w:t xml:space="preserve">26</w:t>
+        </w:r>
+      </w:hyperlink>
+      <w:r>
+        <w:t xml:space="preserve"> </w:t>
+      </w:r>
+      <w:r>
+        <w:t xml:space="preserve">The multi-source classifier integrates certification, industry-payment, prescribing, enrollment, and claims signals rather than a single source such as Medicare billing cessation, intended to reduce reliance on any single source and the associated risk of misclassifying a low-volume subspecialist who stops billing Medicare but keeps operating. Back-testing reproduced observed active head count within about 1% (Appendix S3) but does not validate individual classifications; the classifier agreed with state licensure on active status (negative predictive value 0.98) yet flagged more departures than licensure recorded (about 11% versus 3%; Cohen kappa 0.06), as expected because physicians retain licenses after leaving practice. Because cessation of Open Payments reporting (the sole firing source for about 30% of detected departures) is not a validated indicator of leaving practice, the primary definition requires a corroborating non-Open-Payments anchor (Medicare Part B or Part D cessation, NPPES deactivation, or ABMS lapse); under the Open Payments-inclusive definition the ratios were lower (about 5.6 for Gynecologic Oncology and 4.3 for URPS) and under the primary definition higher, but both cohorts remained above replacement under every source-inclusion rule (Appendix S15). Because the primary outcome is departure, not active status, a high negative predictive value does not establish positive predictive value or sensitivity, and automated corroboration cannot fill the gap: within the Open-Payments-inclusive layer a non-Open-Payments signal supported 36% (Gynecologic Oncology) and 46% (URPS) of detected departures (Appendix S7b), but the anchored endpoint retains only events carrying such an anchor, so 100% are corroborated by construction, a tautology rather than validation. Genuine individual-level validation requires the prespecified two-reviewer chart adjudication, complete but pending (Appendix S7); until it is complete we do not claim the departure classifier is individually validated and report the endpoint as provisional. Death was under-ascertained by both systems; missed deaths leave deceased physicians in the active stock and drop true departure events from the numerator, biasing the departure rate downward and the completion-to-departure ratio upward. To bound this we applied an age- and sex-specific expected-mortality sensitivity, adding expected deaths to the departure numerator (SSA Period Life Table, 2020; Appendix S25), a conservative upper bound because general-population mortality overstates physician mortality. Even so the ratios fell only to 4.3 for Gynecologic Oncology and 3.2 for URPS (5.3 and 4.0 if half were missed), both above replacement.</w:t>
+      </w:r>
+    </w:p>
+    <w:bookmarkEnd w:id="45"/>
+    <w:bookmarkStart w:id="46" w:name="limitations"/>
+    <w:p>
+      <w:pPr>
+        <w:pStyle w:val="Heading2"/>
+      </w:pPr>
+      <w:r>
+        <w:t xml:space="preserve">Limitations</w:t>
+      </w:r>
+    </w:p>
+    <w:p>
+      <w:pPr>
+        <w:pStyle w:val="FirstParagraph"/>
+      </w:pPr>
+      <w:r>
+        <w:t xml:space="preserve">Several limitations warrant acknowledgment. First and most important, this analysis addresses only headcount replacement, not whether the workforce’s size, distribution, or clinical capacity meets population demand; and the demand model is specific to urogynecology (pelvic floor disorder prevalence), so gynecologic oncology is reported purely as a supply-side comparator, with no gynecologic-oncology demand or adequacy inferred. We count physicians, not full-time equivalents; because obstetrician-gynecologists increasingly work part-time and the workforce is feminizing, headcount may overstate effective clinical supply.</w:t>
+      </w:r>
+      <w:hyperlink w:anchor="ref-rayburn2025complexities">
+        <w:r>
+          <w:rPr>
+            <w:rStyle w:val="Hyperlink"/>
+            <w:vertAlign w:val="superscript"/>
+          </w:rPr>
+          <w:t xml:space="preserve">16</w:t>
+        </w:r>
+      </w:hyperlink>
+      <w:r>
+        <w:t xml:space="preserve"> </w:t>
+      </w:r>
+      <w:r>
+        <w:t xml:space="preserve">An exploratory clinical-effort sensitivity leaves the completion-to-departure ratio unchanged when the same factor applies to incumbents and graduates, but the ratio would fall if new graduates delivered less direct clinical and operative capacity than those they replace (more administrative and part-time practice, childbearing interruptions, lower operative volume); this is an effective-capacity proxy rather than headcount replacement, and an exploratory entrant-capacity sensitivity remained above a one-for-one effective-capacity proxy even at a 0.65 entrant-to-incumbent multiplier, a 35% reduction, though no evidence establishes 0.65 as the appropriate lower bound (Appendix S9).</w:t>
+      </w:r>
+      <w:hyperlink w:anchor="ref-temkin2022fte">
+        <w:r>
+          <w:rPr>
+            <w:rStyle w:val="Hyperlink"/>
+            <w:vertAlign w:val="superscript"/>
+          </w:rPr>
+          <w:t xml:space="preserve">19</w:t>
+        </w:r>
+      </w:hyperlink>
+      <w:r>
+        <w:rPr>
+          <w:vertAlign w:val="superscript"/>
+        </w:rPr>
+        <w:t xml:space="preserve">,</w:t>
+      </w:r>
+      <w:hyperlink w:anchor="ref-benedetti2004productivity">
+        <w:r>
+          <w:rPr>
+            <w:rStyle w:val="Hyperlink"/>
+            <w:vertAlign w:val="superscript"/>
+          </w:rPr>
+          <w:t xml:space="preserve">48</w:t>
+        </w:r>
+      </w:hyperlink>
+      <w:r>
+        <w:t xml:space="preserve"> </w:t>
+      </w:r>
+      <w:r>
+        <w:t xml:space="preserve">A distinct forward risk, beyond this horizon, is that younger cohorts anticipate earlier retirement.</w:t>
+      </w:r>
+      <w:hyperlink w:anchor="ref-muzyka2025generational">
+        <w:r>
+          <w:rPr>
+            <w:rStyle w:val="Hyperlink"/>
+            <w:vertAlign w:val="superscript"/>
+          </w:rPr>
+          <w:t xml:space="preserve">49</w:t>
+        </w:r>
+      </w:hyperlink>
+    </w:p>
+    <w:p>
+      <w:pPr>
+        <w:pStyle w:val="BodyText"/>
+      </w:pPr>
+      <w:r>
+        <w:t xml:space="preserve">Second, the model holds hazards and graduate output constant and does not model secular trends; national attrition rose about 40% between 2013 and 2019,</w:t>
+      </w:r>
+      <w:hyperlink w:anchor="ref-rotenstein2025">
+        <w:r>
+          <w:rPr>
+            <w:rStyle w:val="Hyperlink"/>
+            <w:vertAlign w:val="superscript"/>
+          </w:rPr>
+          <w:t xml:space="preserve">25</w:t>
+        </w:r>
+      </w:hyperlink>
+      <w:r>
+        <w:t xml:space="preserve"> </w:t>
+      </w:r>
+      <w:r>
+        <w:t xml:space="preserve">though the conclusion is robust to a departure rate twice the empirical estimate. Graduate output is likewise held constant while fellowship applicant demand has narrowed toward the number of positions.</w:t>
+      </w:r>
+      <w:hyperlink w:anchor="ref-humphries2026">
+        <w:r>
+          <w:rPr>
+            <w:rStyle w:val="Hyperlink"/>
+            <w:vertAlign w:val="superscript"/>
+          </w:rPr>
+          <w:t xml:space="preserve">32</w:t>
+        </w:r>
+      </w:hyperlink>
+      <w:r>
+        <w:t xml:space="preserve"> </w:t>
+      </w:r>
+      <w:r>
+        <w:t xml:space="preserve">In the 2025 Match (for 2026 appointments), 99 applicants preferred gynecologic oncology for 88 positions (one unfilled), and although aggregate URPS applicant demand exceeded positions, the pathways diverged: the urology track offered 18 positions to 17 applicants who preferred it and filled 14, whereas the obstetrics-gynecology track filled all its positions.</w:t>
+      </w:r>
+      <w:hyperlink w:anchor="ref-nrmp2025">
+        <w:r>
+          <w:rPr>
+            <w:rStyle w:val="Hyperlink"/>
+            <w:vertAlign w:val="superscript"/>
+          </w:rPr>
+          <w:t xml:space="preserve">30</w:t>
+        </w:r>
+      </w:hyperlink>
+      <w:r>
+        <w:t xml:space="preserve"> </w:t>
+      </w:r>
+      <w:r>
+        <w:t xml:space="preserve">Sustained output is therefore not guaranteed; reaching replacement would nonetheless require graduate output to fall 82% to 86% (Appendix S10), substantially larger than the applicant-position gaps observed in the most recent Match, and continued growth depends disproportionately on obstetrics-gynecology applicant interest and improved urology-pathway recruitment. The Monte Carlo interval propagates hazard and graduate-count uncertainty but not baseline classification error, so it is not a total-uncertainty interval.</w:t>
+      </w:r>
+    </w:p>
+    <w:p>
+      <w:pPr>
+        <w:pStyle w:val="BodyText"/>
+      </w:pPr>
+      <w:r>
+        <w:t xml:space="preserve">Third, the primary model adds graduates to the active stock in their entry year, whereas real entry has a lag. We estimated a certification-to-first-Medicare-activity transition empirically by linking board-certification cohorts (2013-2019) to their first observed Medicare activity (Appendix S14); this proxies, but does not equal, the fellowship-completion-to-active-practice lag, because certification is not graduation and Medicare visibility is not all practice. Among certificants eventually observed in Medicare, 96% appeared within three years, though only 89% (Gynecologic Oncology) and 84% (URPS) were ever Medicare-visible. Applying the timing ramp defers 19% (Gynecologic Oncology) and 38% (URPS) of the projected four-year growth beyond 2029 (transition-adjusted 2029 counts 1,262 and 1,466), but the workforce still grows and the replacement balance, a flow ratio, is unchanged. The 11% to 16% never observed in Medicare plausibly reflect non-Medicare practice, though some may not enter U.S. subspecialty practice; the 70% to 100% conversion sensitivity brackets any true non-entry. A further estimated 10% to 15% of graduates later pursue non-clinical careers or leave U.S. practice.</w:t>
+      </w:r>
+      <w:hyperlink w:anchor="ref-bakkensen2023">
+        <w:r>
+          <w:rPr>
+            <w:rStyle w:val="Hyperlink"/>
+            <w:vertAlign w:val="superscript"/>
+          </w:rPr>
+          <w:t xml:space="preserve">50</w:t>
+        </w:r>
+      </w:hyperlink>
+      <w:r>
+        <w:rPr>
+          <w:vertAlign w:val="superscript"/>
+        </w:rPr>
+        <w:t xml:space="preserve">,</w:t>
+      </w:r>
+      <w:hyperlink w:anchor="ref-knell2023">
+        <w:r>
+          <w:rPr>
+            <w:rStyle w:val="Hyperlink"/>
+            <w:vertAlign w:val="superscript"/>
+          </w:rPr>
+          <w:t xml:space="preserve">51</w:t>
+        </w:r>
+      </w:hyperlink>
+      <w:r>
+        <w:t xml:space="preserve"> </w:t>
+      </w:r>
+      <w:r>
+        <w:t xml:space="preserve">Even at 70% conversion the conclusion holds.</w:t>
+      </w:r>
+    </w:p>
+    <w:p>
+      <w:pPr>
+        <w:pStyle w:val="BodyText"/>
+      </w:pPr>
+      <w:r>
+        <w:t xml:space="preserve">Fourth, the active baseline comes from a multi-source classification checked for licensure concordance but not yet individually adjudicated (Appendix S7); because several signals are Medicare-based, the classifier is less sensitive for younger, non-Medicare panels, which is why we excluded maternal-fetal medicine and reproductive endocrinology. The active-baseline gate and the anchored historical departure-event definition were developed for different analytic purposes and are not identical: the baseline uses the multi-source cohorting classification, whereas the outflow events require a non-Open-Payments anchor. In the prespecified consistent-definition baseline sensitivity, which regenerates the 2025 active stock under the same anchored departure rule (Appendix S26), the anchored stock rose modestly to 1,099 for Gynecologic Oncology and 1,328 for URPS, and the completion-to-departure ratios remained well above replacement (6.7 and 5.4), confirming that pairing a broad baseline with an anchored departure definition does not materially bias the stock-flow balance. The estimated 2025 baseline is carried forward from administrative data ending 2023-2024, but it is well supported: about 89% of the Part B-observable Gynecologic Oncology stock and 88% of the ABOG-pathway URPS stock had Medicare Part B activity in the latest administrative year (2023), and only 20 and 19 physicians respectively rested on a three-year-or-longer carry-forward; removing those long-lag physicians as the most adverse baseline-lag assumption did not weaken the conclusion (ratios 7.3 and 5.7, slightly above the primary) (Appendix S30).</w:t>
+      </w:r>
+    </w:p>
+    <w:p>
+      <w:pPr>
+        <w:pStyle w:val="BodyText"/>
+      </w:pPr>
+      <w:r>
+        <w:t xml:space="preserve">Fifth, age was estimated from certification year; it correlated strongly with external sources (Healthgrades r = 0.91, graduation-year r = 0.96; median absolute error 2 years, Appendix Table S6), and because the same estimate sets both the hazards and the active-age distribution the small under-estimate largely cancels; shifting all ages up 2 to 4 years modestly lowered the ratio but left both cohorts well above replacement (Appendix Table S24).</w:t>
+      </w:r>
+    </w:p>
+    <w:p>
+      <w:pPr>
+        <w:pStyle w:val="BodyText"/>
+      </w:pPr>
+      <w:r>
+        <w:t xml:space="preserve">Sixth, the workforce was modeled as a closed system; re-entry, internationally trained subspecialists, and emigration are not represented, and administrative lag leaves the most recent cohorts provisional. Interstate relocation does not change national totals.</w:t>
+      </w:r>
+      <w:hyperlink w:anchor="ref-bond2023">
+        <w:r>
+          <w:rPr>
+            <w:rStyle w:val="Hyperlink"/>
+            <w:vertAlign w:val="superscript"/>
+          </w:rPr>
+          <w:t xml:space="preserve">52</w:t>
+        </w:r>
+      </w:hyperlink>
+    </w:p>
+    <w:p>
+      <w:pPr>
+        <w:pStyle w:val="BodyText"/>
+      </w:pPr>
+      <w:r>
+        <w:t xml:space="preserve">Seventh, the both-pathway URPS baseline adds ABU-certified urogynecologists from an external roster, dated by certification year and assigned the ABOG-URPS hazard because ABU-pathway departure hazards are not independently estimable in this cohort. In a sensitivity that modeled the ABU component separately (a deterministic approximation, distinct from the hierarchical ABU-hazard scaling of Appendix Table S28) and scaled its hazard from half to twice the ABOG rate, URPS remained well above replacement (ratio 4.3 to 5.3; Appendix S11.5), and this both-pathway design removes the larger stock-flow mismatch of counting one pathway’s stock against graduates from both.</w:t>
+      </w:r>
+      <w:hyperlink w:anchor="ref-plaska2025">
+        <w:r>
+          <w:rPr>
+            <w:rStyle w:val="Hyperlink"/>
+            <w:vertAlign w:val="superscript"/>
+          </w:rPr>
+          <w:t xml:space="preserve">22</w:t>
+        </w:r>
+      </w:hyperlink>
+    </w:p>
+    <w:p>
+      <w:pPr>
+        <w:pStyle w:val="BodyText"/>
+      </w:pPr>
+      <w:r>
+        <w:t xml:space="preserve">Eighth, these subspecialties are feminizing, and women leave clinical practice at higher rates and younger ages;</w:t>
+      </w:r>
+      <w:hyperlink w:anchor="ref-rotensteinsex2026">
+        <w:r>
+          <w:rPr>
+            <w:rStyle w:val="Hyperlink"/>
+            <w:vertAlign w:val="superscript"/>
+          </w:rPr>
+          <w:t xml:space="preserve">53</w:t>
+        </w:r>
+      </w:hyperlink>
+      <w:r>
+        <w:rPr>
+          <w:vertAlign w:val="superscript"/>
+        </w:rPr>
+        <w:t xml:space="preserve">,</w:t>
+      </w:r>
+      <w:hyperlink w:anchor="ref-romero2025feminization">
+        <w:r>
+          <w:rPr>
+            <w:rStyle w:val="Hyperlink"/>
+            <w:vertAlign w:val="superscript"/>
+          </w:rPr>
+          <w:t xml:space="preserve">54</w:t>
+        </w:r>
+      </w:hyperlink>
+      <w:r>
+        <w:t xml:space="preserve"> </w:t>
+      </w:r>
+      <w:r>
+        <w:t xml:space="preserve">in a sex-stratified sensitivity drawing entrants from the roughly 85%-female obstetrics-gynecology resident pool (an ABOG-pathway URPS sensitivity; the urology URPS pathway is not sex-modeled and the assumption does not apply to it), all cohorts remained above replacement with ratios essentially unchanged, because entrants are young and depart at low rates regardless of sex (Appendix S8). The early-career feminization effect would emerge only over a longer horizon.</w:t>
+      </w:r>
+    </w:p>
+    <w:bookmarkEnd w:id="46"/>
+    <w:bookmarkEnd w:id="47"/>
+    <w:bookmarkStart w:id="48" w:name="conclusion"/>
     <w:p>
       <w:pPr>
         <w:pStyle w:val="Heading1"/>
@@ -2674,8 +2739,8 @@
         <w:t xml:space="preserve">These conclusions concern national headcount balance only and do not establish workforce adequacy relative to population demand, geographic access, clinical full-time equivalents, or operative capacity; Medicare fee-for-service data in particular could not distinguish true cessation of operative practice from loss of claims visibility, so operative-workforce replacement remains unresolved and requires all-payer or institutional operative data.</w:t>
       </w:r>
     </w:p>
-    <w:bookmarkEnd w:id="45"/>
-    <w:bookmarkStart w:id="151" w:name="references"/>
+    <w:bookmarkEnd w:id="48"/>
+    <w:bookmarkStart w:id="154" w:name="references"/>
     <w:p>
       <w:pPr>
         <w:pStyle w:val="Heading1"/>
@@ -2684,8 +2749,8 @@
         <w:t xml:space="preserve">References</w:t>
       </w:r>
     </w:p>
-    <w:bookmarkStart w:id="150" w:name="refs"/>
-    <w:bookmarkStart w:id="47" w:name="ref-nygaard2008"/>
+    <w:bookmarkStart w:id="153" w:name="refs"/>
+    <w:bookmarkStart w:id="50" w:name="ref-nygaard2008"/>
     <w:p>
       <w:pPr>
         <w:pStyle w:val="Bibliography"/>
@@ -2730,7 +2795,7 @@
       <w:r>
         <w:t xml:space="preserve">. 2008;300(11):1311-1316. doi:</w:t>
       </w:r>
-      <w:hyperlink r:id="rId46">
+      <w:hyperlink r:id="rId49">
         <w:r>
           <w:rPr>
             <w:rStyle w:val="Hyperlink"/>
@@ -2739,8 +2804,8 @@
         </w:r>
       </w:hyperlink>
     </w:p>
-    <w:bookmarkEnd w:id="47"/>
-    <w:bookmarkStart w:id="49" w:name="ref-siegel2023"/>
+    <w:bookmarkEnd w:id="50"/>
+    <w:bookmarkStart w:id="52" w:name="ref-siegel2023"/>
     <w:p>
       <w:pPr>
         <w:pStyle w:val="Bibliography"/>
@@ -2770,7 +2835,7 @@
       <w:r>
         <w:t xml:space="preserve">. 2023;73:17-48. doi:</w:t>
       </w:r>
-      <w:hyperlink r:id="rId48">
+      <w:hyperlink r:id="rId51">
         <w:r>
           <w:rPr>
             <w:rStyle w:val="Hyperlink"/>
@@ -2779,8 +2844,8 @@
         </w:r>
       </w:hyperlink>
     </w:p>
-    <w:bookmarkEnd w:id="49"/>
-    <w:bookmarkStart w:id="50" w:name="ref-abog_fpmigs"/>
+    <w:bookmarkEnd w:id="52"/>
+    <w:bookmarkStart w:id="53" w:name="ref-abog_fpmigs"/>
     <w:p>
       <w:pPr>
         <w:pStyle w:val="Bibliography"/>
@@ -2798,8 +2863,8 @@
         <w:t xml:space="preserve">American Board of Obstetrics and Gynecology. Focused practice designation in minimally invasive gynecologic surgery. Published online 2024.</w:t>
       </w:r>
     </w:p>
-    <w:bookmarkEnd w:id="50"/>
-    <w:bookmarkStart w:id="52" w:name="ref-vargas2018"/>
+    <w:bookmarkEnd w:id="53"/>
+    <w:bookmarkStart w:id="55" w:name="ref-vargas2018"/>
     <w:p>
       <w:pPr>
         <w:pStyle w:val="Bibliography"/>
@@ -2829,7 +2894,7 @@
       <w:r>
         <w:t xml:space="preserve">. 2018;25(6):1060-1064. doi:</w:t>
       </w:r>
-      <w:hyperlink r:id="rId51">
+      <w:hyperlink r:id="rId54">
         <w:r>
           <w:rPr>
             <w:rStyle w:val="Hyperlink"/>
@@ -2838,8 +2903,8 @@
         </w:r>
       </w:hyperlink>
     </w:p>
-    <w:bookmarkEnd w:id="52"/>
-    <w:bookmarkStart w:id="54" w:name="ref-desjardins2023"/>
+    <w:bookmarkEnd w:id="55"/>
+    <w:bookmarkStart w:id="57" w:name="ref-desjardins2023"/>
     <w:p>
       <w:pPr>
         <w:pStyle w:val="Bibliography"/>
@@ -2887,7 +2952,7 @@
       <w:r>
         <w:t xml:space="preserve">. 2023;142:688-697. doi:</w:t>
       </w:r>
-      <w:hyperlink r:id="rId53">
+      <w:hyperlink r:id="rId56">
         <w:r>
           <w:rPr>
             <w:rStyle w:val="Hyperlink"/>
@@ -2896,8 +2961,8 @@
         </w:r>
       </w:hyperlink>
     </w:p>
-    <w:bookmarkEnd w:id="54"/>
-    <w:bookmarkStart w:id="56" w:name="ref-ricci2017"/>
+    <w:bookmarkEnd w:id="57"/>
+    <w:bookmarkStart w:id="59" w:name="ref-ricci2017"/>
     <w:p>
       <w:pPr>
         <w:pStyle w:val="Bibliography"/>
@@ -2975,7 +3040,7 @@
       <w:r>
         <w:t xml:space="preserve">. 2017;22:100-104. doi:</w:t>
       </w:r>
-      <w:hyperlink r:id="rId55">
+      <w:hyperlink r:id="rId58">
         <w:r>
           <w:rPr>
             <w:rStyle w:val="Hyperlink"/>
@@ -2984,8 +3049,8 @@
         </w:r>
       </w:hyperlink>
     </w:p>
-    <w:bookmarkEnd w:id="56"/>
-    <w:bookmarkStart w:id="58" w:name="ref-boland2024"/>
+    <w:bookmarkEnd w:id="59"/>
+    <w:bookmarkStart w:id="61" w:name="ref-boland2024"/>
     <w:p>
       <w:pPr>
         <w:pStyle w:val="Bibliography"/>
@@ -3024,7 +3089,7 @@
       <w:r>
         <w:t xml:space="preserve">. 2024;7(11):e2447635. doi:</w:t>
       </w:r>
-      <w:hyperlink r:id="rId57">
+      <w:hyperlink r:id="rId60">
         <w:r>
           <w:rPr>
             <w:rStyle w:val="Hyperlink"/>
@@ -3033,8 +3098,8 @@
         </w:r>
       </w:hyperlink>
     </w:p>
-    <w:bookmarkEnd w:id="58"/>
-    <w:bookmarkStart w:id="60" w:name="ref-dall2013"/>
+    <w:bookmarkEnd w:id="61"/>
+    <w:bookmarkStart w:id="63" w:name="ref-dall2013"/>
     <w:p>
       <w:pPr>
         <w:pStyle w:val="Bibliography"/>
@@ -3067,7 +3132,7 @@
       <w:r>
         <w:t xml:space="preserve">. 2013;32(11):2013-2020. doi:</w:t>
       </w:r>
-      <w:hyperlink r:id="rId59">
+      <w:hyperlink r:id="rId62">
         <w:r>
           <w:rPr>
             <w:rStyle w:val="Hyperlink"/>
@@ -3076,8 +3141,8 @@
         </w:r>
       </w:hyperlink>
     </w:p>
-    <w:bookmarkEnd w:id="60"/>
-    <w:bookmarkStart w:id="62" w:name="ref-adashi2025"/>
+    <w:bookmarkEnd w:id="63"/>
+    <w:bookmarkStart w:id="65" w:name="ref-adashi2025"/>
     <w:p>
       <w:pPr>
         <w:pStyle w:val="Bibliography"/>
@@ -3107,7 +3172,7 @@
       <w:r>
         <w:t xml:space="preserve">. 2025;40(14):3469-3472. doi:</w:t>
       </w:r>
-      <w:hyperlink r:id="rId61">
+      <w:hyperlink r:id="rId64">
         <w:r>
           <w:rPr>
             <w:rStyle w:val="Hyperlink"/>
@@ -3116,8 +3181,8 @@
         </w:r>
       </w:hyperlink>
     </w:p>
-    <w:bookmarkEnd w:id="62"/>
-    <w:bookmarkStart w:id="64" w:name="ref-sharma2024"/>
+    <w:bookmarkEnd w:id="65"/>
+    <w:bookmarkStart w:id="67" w:name="ref-sharma2024"/>
     <w:p>
       <w:pPr>
         <w:pStyle w:val="Bibliography"/>
@@ -3147,7 +3212,7 @@
       <w:r>
         <w:t xml:space="preserve">. 2024;140(3):839-848. doi:</w:t>
       </w:r>
-      <w:hyperlink r:id="rId63">
+      <w:hyperlink r:id="rId66">
         <w:r>
           <w:rPr>
             <w:rStyle w:val="Hyperlink"/>
@@ -3156,8 +3221,8 @@
         </w:r>
       </w:hyperlink>
     </w:p>
-    <w:bookmarkEnd w:id="64"/>
-    <w:bookmarkStart w:id="66" w:name="ref-etzioni2003"/>
+    <w:bookmarkEnd w:id="67"/>
+    <w:bookmarkStart w:id="69" w:name="ref-etzioni2003"/>
     <w:p>
       <w:pPr>
         <w:pStyle w:val="Bibliography"/>
@@ -3190,7 +3255,7 @@
       <w:r>
         <w:t xml:space="preserve">. 2003;238:170-177. doi:</w:t>
       </w:r>
-      <w:hyperlink r:id="rId65">
+      <w:hyperlink r:id="rId68">
         <w:r>
           <w:rPr>
             <w:rStyle w:val="Hyperlink"/>
@@ -3199,8 +3264,8 @@
         </w:r>
       </w:hyperlink>
     </w:p>
-    <w:bookmarkEnd w:id="66"/>
-    <w:bookmarkStart w:id="68" w:name="ref-edwards2014"/>
+    <w:bookmarkEnd w:id="69"/>
+    <w:bookmarkStart w:id="71" w:name="ref-edwards2014"/>
     <w:p>
       <w:pPr>
         <w:pStyle w:val="Bibliography"/>
@@ -3242,7 +3307,7 @@
       <w:r>
         <w:t xml:space="preserve">. 2014;148:7-12. doi:</w:t>
       </w:r>
-      <w:hyperlink r:id="rId67">
+      <w:hyperlink r:id="rId70">
         <w:r>
           <w:rPr>
             <w:rStyle w:val="Hyperlink"/>
@@ -3251,8 +3316,8 @@
         </w:r>
       </w:hyperlink>
     </w:p>
-    <w:bookmarkEnd w:id="68"/>
-    <w:bookmarkStart w:id="70" w:name="ref-fraher2013"/>
+    <w:bookmarkEnd w:id="71"/>
+    <w:bookmarkStart w:id="73" w:name="ref-fraher2013"/>
     <w:p>
       <w:pPr>
         <w:pStyle w:val="Bibliography"/>
@@ -3282,7 +3347,7 @@
       <w:r>
         <w:t xml:space="preserve">. 2013;257:867-872. doi:</w:t>
       </w:r>
-      <w:hyperlink r:id="rId69">
+      <w:hyperlink r:id="rId72">
         <w:r>
           <w:rPr>
             <w:rStyle w:val="Hyperlink"/>
@@ -3291,8 +3356,8 @@
         </w:r>
       </w:hyperlink>
     </w:p>
-    <w:bookmarkEnd w:id="70"/>
-    <w:bookmarkStart w:id="72" w:name="ref-leejt2024"/>
+    <w:bookmarkEnd w:id="73"/>
+    <w:bookmarkStart w:id="75" w:name="ref-leejt2024"/>
     <w:p>
       <w:pPr>
         <w:pStyle w:val="Bibliography"/>
@@ -3325,7 +3390,7 @@
       <w:r>
         <w:t xml:space="preserve">. 2024;22:25. doi:</w:t>
       </w:r>
-      <w:hyperlink r:id="rId71">
+      <w:hyperlink r:id="rId74">
         <w:r>
           <w:rPr>
             <w:rStyle w:val="Hyperlink"/>
@@ -3334,8 +3399,8 @@
         </w:r>
       </w:hyperlink>
     </w:p>
-    <w:bookmarkEnd w:id="72"/>
-    <w:bookmarkStart w:id="74" w:name="ref-ellison2018"/>
+    <w:bookmarkEnd w:id="75"/>
+    <w:bookmarkStart w:id="77" w:name="ref-ellison2018"/>
     <w:p>
       <w:pPr>
         <w:pStyle w:val="Bibliography"/>
@@ -3368,7 +3433,7 @@
       <w:r>
         <w:t xml:space="preserve">. 2018;164:726-732. doi:</w:t>
       </w:r>
-      <w:hyperlink r:id="rId73">
+      <w:hyperlink r:id="rId76">
         <w:r>
           <w:rPr>
             <w:rStyle w:val="Hyperlink"/>
@@ -3377,8 +3442,8 @@
         </w:r>
       </w:hyperlink>
     </w:p>
-    <w:bookmarkEnd w:id="74"/>
-    <w:bookmarkStart w:id="76" w:name="ref-rayburn2025complexities"/>
+    <w:bookmarkEnd w:id="77"/>
+    <w:bookmarkStart w:id="79" w:name="ref-rayburn2025complexities"/>
     <w:p>
       <w:pPr>
         <w:pStyle w:val="Bibliography"/>
@@ -3408,7 +3473,7 @@
       <w:r>
         <w:t xml:space="preserve">. 2025;52(4):599-614. doi:</w:t>
       </w:r>
-      <w:hyperlink r:id="rId75">
+      <w:hyperlink r:id="rId78">
         <w:r>
           <w:rPr>
             <w:rStyle w:val="Hyperlink"/>
@@ -3417,8 +3482,8 @@
         </w:r>
       </w:hyperlink>
     </w:p>
-    <w:bookmarkEnd w:id="76"/>
-    <w:bookmarkStart w:id="78" w:name="ref-brueseke2016"/>
+    <w:bookmarkEnd w:id="79"/>
+    <w:bookmarkStart w:id="81" w:name="ref-brueseke2016"/>
     <w:p>
       <w:pPr>
         <w:pStyle w:val="Bibliography"/>
@@ -3448,7 +3513,7 @@
       <w:r>
         <w:t xml:space="preserve">. 2016;22(5):385-389. doi:</w:t>
       </w:r>
-      <w:hyperlink r:id="rId77">
+      <w:hyperlink r:id="rId80">
         <w:r>
           <w:rPr>
             <w:rStyle w:val="Hyperlink"/>
@@ -3457,8 +3522,8 @@
         </w:r>
       </w:hyperlink>
     </w:p>
-    <w:bookmarkEnd w:id="78"/>
-    <w:bookmarkStart w:id="80" w:name="ref-stitzenberg2015"/>
+    <w:bookmarkEnd w:id="81"/>
+    <w:bookmarkStart w:id="83" w:name="ref-stitzenberg2015"/>
     <w:p>
       <w:pPr>
         <w:pStyle w:val="Bibliography"/>
@@ -3488,7 +3553,7 @@
       <w:r>
         <w:t xml:space="preserve">. 2015;11(1):38-39. doi:</w:t>
       </w:r>
-      <w:hyperlink r:id="rId79">
+      <w:hyperlink r:id="rId82">
         <w:r>
           <w:rPr>
             <w:rStyle w:val="Hyperlink"/>
@@ -3497,8 +3562,8 @@
         </w:r>
       </w:hyperlink>
     </w:p>
-    <w:bookmarkEnd w:id="80"/>
-    <w:bookmarkStart w:id="82" w:name="ref-temkin2022fte"/>
+    <w:bookmarkEnd w:id="83"/>
+    <w:bookmarkStart w:id="85" w:name="ref-temkin2022fte"/>
     <w:p>
       <w:pPr>
         <w:pStyle w:val="Bibliography"/>
@@ -3540,7 +3605,7 @@
       <w:r>
         <w:t xml:space="preserve">. 2022;164(3):473-480. doi:</w:t>
       </w:r>
-      <w:hyperlink r:id="rId81">
+      <w:hyperlink r:id="rId84">
         <w:r>
           <w:rPr>
             <w:rStyle w:val="Hyperlink"/>
@@ -3549,8 +3614,8 @@
         </w:r>
       </w:hyperlink>
     </w:p>
-    <w:bookmarkEnd w:id="82"/>
-    <w:bookmarkStart w:id="84" w:name="ref-shah2026"/>
+    <w:bookmarkEnd w:id="85"/>
+    <w:bookmarkStart w:id="87" w:name="ref-shah2026"/>
     <w:p>
       <w:pPr>
         <w:pStyle w:val="Bibliography"/>
@@ -3580,7 +3645,7 @@
       <w:r>
         <w:t xml:space="preserve">. 2026;287:58-66. doi:</w:t>
       </w:r>
-      <w:hyperlink r:id="rId83">
+      <w:hyperlink r:id="rId86">
         <w:r>
           <w:rPr>
             <w:rStyle w:val="Hyperlink"/>
@@ -3589,8 +3654,8 @@
         </w:r>
       </w:hyperlink>
     </w:p>
-    <w:bookmarkEnd w:id="84"/>
-    <w:bookmarkStart w:id="86" w:name="ref-vonelm2007"/>
+    <w:bookmarkEnd w:id="87"/>
+    <w:bookmarkStart w:id="89" w:name="ref-vonelm2007"/>
     <w:p>
       <w:pPr>
         <w:pStyle w:val="Bibliography"/>
@@ -3683,7 +3748,7 @@
       <w:r>
         <w:t xml:space="preserve">. 2007;147:573-577. doi:</w:t>
       </w:r>
-      <w:hyperlink r:id="rId85">
+      <w:hyperlink r:id="rId88">
         <w:r>
           <w:rPr>
             <w:rStyle w:val="Hyperlink"/>
@@ -3692,8 +3757,8 @@
         </w:r>
       </w:hyperlink>
     </w:p>
-    <w:bookmarkEnd w:id="86"/>
-    <w:bookmarkStart w:id="88" w:name="ref-plaska2025"/>
+    <w:bookmarkEnd w:id="89"/>
+    <w:bookmarkStart w:id="91" w:name="ref-plaska2025"/>
     <w:p>
       <w:pPr>
         <w:pStyle w:val="Bibliography"/>
@@ -3723,7 +3788,7 @@
       <w:r>
         <w:t xml:space="preserve">. 2025;44(4):811-818. doi:</w:t>
       </w:r>
-      <w:hyperlink r:id="rId87">
+      <w:hyperlink r:id="rId90">
         <w:r>
           <w:rPr>
             <w:rStyle w:val="Hyperlink"/>
@@ -3732,8 +3797,8 @@
         </w:r>
       </w:hyperlink>
     </w:p>
-    <w:bookmarkEnd w:id="88"/>
-    <w:bookmarkStart w:id="89" w:name="ref-nber2024"/>
+    <w:bookmarkEnd w:id="91"/>
+    <w:bookmarkStart w:id="92" w:name="ref-nber2024"/>
     <w:p>
       <w:pPr>
         <w:pStyle w:val="Bibliography"/>
@@ -3772,8 +3837,8 @@
         <w:t xml:space="preserve">. Published online 2024.</w:t>
       </w:r>
     </w:p>
-    <w:bookmarkEnd w:id="89"/>
-    <w:bookmarkStart w:id="90" w:name="ref-abms2024"/>
+    <w:bookmarkEnd w:id="92"/>
+    <w:bookmarkStart w:id="93" w:name="ref-abms2024"/>
     <w:p>
       <w:pPr>
         <w:pStyle w:val="Bibliography"/>
@@ -3791,8 +3856,8 @@
         <w:t xml:space="preserve">American Board of Medical Specialties. Number of board-certified physicians by specialty. Published online 2024.</w:t>
       </w:r>
     </w:p>
-    <w:bookmarkEnd w:id="90"/>
-    <w:bookmarkStart w:id="92" w:name="ref-rotenstein2025"/>
+    <w:bookmarkEnd w:id="93"/>
+    <w:bookmarkStart w:id="95" w:name="ref-rotenstein2025"/>
     <w:p>
       <w:pPr>
         <w:pStyle w:val="Bibliography"/>
@@ -3822,7 +3887,7 @@
       <w:r>
         <w:t xml:space="preserve">. 2025;178(12):1698-1708. doi:</w:t>
       </w:r>
-      <w:hyperlink r:id="rId91">
+      <w:hyperlink r:id="rId94">
         <w:r>
           <w:rPr>
             <w:rStyle w:val="Hyperlink"/>
@@ -3831,8 +3896,8 @@
         </w:r>
       </w:hyperlink>
     </w:p>
-    <w:bookmarkEnd w:id="92"/>
-    <w:bookmarkStart w:id="94" w:name="ref-elemosho2026"/>
+    <w:bookmarkEnd w:id="95"/>
+    <w:bookmarkStart w:id="97" w:name="ref-elemosho2026"/>
     <w:p>
       <w:pPr>
         <w:pStyle w:val="Bibliography"/>
@@ -3865,7 +3930,7 @@
       <w:r>
         <w:t xml:space="preserve">. Published online 2026. doi:</w:t>
       </w:r>
-      <w:hyperlink r:id="rId93">
+      <w:hyperlink r:id="rId96">
         <w:r>
           <w:rPr>
             <w:rStyle w:val="Hyperlink"/>
@@ -3874,8 +3939,8 @@
         </w:r>
       </w:hyperlink>
     </w:p>
-    <w:bookmarkEnd w:id="94"/>
-    <w:bookmarkStart w:id="96" w:name="ref-gettel2023"/>
+    <w:bookmarkEnd w:id="97"/>
+    <w:bookmarkStart w:id="99" w:name="ref-gettel2023"/>
     <w:p>
       <w:pPr>
         <w:pStyle w:val="Bibliography"/>
@@ -3905,7 +3970,7 @@
       <w:r>
         <w:t xml:space="preserve">. 2023;30(11):1092-1100. doi:</w:t>
       </w:r>
-      <w:hyperlink r:id="rId95">
+      <w:hyperlink r:id="rId98">
         <w:r>
           <w:rPr>
             <w:rStyle w:val="Hyperlink"/>
@@ -3914,8 +3979,8 @@
         </w:r>
       </w:hyperlink>
     </w:p>
-    <w:bookmarkEnd w:id="96"/>
-    <w:bookmarkStart w:id="98" w:name="ref-oconnell2023"/>
+    <w:bookmarkEnd w:id="99"/>
+    <w:bookmarkStart w:id="101" w:name="ref-oconnell2023"/>
     <w:p>
       <w:pPr>
         <w:pStyle w:val="Bibliography"/>
@@ -3945,7 +4010,7 @@
       <w:r>
         <w:t xml:space="preserve">. 2023;36(6):1050-1057. doi:</w:t>
       </w:r>
-      <w:hyperlink r:id="rId97">
+      <w:hyperlink r:id="rId100">
         <w:r>
           <w:rPr>
             <w:rStyle w:val="Hyperlink"/>
@@ -3954,8 +4019,8 @@
         </w:r>
       </w:hyperlink>
     </w:p>
-    <w:bookmarkEnd w:id="98"/>
-    <w:bookmarkStart w:id="100" w:name="ref-acgme_drb"/>
+    <w:bookmarkEnd w:id="101"/>
+    <w:bookmarkStart w:id="103" w:name="ref-acgme_drb"/>
     <w:p>
       <w:pPr>
         <w:pStyle w:val="Bibliography"/>
@@ -3988,7 +4053,7 @@
       <w:r>
         <w:t xml:space="preserve"> </w:t>
       </w:r>
-      <w:hyperlink r:id="rId99">
+      <w:hyperlink r:id="rId102">
         <w:r>
           <w:rPr>
             <w:rStyle w:val="Hyperlink"/>
@@ -3997,8 +4062,8 @@
         </w:r>
       </w:hyperlink>
     </w:p>
-    <w:bookmarkEnd w:id="100"/>
-    <w:bookmarkStart w:id="101" w:name="ref-nrmp2025"/>
+    <w:bookmarkEnd w:id="103"/>
+    <w:bookmarkStart w:id="104" w:name="ref-nrmp2025"/>
     <w:p>
       <w:pPr>
         <w:pStyle w:val="Bibliography"/>
@@ -4016,8 +4081,8 @@
         <w:t xml:space="preserve">National Resident Matching Program. Results and data: Specialties matching service, 2026 appointment year. Published online 2026.</w:t>
       </w:r>
     </w:p>
-    <w:bookmarkEnd w:id="101"/>
-    <w:bookmarkStart w:id="103" w:name="ref-pyskir2022"/>
+    <w:bookmarkEnd w:id="104"/>
+    <w:bookmarkStart w:id="106" w:name="ref-pyskir2022"/>
     <w:p>
       <w:pPr>
         <w:pStyle w:val="Bibliography"/>
@@ -4047,7 +4112,7 @@
       <w:r>
         <w:t xml:space="preserve">. 2022;2(4):100107. doi:</w:t>
       </w:r>
-      <w:hyperlink r:id="rId102">
+      <w:hyperlink r:id="rId105">
         <w:r>
           <w:rPr>
             <w:rStyle w:val="Hyperlink"/>
@@ -4056,8 +4121,8 @@
         </w:r>
       </w:hyperlink>
     </w:p>
-    <w:bookmarkEnd w:id="103"/>
-    <w:bookmarkStart w:id="105" w:name="ref-humphries2026"/>
+    <w:bookmarkEnd w:id="106"/>
+    <w:bookmarkStart w:id="108" w:name="ref-humphries2026"/>
     <w:p>
       <w:pPr>
         <w:pStyle w:val="Bibliography"/>
@@ -4087,7 +4152,7 @@
       <w:r>
         <w:t xml:space="preserve">. 2026;3(1):e153. doi:</w:t>
       </w:r>
-      <w:hyperlink r:id="rId104">
+      <w:hyperlink r:id="rId107">
         <w:r>
           <w:rPr>
             <w:rStyle w:val="Hyperlink"/>
@@ -4096,8 +4161,8 @@
         </w:r>
       </w:hyperlink>
     </w:p>
-    <w:bookmarkEnd w:id="105"/>
-    <w:bookmarkStart w:id="107" w:name="ref-poushay2018"/>
+    <w:bookmarkEnd w:id="108"/>
+    <w:bookmarkStart w:id="110" w:name="ref-poushay2018"/>
     <w:p>
       <w:pPr>
         <w:pStyle w:val="Bibliography"/>
@@ -4139,7 +4204,7 @@
       <w:r>
         <w:t xml:space="preserve">. 2018;267(1):e4-e5. doi:</w:t>
       </w:r>
-      <w:hyperlink r:id="rId106">
+      <w:hyperlink r:id="rId109">
         <w:r>
           <w:rPr>
             <w:rStyle w:val="Hyperlink"/>
@@ -4148,8 +4213,8 @@
         </w:r>
       </w:hyperlink>
     </w:p>
-    <w:bookmarkEnd w:id="107"/>
-    <w:bookmarkStart w:id="109" w:name="ref-conn2018"/>
+    <w:bookmarkEnd w:id="110"/>
+    <w:bookmarkStart w:id="112" w:name="ref-conn2018"/>
     <w:p>
       <w:pPr>
         <w:pStyle w:val="Bibliography"/>
@@ -4179,7 +4244,7 @@
       <w:r>
         <w:t xml:space="preserve">. 2018;61(5):319-325. doi:</w:t>
       </w:r>
-      <w:hyperlink r:id="rId108">
+      <w:hyperlink r:id="rId111">
         <w:r>
           <w:rPr>
             <w:rStyle w:val="Hyperlink"/>
@@ -4188,8 +4253,8 @@
         </w:r>
       </w:hyperlink>
     </w:p>
-    <w:bookmarkEnd w:id="109"/>
-    <w:bookmarkStart w:id="111" w:name="ref-holtzman2025"/>
+    <w:bookmarkEnd w:id="112"/>
+    <w:bookmarkStart w:id="114" w:name="ref-holtzman2025"/>
     <w:p>
       <w:pPr>
         <w:pStyle w:val="Bibliography"/>
@@ -4228,7 +4293,7 @@
       <w:r>
         <w:t xml:space="preserve">. 2025;202:162-166. doi:</w:t>
       </w:r>
-      <w:hyperlink r:id="rId110">
+      <w:hyperlink r:id="rId113">
         <w:r>
           <w:rPr>
             <w:rStyle w:val="Hyperlink"/>
@@ -4237,8 +4302,8 @@
         </w:r>
       </w:hyperlink>
     </w:p>
-    <w:bookmarkEnd w:id="111"/>
-    <w:bookmarkStart w:id="113" w:name="ref-rcoreteam2023"/>
+    <w:bookmarkEnd w:id="114"/>
+    <w:bookmarkStart w:id="116" w:name="ref-rcoreteam2023"/>
     <w:p>
       <w:pPr>
         <w:pStyle w:val="Bibliography"/>
@@ -4271,7 +4336,7 @@
       <w:r>
         <w:t xml:space="preserve"> </w:t>
       </w:r>
-      <w:hyperlink r:id="rId112">
+      <w:hyperlink r:id="rId115">
         <w:r>
           <w:rPr>
             <w:rStyle w:val="Hyperlink"/>
@@ -4280,8 +4345,8 @@
         </w:r>
       </w:hyperlink>
     </w:p>
-    <w:bookmarkEnd w:id="113"/>
-    <w:bookmarkStart w:id="115" w:name="ref-rayburn2015retirement"/>
+    <w:bookmarkEnd w:id="116"/>
+    <w:bookmarkStart w:id="118" w:name="ref-rayburn2015retirement"/>
     <w:p>
       <w:pPr>
         <w:pStyle w:val="Bibliography"/>
@@ -4311,7 +4376,7 @@
       <w:r>
         <w:t xml:space="preserve">. 2015;213(3):335.e1-335.e4. doi:</w:t>
       </w:r>
-      <w:hyperlink r:id="rId114">
+      <w:hyperlink r:id="rId117">
         <w:r>
           <w:rPr>
             <w:rStyle w:val="Hyperlink"/>
@@ -4320,8 +4385,8 @@
         </w:r>
       </w:hyperlink>
     </w:p>
-    <w:bookmarkEnd w:id="115"/>
-    <w:bookmarkStart w:id="117" w:name="ref-tucker2025retirement"/>
+    <w:bookmarkEnd w:id="118"/>
+    <w:bookmarkStart w:id="120" w:name="ref-tucker2025retirement"/>
     <w:p>
       <w:pPr>
         <w:pStyle w:val="Bibliography"/>
@@ -4351,7 +4416,7 @@
       <w:r>
         <w:t xml:space="preserve">. 2025;52(4):679-693. doi:</w:t>
       </w:r>
-      <w:hyperlink r:id="rId116">
+      <w:hyperlink r:id="rId119">
         <w:r>
           <w:rPr>
             <w:rStyle w:val="Hyperlink"/>
@@ -4360,8 +4425,8 @@
         </w:r>
       </w:hyperlink>
     </w:p>
-    <w:bookmarkEnd w:id="117"/>
-    <w:bookmarkStart w:id="119" w:name="ref-hedden2017"/>
+    <w:bookmarkEnd w:id="120"/>
+    <w:bookmarkStart w:id="122" w:name="ref-hedden2017"/>
     <w:p>
       <w:pPr>
         <w:pStyle w:val="Bibliography"/>
@@ -4391,7 +4456,7 @@
       <w:r>
         <w:t xml:space="preserve">. 2017;189(49):E1517-E1523. doi:</w:t>
       </w:r>
-      <w:hyperlink r:id="rId118">
+      <w:hyperlink r:id="rId121">
         <w:r>
           <w:rPr>
             <w:rStyle w:val="Hyperlink"/>
@@ -4400,8 +4465,8 @@
         </w:r>
       </w:hyperlink>
     </w:p>
-    <w:bookmarkEnd w:id="119"/>
-    <w:bookmarkStart w:id="121" w:name="ref-wallace2010"/>
+    <w:bookmarkEnd w:id="122"/>
+    <w:bookmarkStart w:id="124" w:name="ref-wallace2010"/>
     <w:p>
       <w:pPr>
         <w:pStyle w:val="Bibliography"/>
@@ -4431,7 +4496,7 @@
       <w:r>
         <w:t xml:space="preserve">. 2010;116:1366-1372. doi:</w:t>
       </w:r>
-      <w:hyperlink r:id="rId120">
+      <w:hyperlink r:id="rId123">
         <w:r>
           <w:rPr>
             <w:rStyle w:val="Hyperlink"/>
@@ -4440,8 +4505,8 @@
         </w:r>
       </w:hyperlink>
     </w:p>
-    <w:bookmarkEnd w:id="121"/>
-    <w:bookmarkStart w:id="123" w:name="ref-tuia2023"/>
+    <w:bookmarkEnd w:id="124"/>
+    <w:bookmarkStart w:id="126" w:name="ref-tuia2023"/>
     <w:p>
       <w:pPr>
         <w:pStyle w:val="Bibliography"/>
@@ -4471,7 +4536,7 @@
       <w:r>
         <w:t xml:space="preserve">. 2023;19(7):465-472. doi:</w:t>
       </w:r>
-      <w:hyperlink r:id="rId122">
+      <w:hyperlink r:id="rId125">
         <w:r>
           <w:rPr>
             <w:rStyle w:val="Hyperlink"/>
@@ -4480,8 +4545,8 @@
         </w:r>
       </w:hyperlink>
     </w:p>
-    <w:bookmarkEnd w:id="123"/>
-    <w:bookmarkStart w:id="125" w:name="ref-marco2021"/>
+    <w:bookmarkEnd w:id="126"/>
+    <w:bookmarkStart w:id="128" w:name="ref-marco2021"/>
     <w:p>
       <w:pPr>
         <w:pStyle w:val="Bibliography"/>
@@ -4511,7 +4576,7 @@
       <w:r>
         <w:t xml:space="preserve">. 2021;78(6):726-737. doi:</w:t>
       </w:r>
-      <w:hyperlink r:id="rId124">
+      <w:hyperlink r:id="rId127">
         <w:r>
           <w:rPr>
             <w:rStyle w:val="Hyperlink"/>
@@ -4520,8 +4585,8 @@
         </w:r>
       </w:hyperlink>
     </w:p>
-    <w:bookmarkEnd w:id="125"/>
-    <w:bookmarkStart w:id="127" w:name="ref-gettel2022"/>
+    <w:bookmarkEnd w:id="128"/>
+    <w:bookmarkStart w:id="130" w:name="ref-gettel2022"/>
     <w:p>
       <w:pPr>
         <w:pStyle w:val="Bibliography"/>
@@ -4551,7 +4616,7 @@
       <w:r>
         <w:t xml:space="preserve">. 2022;80(3):260-271. doi:</w:t>
       </w:r>
-      <w:hyperlink r:id="rId126">
+      <w:hyperlink r:id="rId129">
         <w:r>
           <w:rPr>
             <w:rStyle w:val="Hyperlink"/>
@@ -4560,8 +4625,8 @@
         </w:r>
       </w:hyperlink>
     </w:p>
-    <w:bookmarkEnd w:id="127"/>
-    <w:bookmarkStart w:id="129" w:name="ref-delman2023"/>
+    <w:bookmarkEnd w:id="130"/>
+    <w:bookmarkStart w:id="132" w:name="ref-delman2023"/>
     <w:p>
       <w:pPr>
         <w:pStyle w:val="Bibliography"/>
@@ -4591,7 +4656,7 @@
       <w:r>
         <w:t xml:space="preserve">. 2023;173(5):1113-1119. doi:</w:t>
       </w:r>
-      <w:hyperlink r:id="rId128">
+      <w:hyperlink r:id="rId131">
         <w:r>
           <w:rPr>
             <w:rStyle w:val="Hyperlink"/>
@@ -4600,8 +4665,8 @@
         </w:r>
       </w:hyperlink>
     </w:p>
-    <w:bookmarkEnd w:id="129"/>
-    <w:bookmarkStart w:id="131" w:name="ref-chen2026geographic"/>
+    <w:bookmarkEnd w:id="132"/>
+    <w:bookmarkStart w:id="134" w:name="ref-chen2026geographic"/>
     <w:p>
       <w:pPr>
         <w:pStyle w:val="Bibliography"/>
@@ -4631,7 +4696,7 @@
       <w:r>
         <w:t xml:space="preserve">. 2026;147(3):422-424. doi:</w:t>
       </w:r>
-      <w:hyperlink r:id="rId130">
+      <w:hyperlink r:id="rId133">
         <w:r>
           <w:rPr>
             <w:rStyle w:val="Hyperlink"/>
@@ -4640,8 +4705,8 @@
         </w:r>
       </w:hyperlink>
     </w:p>
-    <w:bookmarkEnd w:id="131"/>
-    <w:bookmarkStart w:id="133" w:name="ref-lee2024"/>
+    <w:bookmarkEnd w:id="134"/>
+    <w:bookmarkStart w:id="136" w:name="ref-lee2024"/>
     <w:p>
       <w:pPr>
         <w:pStyle w:val="Bibliography"/>
@@ -4671,7 +4736,7 @@
       <w:r>
         <w:t xml:space="preserve">. 2024;19(12):e0315433. doi:</w:t>
       </w:r>
-      <w:hyperlink r:id="rId132">
+      <w:hyperlink r:id="rId135">
         <w:r>
           <w:rPr>
             <w:rStyle w:val="Hyperlink"/>
@@ -4680,8 +4745,8 @@
         </w:r>
       </w:hyperlink>
     </w:p>
-    <w:bookmarkEnd w:id="133"/>
-    <w:bookmarkStart w:id="135" w:name="ref-rayburn2026shortage"/>
+    <w:bookmarkEnd w:id="136"/>
+    <w:bookmarkStart w:id="138" w:name="ref-rayburn2026shortage"/>
     <w:p>
       <w:pPr>
         <w:pStyle w:val="Bibliography"/>
@@ -4711,7 +4776,7 @@
       <w:r>
         <w:t xml:space="preserve">. 2026;147(1):4-7. doi:</w:t>
       </w:r>
-      <w:hyperlink r:id="rId134">
+      <w:hyperlink r:id="rId137">
         <w:r>
           <w:rPr>
             <w:rStyle w:val="Hyperlink"/>
@@ -4720,8 +4785,8 @@
         </w:r>
       </w:hyperlink>
     </w:p>
-    <w:bookmarkEnd w:id="135"/>
-    <w:bookmarkStart w:id="137" w:name="ref-benedetti2004productivity"/>
+    <w:bookmarkEnd w:id="138"/>
+    <w:bookmarkStart w:id="140" w:name="ref-benedetti2004productivity"/>
     <w:p>
       <w:pPr>
         <w:pStyle w:val="Bibliography"/>
@@ -4751,7 +4816,7 @@
       <w:r>
         <w:t xml:space="preserve">. 2004;103(3):499-505. doi:</w:t>
       </w:r>
-      <w:hyperlink r:id="rId136">
+      <w:hyperlink r:id="rId139">
         <w:r>
           <w:rPr>
             <w:rStyle w:val="Hyperlink"/>
@@ -4760,8 +4825,8 @@
         </w:r>
       </w:hyperlink>
     </w:p>
-    <w:bookmarkEnd w:id="137"/>
-    <w:bookmarkStart w:id="139" w:name="ref-muzyka2025generational"/>
+    <w:bookmarkEnd w:id="140"/>
+    <w:bookmarkStart w:id="142" w:name="ref-muzyka2025generational"/>
     <w:p>
       <w:pPr>
         <w:pStyle w:val="Bibliography"/>
@@ -4791,7 +4856,7 @@
       <w:r>
         <w:t xml:space="preserve">. 2025;97(3):700-709. doi:</w:t>
       </w:r>
-      <w:hyperlink r:id="rId138">
+      <w:hyperlink r:id="rId141">
         <w:r>
           <w:rPr>
             <w:rStyle w:val="Hyperlink"/>
@@ -4800,8 +4865,8 @@
         </w:r>
       </w:hyperlink>
     </w:p>
-    <w:bookmarkEnd w:id="139"/>
-    <w:bookmarkStart w:id="141" w:name="ref-bakkensen2023"/>
+    <w:bookmarkEnd w:id="142"/>
+    <w:bookmarkStart w:id="144" w:name="ref-bakkensen2023"/>
     <w:p>
       <w:pPr>
         <w:pStyle w:val="Bibliography"/>
@@ -4831,7 +4896,7 @@
       <w:r>
         <w:t xml:space="preserve">. 2023;6(7):e2326192. doi:</w:t>
       </w:r>
-      <w:hyperlink r:id="rId140">
+      <w:hyperlink r:id="rId143">
         <w:r>
           <w:rPr>
             <w:rStyle w:val="Hyperlink"/>
@@ -4840,8 +4905,8 @@
         </w:r>
       </w:hyperlink>
     </w:p>
-    <w:bookmarkEnd w:id="141"/>
-    <w:bookmarkStart w:id="143" w:name="ref-knell2023"/>
+    <w:bookmarkEnd w:id="144"/>
+    <w:bookmarkStart w:id="146" w:name="ref-knell2023"/>
     <w:p>
       <w:pPr>
         <w:pStyle w:val="Bibliography"/>
@@ -4871,7 +4936,7 @@
       <w:r>
         <w:t xml:space="preserve">. 2023;288:A1-A8. doi:</w:t>
       </w:r>
-      <w:hyperlink r:id="rId142">
+      <w:hyperlink r:id="rId145">
         <w:r>
           <w:rPr>
             <w:rStyle w:val="Hyperlink"/>
@@ -4880,8 +4945,8 @@
         </w:r>
       </w:hyperlink>
     </w:p>
-    <w:bookmarkEnd w:id="143"/>
-    <w:bookmarkStart w:id="145" w:name="ref-bond2023"/>
+    <w:bookmarkEnd w:id="146"/>
+    <w:bookmarkStart w:id="148" w:name="ref-bond2023"/>
     <w:p>
       <w:pPr>
         <w:pStyle w:val="Bibliography"/>
@@ -4914,7 +4979,7 @@
       <w:r>
         <w:t xml:space="preserve">. 2023;176. doi:</w:t>
       </w:r>
-      <w:hyperlink r:id="rId144">
+      <w:hyperlink r:id="rId147">
         <w:r>
           <w:rPr>
             <w:rStyle w:val="Hyperlink"/>
@@ -4923,8 +4988,8 @@
         </w:r>
       </w:hyperlink>
     </w:p>
-    <w:bookmarkEnd w:id="145"/>
-    <w:bookmarkStart w:id="147" w:name="ref-rotensteinsex2026"/>
+    <w:bookmarkEnd w:id="148"/>
+    <w:bookmarkStart w:id="150" w:name="ref-rotensteinsex2026"/>
     <w:p>
       <w:pPr>
         <w:pStyle w:val="Bibliography"/>
@@ -4954,7 +5019,7 @@
       <w:r>
         <w:t xml:space="preserve">. Published online 2026. doi:</w:t>
       </w:r>
-      <w:hyperlink r:id="rId146">
+      <w:hyperlink r:id="rId149">
         <w:r>
           <w:rPr>
             <w:rStyle w:val="Hyperlink"/>
@@ -4963,8 +5028,8 @@
         </w:r>
       </w:hyperlink>
     </w:p>
-    <w:bookmarkEnd w:id="147"/>
-    <w:bookmarkStart w:id="149" w:name="ref-romero2025feminization"/>
+    <w:bookmarkEnd w:id="150"/>
+    <w:bookmarkStart w:id="152" w:name="ref-romero2025feminization"/>
     <w:p>
       <w:pPr>
         <w:pStyle w:val="Bibliography"/>
@@ -4994,7 +5059,7 @@
       <w:r>
         <w:t xml:space="preserve">. 2025;52(4):735-743. doi:</w:t>
       </w:r>
-      <w:hyperlink r:id="rId148">
+      <w:hyperlink r:id="rId151">
         <w:r>
           <w:rPr>
             <w:rStyle w:val="Hyperlink"/>
@@ -5003,9 +5068,9 @@
         </w:r>
       </w:hyperlink>
     </w:p>
-    <w:bookmarkEnd w:id="149"/>
-    <w:bookmarkEnd w:id="150"/>
-    <w:bookmarkEnd w:id="151"/>
+    <w:bookmarkEnd w:id="152"/>
+    <w:bookmarkEnd w:id="153"/>
+    <w:bookmarkEnd w:id="154"/>
     <w:sectPr>
       <w:footerReference r:id="rIdGJFooter" w:type="default"/>
       <w:footnotePr>

--- a/manuscript/manuscript_WORKFORCE_CLIFF.docx
+++ b/manuscript/manuscript_WORKFORCE_CLIFF.docx
@@ -78,7 +78,7 @@
         <w:t xml:space="preserve"> </w:t>
       </w:r>
       <w:r>
-        <w:t xml:space="preserve">The active both-pathway URPS workforce comprised 1,306 urogynecologists; 35 departures over 2016-2021 implied a weighted annual departure rate of 0.9%. Annual fellowship output (64) exceeded near-term departures, and supply grew about 79% by 2050 (index 179, 2025 = 100). Meanwhile women aged 65 years or older rose 29% (34.7 to 44.8 million) and those with pelvic floor disorders 19% (33.1 to 39.5 million), so supply outpaced demand: urogynecologists per 100,000 older women rose from 3.9 to 5.4, and women with a pelvic floor disorder per urogynecologist fell from roughly 24,800 to 16,500. The departure endpoint is provisional pending physician-level adjudication; demand is demographic rather than utilization-derived; and operative and geographic capacity are unresolved.</w:t>
+        <w:t xml:space="preserve">The active both-pathway URPS workforce comprised 1,306 urogynecologists; 35 departures over 2016-2021 implied a weighted annual departure rate of 0.9%. Annual fellowship output (64) exceeded near-term departures, and supply grew about 84% by 2050 (index 184, 2025 = 100). Meanwhile women aged 65 years or older rose 29% (34.7 to 44.8 million) and those with pelvic floor disorders 19% (33.1 to 39.5 million), so supply outpaced demand: urogynecologists per 100,000 older women rose from 3.8 to 5.4, and women with a pelvic floor disorder per urogynecologist fell from roughly 25,400 to 16,500. The departure endpoint is provisional pending physician-level adjudication; demand is demographic rather than utilization-derived; and operative and geographic capacity are unresolved.</w:t>
       </w:r>
     </w:p>
     <w:p>
@@ -884,7 +884,7 @@
               <a:graphicData uri="http://schemas.openxmlformats.org/drawingml/2006/picture">
                 <pic:pic>
                   <pic:nvPicPr>
-                    <pic:cNvPr descr="manuscript_WORKFORCE_CLIFF_files/figures/figure-stock-flow-design-1.png" id="20" name="Picture"/>
+                    <pic:cNvPr descr="/Users/tylermuffly/cliff/manuscript/manuscript_WORKFORCE_CLIFF_files/figures/figure-stock-flow-design-1.png" id="20" name="Picture"/>
                     <pic:cNvPicPr>
                       <a:picLocks noChangeArrowheads="1" noChangeAspect="1"/>
                     </pic:cNvPicPr>
@@ -1177,7 +1177,7 @@
     </w:p>
     <w:bookmarkEnd w:id="26"/>
     <w:bookmarkEnd w:id="27"/>
-    <w:bookmarkStart w:id="39" w:name="results"/>
+    <w:bookmarkStart w:id="48" w:name="results"/>
     <w:p>
       <w:pPr>
         <w:pStyle w:val="Heading1"/>
@@ -1447,7 +1447,7 @@
       </w:r>
     </w:p>
     <w:bookmarkEnd w:id="28"/>
-    <w:bookmarkStart w:id="35" w:name="Xf9d14a39697d3e48870b66e33d240983cc73a2f"/>
+    <w:bookmarkStart w:id="38" w:name="Xf9d14a39697d3e48870b66e33d240983cc73a2f"/>
     <w:p>
       <w:pPr>
         <w:pStyle w:val="Heading2"/>
@@ -1742,7 +1742,7 @@
               <a:graphicData uri="http://schemas.openxmlformats.org/drawingml/2006/picture">
                 <pic:pic>
                   <pic:nvPicPr>
-                    <pic:cNvPr descr="manuscript_WORKFORCE_CLIFF_files/figures/figure1-1.png" id="31" name="Picture"/>
+                    <pic:cNvPr descr="/Users/tylermuffly/cliff/manuscript/manuscript_WORKFORCE_CLIFF_files/figures/figure1-1.png" id="31" name="Picture"/>
                     <pic:cNvPicPr>
                       <a:picLocks noChangeArrowheads="1" noChangeAspect="1"/>
                     </pic:cNvPicPr>
@@ -1823,7 +1823,7 @@
               <a:graphicData uri="http://schemas.openxmlformats.org/drawingml/2006/picture">
                 <pic:pic>
                   <pic:nvPicPr>
-                    <pic:cNvPr descr="manuscript_WORKFORCE_CLIFF_files/figures/figure2-1.png" id="34" name="Picture"/>
+                    <pic:cNvPr descr="/Users/tylermuffly/cliff/manuscript/manuscript_WORKFORCE_CLIFF_files/figures/figure2-1.png" id="34" name="Picture"/>
                     <pic:cNvPicPr>
                       <a:picLocks noChangeArrowheads="1" noChangeAspect="1"/>
                     </pic:cNvPicPr>
@@ -1874,8 +1874,63 @@
         <w:t xml:space="preserve">Fellowship-completion-to-departure ratio for each cohort across the primary analysis and selected sensitivity analyses. The dashed line marks one-for-one replacement; the shaded region is below replacement. Points right of the line indicate that annual fellowship completions exceed classified departures. Sensitivities span the anchored-definition baseline (Appendix S26), the Open Payments-inclusive definition (Appendix S15), adding half or all expected age-specific deaths (Appendix S25), the provisional full 2016-2023 window, a tripled departure rate (one-way minimum), and the joint worst-case grid cell (full window plus tripled rate plus 70% graduate conversion; Appendix S12). Only the joint worst case reaches or dips to replacement. URPS, Urogynecology and Reconstructive Pelvic Surgery; GO, Gynecologic Oncology.</w:t>
       </w:r>
     </w:p>
-    <w:bookmarkEnd w:id="35"/>
-    <w:bookmarkStart w:id="36" w:name="sensitivity-analyses"/>
+    <w:p>
+      <w:pPr>
+        <w:pStyle w:val="CaptionedFigure"/>
+      </w:pPr>
+      <w:r>
+        <w:drawing>
+          <wp:inline>
+            <wp:extent cx="5334000" cy="4741333"/>
+            <wp:effectExtent b="0" l="0" r="0" t="0"/>
+            <wp:docPr descr="Projected age composition, fellowship entrants, and clinical-practice departures in the national URPS workforce. The upper panel follows the expected workforce across age bands; the black line is total projected headcount. The lower panel shows annual fellowship entrants above zero and expected departures below zero. The shaded period after 2029 denotes the provisional long-horizon extrapolation. URPS, Urogynecology and Reconstructive Pelvic Surgery." title="" id="36" name="Picture"/>
+            <a:graphic>
+              <a:graphicData uri="http://schemas.openxmlformats.org/drawingml/2006/picture">
+                <pic:pic>
+                  <pic:nvPicPr>
+                    <pic:cNvPr descr="/Users/tylermuffly/cliff/manuscript/manuscript_WORKFORCE_CLIFF_files/figures/figure-age-conveyor-1.png" id="37" name="Picture"/>
+                    <pic:cNvPicPr>
+                      <a:picLocks noChangeArrowheads="1" noChangeAspect="1"/>
+                    </pic:cNvPicPr>
+                  </pic:nvPicPr>
+                  <pic:blipFill>
+                    <a:blip r:embed="rId35"/>
+                    <a:stretch>
+                      <a:fillRect/>
+                    </a:stretch>
+                  </pic:blipFill>
+                  <pic:spPr bwMode="auto">
+                    <a:xfrm>
+                      <a:off x="0" y="0"/>
+                      <a:ext cx="5334000" cy="4741333"/>
+                    </a:xfrm>
+                    <a:prstGeom prst="rect">
+                      <a:avLst/>
+                    </a:prstGeom>
+                    <a:noFill/>
+                    <a:ln w="9525">
+                      <a:noFill/>
+                      <a:headEnd/>
+                      <a:tailEnd/>
+                    </a:ln>
+                  </pic:spPr>
+                </pic:pic>
+              </a:graphicData>
+            </a:graphic>
+          </wp:inline>
+        </w:drawing>
+      </w:r>
+    </w:p>
+    <w:p>
+      <w:pPr>
+        <w:pStyle w:val="ImageCaption"/>
+      </w:pPr>
+      <w:r>
+        <w:t xml:space="preserve">Projected age composition, fellowship entrants, and clinical-practice departures in the national URPS workforce. The upper panel follows the expected workforce across age bands; the black line is total projected headcount. The lower panel shows annual fellowship entrants above zero and expected departures below zero. The shaded period after 2029 denotes the provisional long-horizon extrapolation. URPS, Urogynecology and Reconstructive Pelvic Surgery.</w:t>
+      </w:r>
+    </w:p>
+    <w:bookmarkEnd w:id="38"/>
+    <w:bookmarkStart w:id="42" w:name="sensitivity-analyses"/>
     <w:p>
       <w:pPr>
         <w:pStyle w:val="Heading2"/>
@@ -1942,7 +1997,62 @@
         <w:pStyle w:val="BodyText"/>
       </w:pPr>
       <w:r>
-        <w:t xml:space="preserve">Passing each observation window through the same dynamic model, the completion-to-departure ratio for Gynecologic Oncology was 7.11 in the primary fully-observable window (2016-2021), 6.37 dropping two further years (2016-2019), and 4.30 in the full window (2016-2023, which includes recent provisional departures with insufficient follow-up); for URPS the corresponding ratios were 5.61, 6.01, and 3.69. Both subspecialties remained above replacement in every window, and each stayed above replacement when the departure rate was doubled.</w:t>
+        <w:t xml:space="preserve">Passing each observation window through the same dynamic model, the completion-to-departure ratio for Gynecologic Oncology was 7.11 in the primary fully-observable window (2016-2021), 6.37 dropping two further years (2016-2019), and 4.30 in the full window (2016-2023, which includes recent provisional departures with insufficient follow-up); for URPS the corresponding ratios were 5.38, 5.75, and 3.57. Both subspecialties remained above replacement in every window, and each stayed above replacement when the departure rate was doubled.</w:t>
+      </w:r>
+    </w:p>
+    <w:p>
+      <w:pPr>
+        <w:pStyle w:val="CaptionedFigure"/>
+      </w:pPr>
+      <w:r>
+        <w:drawing>
+          <wp:inline>
+            <wp:extent cx="5334000" cy="3852333"/>
+            <wp:effectExtent b="0" l="0" r="0" t="0"/>
+            <wp:docPr descr="Completion-to-departure robustness frontier. Cells cross the departure-observation window, graduate-to-practice conversion, and departure-rate multiplier. Values are annual fellowship completions entering practice divided by projected annual departures; the star marks the primary assumptions. A value of 1.0 represents one-for-one replacement. The 2016-2023 window is provisional because recent departures do not have complete administrative follow-up." title="" id="40" name="Picture"/>
+            <a:graphic>
+              <a:graphicData uri="http://schemas.openxmlformats.org/drawingml/2006/picture">
+                <pic:pic>
+                  <pic:nvPicPr>
+                    <pic:cNvPr descr="/Users/tylermuffly/cliff/manuscript/manuscript_WORKFORCE_CLIFF_files/figures/figure-robustness-frontier-1.png" id="41" name="Picture"/>
+                    <pic:cNvPicPr>
+                      <a:picLocks noChangeArrowheads="1" noChangeAspect="1"/>
+                    </pic:cNvPicPr>
+                  </pic:nvPicPr>
+                  <pic:blipFill>
+                    <a:blip r:embed="rId39"/>
+                    <a:stretch>
+                      <a:fillRect/>
+                    </a:stretch>
+                  </pic:blipFill>
+                  <pic:spPr bwMode="auto">
+                    <a:xfrm>
+                      <a:off x="0" y="0"/>
+                      <a:ext cx="5334000" cy="3852333"/>
+                    </a:xfrm>
+                    <a:prstGeom prst="rect">
+                      <a:avLst/>
+                    </a:prstGeom>
+                    <a:noFill/>
+                    <a:ln w="9525">
+                      <a:noFill/>
+                      <a:headEnd/>
+                      <a:tailEnd/>
+                    </a:ln>
+                  </pic:spPr>
+                </pic:pic>
+              </a:graphicData>
+            </a:graphic>
+          </wp:inline>
+        </w:drawing>
+      </w:r>
+    </w:p>
+    <w:p>
+      <w:pPr>
+        <w:pStyle w:val="ImageCaption"/>
+      </w:pPr>
+      <w:r>
+        <w:t xml:space="preserve">Completion-to-departure robustness frontier. Cells cross the departure-observation window, graduate-to-practice conversion, and departure-rate multiplier. Values are annual fellowship completions entering practice divided by projected annual departures; the star marks the primary assumptions. A value of 1.0 represents one-for-one replacement. The 2016-2023 window is provisional because recent departures do not have complete administrative follow-up.</w:t>
       </w:r>
     </w:p>
     <w:p>
@@ -1953,8 +2063,8 @@
         <w:t xml:space="preserve">No single parameter reached replacement at a plausible value: the departure rate would have to rise 5.6- to 7.1-fold or graduate output fall 82% to 86% (Appendix S10). Below-replacement estimates required combining adverse assumptions, and their form depended on the window: in the primary fully-observable window only a tripled rate, 70% entry, and a 0.65 entrant-effort multiplier together fell below one, whereas in the provisional full 2016-2023 window (which may over-state departures) a tripled rate and 70% entry alone sufficed (Appendix S12).</w:t>
       </w:r>
     </w:p>
-    <w:bookmarkEnd w:id="36"/>
-    <w:bookmarkStart w:id="37" w:name="supply-relative-to-demand"/>
+    <w:bookmarkEnd w:id="42"/>
+    <w:bookmarkStart w:id="46" w:name="supply-relative-to-demand"/>
     <w:p>
       <w:pPr>
         <w:pStyle w:val="Heading2"/>
@@ -1968,11 +2078,66 @@
         <w:pStyle w:val="FirstParagraph"/>
       </w:pPr>
       <w:r>
-        <w:t xml:space="preserve">Set against the population it serves, projected urogynecology supply outpaced demographic demand across the 2025-2050 horizon (accompanying supply-to-demand model). The population of United States women aged 65 years or older, in whom pelvic floor disorders concentrate, was projected to rise about 29% (from 34.7 to 44.8 million) and the population living with a pelvic floor disorder about 19% (from 33.1 to 39.5 million), while the projected workforce grew faster, by about 79% (index 179, 2025 = 100). As a result, urogynecologists per 100,000 women aged 65 years or older rose from 3.9 in 2025 to about 5.4 in 2050, and the number of women with a pelvic floor disorder per urogynecologist fell from roughly 24,800 to 16,500. Expressed as productivity-adjusted capacity rather than head count, the capacity-to-demand index rose above its 2025 value across the horizon and remained above one under the base-case urology-pathway contribution; because supply grew from a larger proportional base than demand, that ordering was preserved across the plausible range of productivity and pathway assumptions examined in sensitivity analysis. These supply-and-demand estimates are national aggregates under stable prevalence and care-seeking and rest on a long-horizon extrapolation of the departure hazard; they indicate whether the number and capacity of urogynecologists keeps pace with a growing older-female population, not whether that capacity reaches the markets or procedures where demand is concentrated.</w:t>
-      </w:r>
-    </w:p>
-    <w:bookmarkEnd w:id="37"/>
-    <w:bookmarkStart w:id="38" w:name="X4232441184fa8366f15cbe65f94ea19c3473f92"/>
+        <w:t xml:space="preserve">Set against the population it serves, projected urogynecology supply outpaced demographic demand across the 2025-2050 horizon (accompanying supply-to-demand model). The population of United States women aged 65 years or older, in whom pelvic floor disorders concentrate, was projected to rise about 29% (from 34.7 to 44.8 million) and the population living with a pelvic floor disorder about 19% (from 33.1 to 39.5 million), while the projected workforce grew faster, by about 84% (index 184, 2025 = 100). As a result, urogynecologists per 100,000 women aged 65 years or older rose from 3.8 in 2025 to about 5.4 in 2050, and the number of women with a pelvic floor disorder per urogynecologist fell from roughly 25,400 to 16,500. Expressed as productivity-adjusted capacity rather than head count, the capacity-to-demand index rose above its 2025 value across the horizon and remained above one under the base-case urology-pathway contribution; because supply grew from a larger proportional base than demand, that ordering was preserved across the plausible range of productivity and pathway assumptions examined in sensitivity analysis. These supply-and-demand estimates are national aggregates under stable prevalence and care-seeking and rest on a long-horizon extrapolation of the departure hazard; they indicate whether the number and capacity of urogynecologists keeps pace with a growing older-female population, not whether that capacity reaches the markets or procedures where demand is concentrated.</w:t>
+      </w:r>
+    </w:p>
+    <w:p>
+      <w:pPr>
+        <w:pStyle w:val="CaptionedFigure"/>
+      </w:pPr>
+      <w:r>
+        <w:drawing>
+          <wp:inline>
+            <wp:extent cx="5334000" cy="4741333"/>
+            <wp:effectExtent b="0" l="0" r="0" t="0"/>
+            <wp:docPr descr="Projected urogynecology supply and demographic demand, 2025-2050. Panel A indexes projected URPS headcount, productivity-adjusted capacity, women aged 65 years or older, and women with a pelvic floor disorder to 2025 = 100. The shaded period after 2029 denotes the provisional long-horizon extrapolation beyond the near-term modeled horizon. Panels B and C express the same balance as urogynecologists per 100,000 women aged 65 years or older and women with a pelvic floor disorder per urogynecologist. URPS, Urogynecology and Reconstructive Pelvic Surgery." title="" id="44" name="Picture"/>
+            <a:graphic>
+              <a:graphicData uri="http://schemas.openxmlformats.org/drawingml/2006/picture">
+                <pic:pic>
+                  <pic:nvPicPr>
+                    <pic:cNvPr descr="/Users/tylermuffly/cliff/manuscript/manuscript_WORKFORCE_CLIFF_files/figures/figure-integrated-supply-demand-1.png" id="45" name="Picture"/>
+                    <pic:cNvPicPr>
+                      <a:picLocks noChangeArrowheads="1" noChangeAspect="1"/>
+                    </pic:cNvPicPr>
+                  </pic:nvPicPr>
+                  <pic:blipFill>
+                    <a:blip r:embed="rId43"/>
+                    <a:stretch>
+                      <a:fillRect/>
+                    </a:stretch>
+                  </pic:blipFill>
+                  <pic:spPr bwMode="auto">
+                    <a:xfrm>
+                      <a:off x="0" y="0"/>
+                      <a:ext cx="5334000" cy="4741333"/>
+                    </a:xfrm>
+                    <a:prstGeom prst="rect">
+                      <a:avLst/>
+                    </a:prstGeom>
+                    <a:noFill/>
+                    <a:ln w="9525">
+                      <a:noFill/>
+                      <a:headEnd/>
+                      <a:tailEnd/>
+                    </a:ln>
+                  </pic:spPr>
+                </pic:pic>
+              </a:graphicData>
+            </a:graphic>
+          </wp:inline>
+        </w:drawing>
+      </w:r>
+    </w:p>
+    <w:p>
+      <w:pPr>
+        <w:pStyle w:val="ImageCaption"/>
+      </w:pPr>
+      <w:r>
+        <w:t xml:space="preserve">Projected urogynecology supply and demographic demand, 2025-2050. Panel A indexes projected URPS headcount, productivity-adjusted capacity, women aged 65 years or older, and women with a pelvic floor disorder to 2025 = 100. The shaded period after 2029 denotes the provisional long-horizon extrapolation beyond the near-term modeled horizon. Panels B and C express the same balance as urogynecologists per 100,000 women aged 65 years or older and women with a pelvic floor disorder per urogynecologist. URPS, Urogynecology and Reconstructive Pelvic Surgery.</w:t>
+      </w:r>
+    </w:p>
+    <w:bookmarkEnd w:id="46"/>
+    <w:bookmarkStart w:id="47" w:name="X4232441184fa8366f15cbe65f94ea19c3473f92"/>
     <w:p>
       <w:pPr>
         <w:pStyle w:val="Heading2"/>
@@ -1989,9 +2154,9 @@
         <w:t xml:space="preserve">Medicare fee-for-service-defined loss of qualifying surgery was strongly dependent on follow-up duration and could not be validated against available administrative signals: most apparent cessations were not accompanied by complete clinical-practice departure, and because a true operative retiree may keep billing clinic visits, the signal could not distinguish genuine cessation of surgery from loss of Medicare visibility. Operative-workforce replacement was therefore not estimated; operator prevalence, cessation rates, time-to-event operative entry, concordance, and volume-weighted calculations are reported only in the Supplemental Digital Content (Appendix S11).</w:t>
       </w:r>
     </w:p>
-    <w:bookmarkEnd w:id="38"/>
-    <w:bookmarkEnd w:id="39"/>
-    <w:bookmarkStart w:id="47" w:name="discussion"/>
+    <w:bookmarkEnd w:id="47"/>
+    <w:bookmarkEnd w:id="48"/>
+    <w:bookmarkStart w:id="56" w:name="discussion"/>
     <w:p>
       <w:pPr>
         <w:pStyle w:val="Heading1"/>
@@ -2000,7 +2165,7 @@
         <w:t xml:space="preserve">Discussion</w:t>
       </w:r>
     </w:p>
-    <w:bookmarkStart w:id="40" w:name="principal-findings"/>
+    <w:bookmarkStart w:id="49" w:name="principal-findings"/>
     <w:p>
       <w:pPr>
         <w:pStyle w:val="Heading2"/>
@@ -2025,8 +2190,8 @@
         <w:t xml:space="preserve">This conclusion turns on three inputs that prior estimates have often specified differently: the number of physicians actually completing training each year, measured from ACGME graduate counts rather than assumed from program capacity or from match entry (which counts fellows beginning, not finishing, and runs ahead of graduate output in a growing field); the size of the active, rather than merely certified, workforce, which is materially smaller than the certified count; and the departure rate, estimated from the study cohort’s own observed departures over a right-censoring-safe window (a pooled gynecologic-subspecialty age-band hazard applied to each subspecialty’s age distribution) rather than from general-physician age-band assumptions.</w:t>
       </w:r>
     </w:p>
-    <w:bookmarkEnd w:id="40"/>
-    <w:bookmarkStart w:id="41" w:name="X9de5a3cc76115fce8ad688ec4770adb9521f72e"/>
+    <w:bookmarkEnd w:id="49"/>
+    <w:bookmarkStart w:id="50" w:name="X9de5a3cc76115fce8ad688ec4770adb9521f72e"/>
     <w:p>
       <w:pPr>
         <w:pStyle w:val="Heading2"/>
@@ -2088,8 +2253,8 @@
         <w:t xml:space="preserve">Because Medicare fee-for-service omits the commercial and facility-billed surgery that constitutes much of these subspecialties’ operative volume, operative-capacity replacement remains unresolved and will require all-payer or institutional operative-log data. The conceptual point stands: because a surgeon can leave operative practice while remaining clinically active, adequate head count does not guarantee adequate surgical capacity, and this distinction should be measured rather than assumed.</w:t>
       </w:r>
     </w:p>
-    <w:bookmarkEnd w:id="41"/>
-    <w:bookmarkStart w:id="42" w:name="comparison-with-existing-literature"/>
+    <w:bookmarkEnd w:id="50"/>
+    <w:bookmarkStart w:id="51" w:name="comparison-with-existing-literature"/>
     <w:p>
       <w:pPr>
         <w:pStyle w:val="Heading2"/>
@@ -2332,8 +2497,8 @@
         <w:t xml:space="preserve">We therefore derived the rate empirically over a right-censoring-safe window and confirmed both board-certified subspecialties stay above replacement across every window and at twice the rate.</w:t>
       </w:r>
     </w:p>
-    <w:bookmarkEnd w:id="42"/>
-    <w:bookmarkStart w:id="44" w:name="implications-for-policy-and-training"/>
+    <w:bookmarkEnd w:id="51"/>
+    <w:bookmarkStart w:id="53" w:name="implications-for-policy-and-training"/>
     <w:p>
       <w:pPr>
         <w:pStyle w:val="Heading2"/>
@@ -2342,7 +2507,7 @@
         <w:t xml:space="preserve">Implications for Policy and Training</w:t>
       </w:r>
     </w:p>
-    <w:bookmarkStart w:id="43" w:name="interpreting-replacement-balance"/>
+    <w:bookmarkStart w:id="52" w:name="interpreting-replacement-balance"/>
     <w:p>
       <w:pPr>
         <w:pStyle w:val="Heading3"/>
@@ -2427,9 +2592,9 @@
         <w:t xml:space="preserve">whereas we model subspecialty headcount inflow against outflow over a nearer horizon. A subspecialty can be above headcount replacement yet belong to a workforce that is below demand adequacy and geographically maldistributed, particularly because gynecologic surgical subspecialists concentrate in metropolitan areas.</w:t>
       </w:r>
     </w:p>
-    <w:bookmarkEnd w:id="43"/>
-    <w:bookmarkEnd w:id="44"/>
-    <w:bookmarkStart w:id="45" w:name="Xd2b7a94ba15afc27b0d77f39e62df3699dbffe3"/>
+    <w:bookmarkEnd w:id="52"/>
+    <w:bookmarkEnd w:id="53"/>
+    <w:bookmarkStart w:id="54" w:name="Xd2b7a94ba15afc27b0d77f39e62df3699dbffe3"/>
     <w:p>
       <w:pPr>
         <w:pStyle w:val="Heading2"/>
@@ -2461,8 +2626,8 @@
         <w:t xml:space="preserve">The multi-source classifier integrates certification, industry-payment, prescribing, enrollment, and claims signals rather than a single source such as Medicare billing cessation, intended to reduce reliance on any single source and the associated risk of misclassifying a low-volume subspecialist who stops billing Medicare but keeps operating. Back-testing reproduced observed active head count within about 1% (Appendix S3) but does not validate individual classifications; the classifier agreed with state licensure on active status (negative predictive value 0.98) yet flagged more departures than licensure recorded (about 11% versus 3%; Cohen kappa 0.06), as expected because physicians retain licenses after leaving practice. Because cessation of Open Payments reporting (the sole firing source for about 30% of detected departures) is not a validated indicator of leaving practice, the primary definition requires a corroborating non-Open-Payments anchor (Medicare Part B or Part D cessation, NPPES deactivation, or ABMS lapse); under the Open Payments-inclusive definition the ratios were lower (about 5.6 for Gynecologic Oncology and 4.3 for URPS) and under the primary definition higher, but both cohorts remained above replacement under every source-inclusion rule (Appendix S15). Because the primary outcome is departure, not active status, a high negative predictive value does not establish positive predictive value or sensitivity, and automated corroboration cannot fill the gap: within the Open-Payments-inclusive layer a non-Open-Payments signal supported 36% (Gynecologic Oncology) and 46% (URPS) of detected departures (Appendix S7b), but the anchored endpoint retains only events carrying such an anchor, so 100% are corroborated by construction, a tautology rather than validation. Genuine individual-level validation requires the prespecified two-reviewer chart adjudication, complete but pending (Appendix S7); until it is complete we do not claim the departure classifier is individually validated and report the endpoint as provisional. Death was under-ascertained by both systems; missed deaths leave deceased physicians in the active stock and drop true departure events from the numerator, biasing the departure rate downward and the completion-to-departure ratio upward. To bound this we applied an age- and sex-specific expected-mortality sensitivity, adding expected deaths to the departure numerator (SSA Period Life Table, 2020; Appendix S25), a conservative upper bound because general-population mortality overstates physician mortality. Even so the ratios fell only to 4.3 for Gynecologic Oncology and 3.2 for URPS (5.3 and 4.0 if half were missed), both above replacement.</w:t>
       </w:r>
     </w:p>
-    <w:bookmarkEnd w:id="45"/>
-    <w:bookmarkStart w:id="46" w:name="limitations"/>
+    <w:bookmarkEnd w:id="54"/>
+    <w:bookmarkStart w:id="55" w:name="limitations"/>
     <w:p>
       <w:pPr>
         <w:pStyle w:val="Heading2"/>
@@ -2712,9 +2877,9 @@
         <w:t xml:space="preserve">in a sex-stratified sensitivity drawing entrants from the roughly 85%-female obstetrics-gynecology resident pool (an ABOG-pathway URPS sensitivity; the urology URPS pathway is not sex-modeled and the assumption does not apply to it), all cohorts remained above replacement with ratios essentially unchanged, because entrants are young and depart at low rates regardless of sex (Appendix S8). The early-career feminization effect would emerge only over a longer horizon.</w:t>
       </w:r>
     </w:p>
-    <w:bookmarkEnd w:id="46"/>
-    <w:bookmarkEnd w:id="47"/>
-    <w:bookmarkStart w:id="48" w:name="conclusion"/>
+    <w:bookmarkEnd w:id="55"/>
+    <w:bookmarkEnd w:id="56"/>
+    <w:bookmarkStart w:id="57" w:name="conclusion"/>
     <w:p>
       <w:pPr>
         <w:pStyle w:val="Heading1"/>
@@ -2739,8 +2904,8 @@
         <w:t xml:space="preserve">These conclusions concern national headcount balance only and do not establish workforce adequacy relative to population demand, geographic access, clinical full-time equivalents, or operative capacity; Medicare fee-for-service data in particular could not distinguish true cessation of operative practice from loss of claims visibility, so operative-workforce replacement remains unresolved and requires all-payer or institutional operative data.</w:t>
       </w:r>
     </w:p>
-    <w:bookmarkEnd w:id="48"/>
-    <w:bookmarkStart w:id="154" w:name="references"/>
+    <w:bookmarkEnd w:id="57"/>
+    <w:bookmarkStart w:id="163" w:name="references"/>
     <w:p>
       <w:pPr>
         <w:pStyle w:val="Heading1"/>
@@ -2749,8 +2914,8 @@
         <w:t xml:space="preserve">References</w:t>
       </w:r>
     </w:p>
-    <w:bookmarkStart w:id="153" w:name="refs"/>
-    <w:bookmarkStart w:id="50" w:name="ref-nygaard2008"/>
+    <w:bookmarkStart w:id="162" w:name="refs"/>
+    <w:bookmarkStart w:id="59" w:name="ref-nygaard2008"/>
     <w:p>
       <w:pPr>
         <w:pStyle w:val="Bibliography"/>
@@ -2795,7 +2960,7 @@
       <w:r>
         <w:t xml:space="preserve">. 2008;300(11):1311-1316. doi:</w:t>
       </w:r>
-      <w:hyperlink r:id="rId49">
+      <w:hyperlink r:id="rId58">
         <w:r>
           <w:rPr>
             <w:rStyle w:val="Hyperlink"/>
@@ -2804,8 +2969,8 @@
         </w:r>
       </w:hyperlink>
     </w:p>
-    <w:bookmarkEnd w:id="50"/>
-    <w:bookmarkStart w:id="52" w:name="ref-siegel2023"/>
+    <w:bookmarkEnd w:id="59"/>
+    <w:bookmarkStart w:id="61" w:name="ref-siegel2023"/>
     <w:p>
       <w:pPr>
         <w:pStyle w:val="Bibliography"/>
@@ -2835,7 +3000,7 @@
       <w:r>
         <w:t xml:space="preserve">. 2023;73:17-48. doi:</w:t>
       </w:r>
-      <w:hyperlink r:id="rId51">
+      <w:hyperlink r:id="rId60">
         <w:r>
           <w:rPr>
             <w:rStyle w:val="Hyperlink"/>
@@ -2844,8 +3009,8 @@
         </w:r>
       </w:hyperlink>
     </w:p>
-    <w:bookmarkEnd w:id="52"/>
-    <w:bookmarkStart w:id="53" w:name="ref-abog_fpmigs"/>
+    <w:bookmarkEnd w:id="61"/>
+    <w:bookmarkStart w:id="62" w:name="ref-abog_fpmigs"/>
     <w:p>
       <w:pPr>
         <w:pStyle w:val="Bibliography"/>
@@ -2863,8 +3028,8 @@
         <w:t xml:space="preserve">American Board of Obstetrics and Gynecology. Focused practice designation in minimally invasive gynecologic surgery. Published online 2024.</w:t>
       </w:r>
     </w:p>
-    <w:bookmarkEnd w:id="53"/>
-    <w:bookmarkStart w:id="55" w:name="ref-vargas2018"/>
+    <w:bookmarkEnd w:id="62"/>
+    <w:bookmarkStart w:id="64" w:name="ref-vargas2018"/>
     <w:p>
       <w:pPr>
         <w:pStyle w:val="Bibliography"/>
@@ -2894,7 +3059,7 @@
       <w:r>
         <w:t xml:space="preserve">. 2018;25(6):1060-1064. doi:</w:t>
       </w:r>
-      <w:hyperlink r:id="rId54">
+      <w:hyperlink r:id="rId63">
         <w:r>
           <w:rPr>
             <w:rStyle w:val="Hyperlink"/>
@@ -2903,8 +3068,8 @@
         </w:r>
       </w:hyperlink>
     </w:p>
-    <w:bookmarkEnd w:id="55"/>
-    <w:bookmarkStart w:id="57" w:name="ref-desjardins2023"/>
+    <w:bookmarkEnd w:id="64"/>
+    <w:bookmarkStart w:id="66" w:name="ref-desjardins2023"/>
     <w:p>
       <w:pPr>
         <w:pStyle w:val="Bibliography"/>
@@ -2952,7 +3117,7 @@
       <w:r>
         <w:t xml:space="preserve">. 2023;142:688-697. doi:</w:t>
       </w:r>
-      <w:hyperlink r:id="rId56">
+      <w:hyperlink r:id="rId65">
         <w:r>
           <w:rPr>
             <w:rStyle w:val="Hyperlink"/>
@@ -2961,8 +3126,8 @@
         </w:r>
       </w:hyperlink>
     </w:p>
-    <w:bookmarkEnd w:id="57"/>
-    <w:bookmarkStart w:id="59" w:name="ref-ricci2017"/>
+    <w:bookmarkEnd w:id="66"/>
+    <w:bookmarkStart w:id="68" w:name="ref-ricci2017"/>
     <w:p>
       <w:pPr>
         <w:pStyle w:val="Bibliography"/>
@@ -3040,7 +3205,7 @@
       <w:r>
         <w:t xml:space="preserve">. 2017;22:100-104. doi:</w:t>
       </w:r>
-      <w:hyperlink r:id="rId58">
+      <w:hyperlink r:id="rId67">
         <w:r>
           <w:rPr>
             <w:rStyle w:val="Hyperlink"/>
@@ -3049,8 +3214,8 @@
         </w:r>
       </w:hyperlink>
     </w:p>
-    <w:bookmarkEnd w:id="59"/>
-    <w:bookmarkStart w:id="61" w:name="ref-boland2024"/>
+    <w:bookmarkEnd w:id="68"/>
+    <w:bookmarkStart w:id="70" w:name="ref-boland2024"/>
     <w:p>
       <w:pPr>
         <w:pStyle w:val="Bibliography"/>
@@ -3089,7 +3254,7 @@
       <w:r>
         <w:t xml:space="preserve">. 2024;7(11):e2447635. doi:</w:t>
       </w:r>
-      <w:hyperlink r:id="rId60">
+      <w:hyperlink r:id="rId69">
         <w:r>
           <w:rPr>
             <w:rStyle w:val="Hyperlink"/>
@@ -3098,8 +3263,8 @@
         </w:r>
       </w:hyperlink>
     </w:p>
-    <w:bookmarkEnd w:id="61"/>
-    <w:bookmarkStart w:id="63" w:name="ref-dall2013"/>
+    <w:bookmarkEnd w:id="70"/>
+    <w:bookmarkStart w:id="72" w:name="ref-dall2013"/>
     <w:p>
       <w:pPr>
         <w:pStyle w:val="Bibliography"/>
@@ -3132,7 +3297,7 @@
       <w:r>
         <w:t xml:space="preserve">. 2013;32(11):2013-2020. doi:</w:t>
       </w:r>
-      <w:hyperlink r:id="rId62">
+      <w:hyperlink r:id="rId71">
         <w:r>
           <w:rPr>
             <w:rStyle w:val="Hyperlink"/>
@@ -3141,8 +3306,8 @@
         </w:r>
       </w:hyperlink>
     </w:p>
-    <w:bookmarkEnd w:id="63"/>
-    <w:bookmarkStart w:id="65" w:name="ref-adashi2025"/>
+    <w:bookmarkEnd w:id="72"/>
+    <w:bookmarkStart w:id="74" w:name="ref-adashi2025"/>
     <w:p>
       <w:pPr>
         <w:pStyle w:val="Bibliography"/>
@@ -3172,7 +3337,7 @@
       <w:r>
         <w:t xml:space="preserve">. 2025;40(14):3469-3472. doi:</w:t>
       </w:r>
-      <w:hyperlink r:id="rId64">
+      <w:hyperlink r:id="rId73">
         <w:r>
           <w:rPr>
             <w:rStyle w:val="Hyperlink"/>
@@ -3181,8 +3346,8 @@
         </w:r>
       </w:hyperlink>
     </w:p>
-    <w:bookmarkEnd w:id="65"/>
-    <w:bookmarkStart w:id="67" w:name="ref-sharma2024"/>
+    <w:bookmarkEnd w:id="74"/>
+    <w:bookmarkStart w:id="76" w:name="ref-sharma2024"/>
     <w:p>
       <w:pPr>
         <w:pStyle w:val="Bibliography"/>
@@ -3212,7 +3377,7 @@
       <w:r>
         <w:t xml:space="preserve">. 2024;140(3):839-848. doi:</w:t>
       </w:r>
-      <w:hyperlink r:id="rId66">
+      <w:hyperlink r:id="rId75">
         <w:r>
           <w:rPr>
             <w:rStyle w:val="Hyperlink"/>
@@ -3221,8 +3386,8 @@
         </w:r>
       </w:hyperlink>
     </w:p>
-    <w:bookmarkEnd w:id="67"/>
-    <w:bookmarkStart w:id="69" w:name="ref-etzioni2003"/>
+    <w:bookmarkEnd w:id="76"/>
+    <w:bookmarkStart w:id="78" w:name="ref-etzioni2003"/>
     <w:p>
       <w:pPr>
         <w:pStyle w:val="Bibliography"/>
@@ -3255,7 +3420,7 @@
       <w:r>
         <w:t xml:space="preserve">. 2003;238:170-177. doi:</w:t>
       </w:r>
-      <w:hyperlink r:id="rId68">
+      <w:hyperlink r:id="rId77">
         <w:r>
           <w:rPr>
             <w:rStyle w:val="Hyperlink"/>
@@ -3264,8 +3429,8 @@
         </w:r>
       </w:hyperlink>
     </w:p>
-    <w:bookmarkEnd w:id="69"/>
-    <w:bookmarkStart w:id="71" w:name="ref-edwards2014"/>
+    <w:bookmarkEnd w:id="78"/>
+    <w:bookmarkStart w:id="80" w:name="ref-edwards2014"/>
     <w:p>
       <w:pPr>
         <w:pStyle w:val="Bibliography"/>
@@ -3307,7 +3472,7 @@
       <w:r>
         <w:t xml:space="preserve">. 2014;148:7-12. doi:</w:t>
       </w:r>
-      <w:hyperlink r:id="rId70">
+      <w:hyperlink r:id="rId79">
         <w:r>
           <w:rPr>
             <w:rStyle w:val="Hyperlink"/>
@@ -3316,8 +3481,8 @@
         </w:r>
       </w:hyperlink>
     </w:p>
-    <w:bookmarkEnd w:id="71"/>
-    <w:bookmarkStart w:id="73" w:name="ref-fraher2013"/>
+    <w:bookmarkEnd w:id="80"/>
+    <w:bookmarkStart w:id="82" w:name="ref-fraher2013"/>
     <w:p>
       <w:pPr>
         <w:pStyle w:val="Bibliography"/>
@@ -3347,7 +3512,7 @@
       <w:r>
         <w:t xml:space="preserve">. 2013;257:867-872. doi:</w:t>
       </w:r>
-      <w:hyperlink r:id="rId72">
+      <w:hyperlink r:id="rId81">
         <w:r>
           <w:rPr>
             <w:rStyle w:val="Hyperlink"/>
@@ -3356,8 +3521,8 @@
         </w:r>
       </w:hyperlink>
     </w:p>
-    <w:bookmarkEnd w:id="73"/>
-    <w:bookmarkStart w:id="75" w:name="ref-leejt2024"/>
+    <w:bookmarkEnd w:id="82"/>
+    <w:bookmarkStart w:id="84" w:name="ref-leejt2024"/>
     <w:p>
       <w:pPr>
         <w:pStyle w:val="Bibliography"/>
@@ -3390,7 +3555,7 @@
       <w:r>
         <w:t xml:space="preserve">. 2024;22:25. doi:</w:t>
       </w:r>
-      <w:hyperlink r:id="rId74">
+      <w:hyperlink r:id="rId83">
         <w:r>
           <w:rPr>
             <w:rStyle w:val="Hyperlink"/>
@@ -3399,8 +3564,8 @@
         </w:r>
       </w:hyperlink>
     </w:p>
-    <w:bookmarkEnd w:id="75"/>
-    <w:bookmarkStart w:id="77" w:name="ref-ellison2018"/>
+    <w:bookmarkEnd w:id="84"/>
+    <w:bookmarkStart w:id="86" w:name="ref-ellison2018"/>
     <w:p>
       <w:pPr>
         <w:pStyle w:val="Bibliography"/>
@@ -3433,7 +3598,7 @@
       <w:r>
         <w:t xml:space="preserve">. 2018;164:726-732. doi:</w:t>
       </w:r>
-      <w:hyperlink r:id="rId76">
+      <w:hyperlink r:id="rId85">
         <w:r>
           <w:rPr>
             <w:rStyle w:val="Hyperlink"/>
@@ -3442,8 +3607,8 @@
         </w:r>
       </w:hyperlink>
     </w:p>
-    <w:bookmarkEnd w:id="77"/>
-    <w:bookmarkStart w:id="79" w:name="ref-rayburn2025complexities"/>
+    <w:bookmarkEnd w:id="86"/>
+    <w:bookmarkStart w:id="88" w:name="ref-rayburn2025complexities"/>
     <w:p>
       <w:pPr>
         <w:pStyle w:val="Bibliography"/>
@@ -3473,7 +3638,7 @@
       <w:r>
         <w:t xml:space="preserve">. 2025;52(4):599-614. doi:</w:t>
       </w:r>
-      <w:hyperlink r:id="rId78">
+      <w:hyperlink r:id="rId87">
         <w:r>
           <w:rPr>
             <w:rStyle w:val="Hyperlink"/>
@@ -3482,8 +3647,8 @@
         </w:r>
       </w:hyperlink>
     </w:p>
-    <w:bookmarkEnd w:id="79"/>
-    <w:bookmarkStart w:id="81" w:name="ref-brueseke2016"/>
+    <w:bookmarkEnd w:id="88"/>
+    <w:bookmarkStart w:id="90" w:name="ref-brueseke2016"/>
     <w:p>
       <w:pPr>
         <w:pStyle w:val="Bibliography"/>
@@ -3513,7 +3678,7 @@
       <w:r>
         <w:t xml:space="preserve">. 2016;22(5):385-389. doi:</w:t>
       </w:r>
-      <w:hyperlink r:id="rId80">
+      <w:hyperlink r:id="rId89">
         <w:r>
           <w:rPr>
             <w:rStyle w:val="Hyperlink"/>
@@ -3522,8 +3687,8 @@
         </w:r>
       </w:hyperlink>
     </w:p>
-    <w:bookmarkEnd w:id="81"/>
-    <w:bookmarkStart w:id="83" w:name="ref-stitzenberg2015"/>
+    <w:bookmarkEnd w:id="90"/>
+    <w:bookmarkStart w:id="92" w:name="ref-stitzenberg2015"/>
     <w:p>
       <w:pPr>
         <w:pStyle w:val="Bibliography"/>
@@ -3553,7 +3718,7 @@
       <w:r>
         <w:t xml:space="preserve">. 2015;11(1):38-39. doi:</w:t>
       </w:r>
-      <w:hyperlink r:id="rId82">
+      <w:hyperlink r:id="rId91">
         <w:r>
           <w:rPr>
             <w:rStyle w:val="Hyperlink"/>
@@ -3562,8 +3727,8 @@
         </w:r>
       </w:hyperlink>
     </w:p>
-    <w:bookmarkEnd w:id="83"/>
-    <w:bookmarkStart w:id="85" w:name="ref-temkin2022fte"/>
+    <w:bookmarkEnd w:id="92"/>
+    <w:bookmarkStart w:id="94" w:name="ref-temkin2022fte"/>
     <w:p>
       <w:pPr>
         <w:pStyle w:val="Bibliography"/>
@@ -3605,7 +3770,7 @@
       <w:r>
         <w:t xml:space="preserve">. 2022;164(3):473-480. doi:</w:t>
       </w:r>
-      <w:hyperlink r:id="rId84">
+      <w:hyperlink r:id="rId93">
         <w:r>
           <w:rPr>
             <w:rStyle w:val="Hyperlink"/>
@@ -3614,8 +3779,8 @@
         </w:r>
       </w:hyperlink>
     </w:p>
-    <w:bookmarkEnd w:id="85"/>
-    <w:bookmarkStart w:id="87" w:name="ref-shah2026"/>
+    <w:bookmarkEnd w:id="94"/>
+    <w:bookmarkStart w:id="96" w:name="ref-shah2026"/>
     <w:p>
       <w:pPr>
         <w:pStyle w:val="Bibliography"/>
@@ -3645,7 +3810,7 @@
       <w:r>
         <w:t xml:space="preserve">. 2026;287:58-66. doi:</w:t>
       </w:r>
-      <w:hyperlink r:id="rId86">
+      <w:hyperlink r:id="rId95">
         <w:r>
           <w:rPr>
             <w:rStyle w:val="Hyperlink"/>
@@ -3654,8 +3819,8 @@
         </w:r>
       </w:hyperlink>
     </w:p>
-    <w:bookmarkEnd w:id="87"/>
-    <w:bookmarkStart w:id="89" w:name="ref-vonelm2007"/>
+    <w:bookmarkEnd w:id="96"/>
+    <w:bookmarkStart w:id="98" w:name="ref-vonelm2007"/>
     <w:p>
       <w:pPr>
         <w:pStyle w:val="Bibliography"/>
@@ -3748,7 +3913,7 @@
       <w:r>
         <w:t xml:space="preserve">. 2007;147:573-577. doi:</w:t>
       </w:r>
-      <w:hyperlink r:id="rId88">
+      <w:hyperlink r:id="rId97">
         <w:r>
           <w:rPr>
             <w:rStyle w:val="Hyperlink"/>
@@ -3757,8 +3922,8 @@
         </w:r>
       </w:hyperlink>
     </w:p>
-    <w:bookmarkEnd w:id="89"/>
-    <w:bookmarkStart w:id="91" w:name="ref-plaska2025"/>
+    <w:bookmarkEnd w:id="98"/>
+    <w:bookmarkStart w:id="100" w:name="ref-plaska2025"/>
     <w:p>
       <w:pPr>
         <w:pStyle w:val="Bibliography"/>
@@ -3788,7 +3953,7 @@
       <w:r>
         <w:t xml:space="preserve">. 2025;44(4):811-818. doi:</w:t>
       </w:r>
-      <w:hyperlink r:id="rId90">
+      <w:hyperlink r:id="rId99">
         <w:r>
           <w:rPr>
             <w:rStyle w:val="Hyperlink"/>
@@ -3797,8 +3962,8 @@
         </w:r>
       </w:hyperlink>
     </w:p>
-    <w:bookmarkEnd w:id="91"/>
-    <w:bookmarkStart w:id="92" w:name="ref-nber2024"/>
+    <w:bookmarkEnd w:id="100"/>
+    <w:bookmarkStart w:id="101" w:name="ref-nber2024"/>
     <w:p>
       <w:pPr>
         <w:pStyle w:val="Bibliography"/>
@@ -3837,8 +4002,8 @@
         <w:t xml:space="preserve">. Published online 2024.</w:t>
       </w:r>
     </w:p>
-    <w:bookmarkEnd w:id="92"/>
-    <w:bookmarkStart w:id="93" w:name="ref-abms2024"/>
+    <w:bookmarkEnd w:id="101"/>
+    <w:bookmarkStart w:id="102" w:name="ref-abms2024"/>
     <w:p>
       <w:pPr>
         <w:pStyle w:val="Bibliography"/>
@@ -3856,8 +4021,8 @@
         <w:t xml:space="preserve">American Board of Medical Specialties. Number of board-certified physicians by specialty. Published online 2024.</w:t>
       </w:r>
     </w:p>
-    <w:bookmarkEnd w:id="93"/>
-    <w:bookmarkStart w:id="95" w:name="ref-rotenstein2025"/>
+    <w:bookmarkEnd w:id="102"/>
+    <w:bookmarkStart w:id="104" w:name="ref-rotenstein2025"/>
     <w:p>
       <w:pPr>
         <w:pStyle w:val="Bibliography"/>
@@ -3887,7 +4052,7 @@
       <w:r>
         <w:t xml:space="preserve">. 2025;178(12):1698-1708. doi:</w:t>
       </w:r>
-      <w:hyperlink r:id="rId94">
+      <w:hyperlink r:id="rId103">
         <w:r>
           <w:rPr>
             <w:rStyle w:val="Hyperlink"/>
@@ -3896,8 +4061,8 @@
         </w:r>
       </w:hyperlink>
     </w:p>
-    <w:bookmarkEnd w:id="95"/>
-    <w:bookmarkStart w:id="97" w:name="ref-elemosho2026"/>
+    <w:bookmarkEnd w:id="104"/>
+    <w:bookmarkStart w:id="106" w:name="ref-elemosho2026"/>
     <w:p>
       <w:pPr>
         <w:pStyle w:val="Bibliography"/>
@@ -3930,7 +4095,7 @@
       <w:r>
         <w:t xml:space="preserve">. Published online 2026. doi:</w:t>
       </w:r>
-      <w:hyperlink r:id="rId96">
+      <w:hyperlink r:id="rId105">
         <w:r>
           <w:rPr>
             <w:rStyle w:val="Hyperlink"/>
@@ -3939,8 +4104,8 @@
         </w:r>
       </w:hyperlink>
     </w:p>
-    <w:bookmarkEnd w:id="97"/>
-    <w:bookmarkStart w:id="99" w:name="ref-gettel2023"/>
+    <w:bookmarkEnd w:id="106"/>
+    <w:bookmarkStart w:id="108" w:name="ref-gettel2023"/>
     <w:p>
       <w:pPr>
         <w:pStyle w:val="Bibliography"/>
@@ -3970,7 +4135,7 @@
       <w:r>
         <w:t xml:space="preserve">. 2023;30(11):1092-1100. doi:</w:t>
       </w:r>
-      <w:hyperlink r:id="rId98">
+      <w:hyperlink r:id="rId107">
         <w:r>
           <w:rPr>
             <w:rStyle w:val="Hyperlink"/>
@@ -3979,8 +4144,8 @@
         </w:r>
       </w:hyperlink>
     </w:p>
-    <w:bookmarkEnd w:id="99"/>
-    <w:bookmarkStart w:id="101" w:name="ref-oconnell2023"/>
+    <w:bookmarkEnd w:id="108"/>
+    <w:bookmarkStart w:id="110" w:name="ref-oconnell2023"/>
     <w:p>
       <w:pPr>
         <w:pStyle w:val="Bibliography"/>
@@ -4010,7 +4175,7 @@
       <w:r>
         <w:t xml:space="preserve">. 2023;36(6):1050-1057. doi:</w:t>
       </w:r>
-      <w:hyperlink r:id="rId100">
+      <w:hyperlink r:id="rId109">
         <w:r>
           <w:rPr>
             <w:rStyle w:val="Hyperlink"/>
@@ -4019,8 +4184,8 @@
         </w:r>
       </w:hyperlink>
     </w:p>
-    <w:bookmarkEnd w:id="101"/>
-    <w:bookmarkStart w:id="103" w:name="ref-acgme_drb"/>
+    <w:bookmarkEnd w:id="110"/>
+    <w:bookmarkStart w:id="112" w:name="ref-acgme_drb"/>
     <w:p>
       <w:pPr>
         <w:pStyle w:val="Bibliography"/>
@@ -4053,7 +4218,7 @@
       <w:r>
         <w:t xml:space="preserve"> </w:t>
       </w:r>
-      <w:hyperlink r:id="rId102">
+      <w:hyperlink r:id="rId111">
         <w:r>
           <w:rPr>
             <w:rStyle w:val="Hyperlink"/>
@@ -4062,8 +4227,8 @@
         </w:r>
       </w:hyperlink>
     </w:p>
-    <w:bookmarkEnd w:id="103"/>
-    <w:bookmarkStart w:id="104" w:name="ref-nrmp2025"/>
+    <w:bookmarkEnd w:id="112"/>
+    <w:bookmarkStart w:id="113" w:name="ref-nrmp2025"/>
     <w:p>
       <w:pPr>
         <w:pStyle w:val="Bibliography"/>
@@ -4081,8 +4246,8 @@
         <w:t xml:space="preserve">National Resident Matching Program. Results and data: Specialties matching service, 2026 appointment year. Published online 2026.</w:t>
       </w:r>
     </w:p>
-    <w:bookmarkEnd w:id="104"/>
-    <w:bookmarkStart w:id="106" w:name="ref-pyskir2022"/>
+    <w:bookmarkEnd w:id="113"/>
+    <w:bookmarkStart w:id="115" w:name="ref-pyskir2022"/>
     <w:p>
       <w:pPr>
         <w:pStyle w:val="Bibliography"/>
@@ -4112,7 +4277,7 @@
       <w:r>
         <w:t xml:space="preserve">. 2022;2(4):100107. doi:</w:t>
       </w:r>
-      <w:hyperlink r:id="rId105">
+      <w:hyperlink r:id="rId114">
         <w:r>
           <w:rPr>
             <w:rStyle w:val="Hyperlink"/>
@@ -4121,8 +4286,8 @@
         </w:r>
       </w:hyperlink>
     </w:p>
-    <w:bookmarkEnd w:id="106"/>
-    <w:bookmarkStart w:id="108" w:name="ref-humphries2026"/>
+    <w:bookmarkEnd w:id="115"/>
+    <w:bookmarkStart w:id="117" w:name="ref-humphries2026"/>
     <w:p>
       <w:pPr>
         <w:pStyle w:val="Bibliography"/>
@@ -4152,7 +4317,7 @@
       <w:r>
         <w:t xml:space="preserve">. 2026;3(1):e153. doi:</w:t>
       </w:r>
-      <w:hyperlink r:id="rId107">
+      <w:hyperlink r:id="rId116">
         <w:r>
           <w:rPr>
             <w:rStyle w:val="Hyperlink"/>
@@ -4161,8 +4326,8 @@
         </w:r>
       </w:hyperlink>
     </w:p>
-    <w:bookmarkEnd w:id="108"/>
-    <w:bookmarkStart w:id="110" w:name="ref-poushay2018"/>
+    <w:bookmarkEnd w:id="117"/>
+    <w:bookmarkStart w:id="119" w:name="ref-poushay2018"/>
     <w:p>
       <w:pPr>
         <w:pStyle w:val="Bibliography"/>
@@ -4204,7 +4369,7 @@
       <w:r>
         <w:t xml:space="preserve">. 2018;267(1):e4-e5. doi:</w:t>
       </w:r>
-      <w:hyperlink r:id="rId109">
+      <w:hyperlink r:id="rId118">
         <w:r>
           <w:rPr>
             <w:rStyle w:val="Hyperlink"/>
@@ -4213,8 +4378,8 @@
         </w:r>
       </w:hyperlink>
     </w:p>
-    <w:bookmarkEnd w:id="110"/>
-    <w:bookmarkStart w:id="112" w:name="ref-conn2018"/>
+    <w:bookmarkEnd w:id="119"/>
+    <w:bookmarkStart w:id="121" w:name="ref-conn2018"/>
     <w:p>
       <w:pPr>
         <w:pStyle w:val="Bibliography"/>
@@ -4244,7 +4409,7 @@
       <w:r>
         <w:t xml:space="preserve">. 2018;61(5):319-325. doi:</w:t>
       </w:r>
-      <w:hyperlink r:id="rId111">
+      <w:hyperlink r:id="rId120">
         <w:r>
           <w:rPr>
             <w:rStyle w:val="Hyperlink"/>
@@ -4253,8 +4418,8 @@
         </w:r>
       </w:hyperlink>
     </w:p>
-    <w:bookmarkEnd w:id="112"/>
-    <w:bookmarkStart w:id="114" w:name="ref-holtzman2025"/>
+    <w:bookmarkEnd w:id="121"/>
+    <w:bookmarkStart w:id="123" w:name="ref-holtzman2025"/>
     <w:p>
       <w:pPr>
         <w:pStyle w:val="Bibliography"/>
@@ -4293,7 +4458,7 @@
       <w:r>
         <w:t xml:space="preserve">. 2025;202:162-166. doi:</w:t>
       </w:r>
-      <w:hyperlink r:id="rId113">
+      <w:hyperlink r:id="rId122">
         <w:r>
           <w:rPr>
             <w:rStyle w:val="Hyperlink"/>
@@ -4302,8 +4467,8 @@
         </w:r>
       </w:hyperlink>
     </w:p>
-    <w:bookmarkEnd w:id="114"/>
-    <w:bookmarkStart w:id="116" w:name="ref-rcoreteam2023"/>
+    <w:bookmarkEnd w:id="123"/>
+    <w:bookmarkStart w:id="125" w:name="ref-rcoreteam2023"/>
     <w:p>
       <w:pPr>
         <w:pStyle w:val="Bibliography"/>
@@ -4336,7 +4501,7 @@
       <w:r>
         <w:t xml:space="preserve"> </w:t>
       </w:r>
-      <w:hyperlink r:id="rId115">
+      <w:hyperlink r:id="rId124">
         <w:r>
           <w:rPr>
             <w:rStyle w:val="Hyperlink"/>
@@ -4345,8 +4510,8 @@
         </w:r>
       </w:hyperlink>
     </w:p>
-    <w:bookmarkEnd w:id="116"/>
-    <w:bookmarkStart w:id="118" w:name="ref-rayburn2015retirement"/>
+    <w:bookmarkEnd w:id="125"/>
+    <w:bookmarkStart w:id="127" w:name="ref-rayburn2015retirement"/>
     <w:p>
       <w:pPr>
         <w:pStyle w:val="Bibliography"/>
@@ -4376,7 +4541,7 @@
       <w:r>
         <w:t xml:space="preserve">. 2015;213(3):335.e1-335.e4. doi:</w:t>
       </w:r>
-      <w:hyperlink r:id="rId117">
+      <w:hyperlink r:id="rId126">
         <w:r>
           <w:rPr>
             <w:rStyle w:val="Hyperlink"/>
@@ -4385,8 +4550,8 @@
         </w:r>
       </w:hyperlink>
     </w:p>
-    <w:bookmarkEnd w:id="118"/>
-    <w:bookmarkStart w:id="120" w:name="ref-tucker2025retirement"/>
+    <w:bookmarkEnd w:id="127"/>
+    <w:bookmarkStart w:id="129" w:name="ref-tucker2025retirement"/>
     <w:p>
       <w:pPr>
         <w:pStyle w:val="Bibliography"/>
@@ -4416,7 +4581,7 @@
       <w:r>
         <w:t xml:space="preserve">. 2025;52(4):679-693. doi:</w:t>
       </w:r>
-      <w:hyperlink r:id="rId119">
+      <w:hyperlink r:id="rId128">
         <w:r>
           <w:rPr>
             <w:rStyle w:val="Hyperlink"/>
@@ -4425,8 +4590,8 @@
         </w:r>
       </w:hyperlink>
     </w:p>
-    <w:bookmarkEnd w:id="120"/>
-    <w:bookmarkStart w:id="122" w:name="ref-hedden2017"/>
+    <w:bookmarkEnd w:id="129"/>
+    <w:bookmarkStart w:id="131" w:name="ref-hedden2017"/>
     <w:p>
       <w:pPr>
         <w:pStyle w:val="Bibliography"/>
@@ -4456,7 +4621,7 @@
       <w:r>
         <w:t xml:space="preserve">. 2017;189(49):E1517-E1523. doi:</w:t>
       </w:r>
-      <w:hyperlink r:id="rId121">
+      <w:hyperlink r:id="rId130">
         <w:r>
           <w:rPr>
             <w:rStyle w:val="Hyperlink"/>
@@ -4465,8 +4630,8 @@
         </w:r>
       </w:hyperlink>
     </w:p>
-    <w:bookmarkEnd w:id="122"/>
-    <w:bookmarkStart w:id="124" w:name="ref-wallace2010"/>
+    <w:bookmarkEnd w:id="131"/>
+    <w:bookmarkStart w:id="133" w:name="ref-wallace2010"/>
     <w:p>
       <w:pPr>
         <w:pStyle w:val="Bibliography"/>
@@ -4496,7 +4661,7 @@
       <w:r>
         <w:t xml:space="preserve">. 2010;116:1366-1372. doi:</w:t>
       </w:r>
-      <w:hyperlink r:id="rId123">
+      <w:hyperlink r:id="rId132">
         <w:r>
           <w:rPr>
             <w:rStyle w:val="Hyperlink"/>
@@ -4505,8 +4670,8 @@
         </w:r>
       </w:hyperlink>
     </w:p>
-    <w:bookmarkEnd w:id="124"/>
-    <w:bookmarkStart w:id="126" w:name="ref-tuia2023"/>
+    <w:bookmarkEnd w:id="133"/>
+    <w:bookmarkStart w:id="135" w:name="ref-tuia2023"/>
     <w:p>
       <w:pPr>
         <w:pStyle w:val="Bibliography"/>
@@ -4536,7 +4701,7 @@
       <w:r>
         <w:t xml:space="preserve">. 2023;19(7):465-472. doi:</w:t>
       </w:r>
-      <w:hyperlink r:id="rId125">
+      <w:hyperlink r:id="rId134">
         <w:r>
           <w:rPr>
             <w:rStyle w:val="Hyperlink"/>
@@ -4545,8 +4710,8 @@
         </w:r>
       </w:hyperlink>
     </w:p>
-    <w:bookmarkEnd w:id="126"/>
-    <w:bookmarkStart w:id="128" w:name="ref-marco2021"/>
+    <w:bookmarkEnd w:id="135"/>
+    <w:bookmarkStart w:id="137" w:name="ref-marco2021"/>
     <w:p>
       <w:pPr>
         <w:pStyle w:val="Bibliography"/>
@@ -4576,7 +4741,7 @@
       <w:r>
         <w:t xml:space="preserve">. 2021;78(6):726-737. doi:</w:t>
       </w:r>
-      <w:hyperlink r:id="rId127">
+      <w:hyperlink r:id="rId136">
         <w:r>
           <w:rPr>
             <w:rStyle w:val="Hyperlink"/>
@@ -4585,8 +4750,8 @@
         </w:r>
       </w:hyperlink>
     </w:p>
-    <w:bookmarkEnd w:id="128"/>
-    <w:bookmarkStart w:id="130" w:name="ref-gettel2022"/>
+    <w:bookmarkEnd w:id="137"/>
+    <w:bookmarkStart w:id="139" w:name="ref-gettel2022"/>
     <w:p>
       <w:pPr>
         <w:pStyle w:val="Bibliography"/>
@@ -4616,7 +4781,7 @@
       <w:r>
         <w:t xml:space="preserve">. 2022;80(3):260-271. doi:</w:t>
       </w:r>
-      <w:hyperlink r:id="rId129">
+      <w:hyperlink r:id="rId138">
         <w:r>
           <w:rPr>
             <w:rStyle w:val="Hyperlink"/>
@@ -4625,8 +4790,8 @@
         </w:r>
       </w:hyperlink>
     </w:p>
-    <w:bookmarkEnd w:id="130"/>
-    <w:bookmarkStart w:id="132" w:name="ref-delman2023"/>
+    <w:bookmarkEnd w:id="139"/>
+    <w:bookmarkStart w:id="141" w:name="ref-delman2023"/>
     <w:p>
       <w:pPr>
         <w:pStyle w:val="Bibliography"/>
@@ -4656,7 +4821,7 @@
       <w:r>
         <w:t xml:space="preserve">. 2023;173(5):1113-1119. doi:</w:t>
       </w:r>
-      <w:hyperlink r:id="rId131">
+      <w:hyperlink r:id="rId140">
         <w:r>
           <w:rPr>
             <w:rStyle w:val="Hyperlink"/>
@@ -4665,8 +4830,8 @@
         </w:r>
       </w:hyperlink>
     </w:p>
-    <w:bookmarkEnd w:id="132"/>
-    <w:bookmarkStart w:id="134" w:name="ref-chen2026geographic"/>
+    <w:bookmarkEnd w:id="141"/>
+    <w:bookmarkStart w:id="143" w:name="ref-chen2026geographic"/>
     <w:p>
       <w:pPr>
         <w:pStyle w:val="Bibliography"/>
@@ -4696,7 +4861,7 @@
       <w:r>
         <w:t xml:space="preserve">. 2026;147(3):422-424. doi:</w:t>
       </w:r>
-      <w:hyperlink r:id="rId133">
+      <w:hyperlink r:id="rId142">
         <w:r>
           <w:rPr>
             <w:rStyle w:val="Hyperlink"/>
@@ -4705,8 +4870,8 @@
         </w:r>
       </w:hyperlink>
     </w:p>
-    <w:bookmarkEnd w:id="134"/>
-    <w:bookmarkStart w:id="136" w:name="ref-lee2024"/>
+    <w:bookmarkEnd w:id="143"/>
+    <w:bookmarkStart w:id="145" w:name="ref-lee2024"/>
     <w:p>
       <w:pPr>
         <w:pStyle w:val="Bibliography"/>
@@ -4736,7 +4901,7 @@
       <w:r>
         <w:t xml:space="preserve">. 2024;19(12):e0315433. doi:</w:t>
       </w:r>
-      <w:hyperlink r:id="rId135">
+      <w:hyperlink r:id="rId144">
         <w:r>
           <w:rPr>
             <w:rStyle w:val="Hyperlink"/>
@@ -4745,8 +4910,8 @@
         </w:r>
       </w:hyperlink>
     </w:p>
-    <w:bookmarkEnd w:id="136"/>
-    <w:bookmarkStart w:id="138" w:name="ref-rayburn2026shortage"/>
+    <w:bookmarkEnd w:id="145"/>
+    <w:bookmarkStart w:id="147" w:name="ref-rayburn2026shortage"/>
     <w:p>
       <w:pPr>
         <w:pStyle w:val="Bibliography"/>
@@ -4776,7 +4941,7 @@
       <w:r>
         <w:t xml:space="preserve">. 2026;147(1):4-7. doi:</w:t>
       </w:r>
-      <w:hyperlink r:id="rId137">
+      <w:hyperlink r:id="rId146">
         <w:r>
           <w:rPr>
             <w:rStyle w:val="Hyperlink"/>
@@ -4785,8 +4950,8 @@
         </w:r>
       </w:hyperlink>
     </w:p>
-    <w:bookmarkEnd w:id="138"/>
-    <w:bookmarkStart w:id="140" w:name="ref-benedetti2004productivity"/>
+    <w:bookmarkEnd w:id="147"/>
+    <w:bookmarkStart w:id="149" w:name="ref-benedetti2004productivity"/>
     <w:p>
       <w:pPr>
         <w:pStyle w:val="Bibliography"/>
@@ -4816,7 +4981,7 @@
       <w:r>
         <w:t xml:space="preserve">. 2004;103(3):499-505. doi:</w:t>
       </w:r>
-      <w:hyperlink r:id="rId139">
+      <w:hyperlink r:id="rId148">
         <w:r>
           <w:rPr>
             <w:rStyle w:val="Hyperlink"/>
@@ -4825,8 +4990,8 @@
         </w:r>
       </w:hyperlink>
     </w:p>
-    <w:bookmarkEnd w:id="140"/>
-    <w:bookmarkStart w:id="142" w:name="ref-muzyka2025generational"/>
+    <w:bookmarkEnd w:id="149"/>
+    <w:bookmarkStart w:id="151" w:name="ref-muzyka2025generational"/>
     <w:p>
       <w:pPr>
         <w:pStyle w:val="Bibliography"/>
@@ -4856,7 +5021,7 @@
       <w:r>
         <w:t xml:space="preserve">. 2025;97(3):700-709. doi:</w:t>
       </w:r>
-      <w:hyperlink r:id="rId141">
+      <w:hyperlink r:id="rId150">
         <w:r>
           <w:rPr>
             <w:rStyle w:val="Hyperlink"/>
@@ -4865,8 +5030,8 @@
         </w:r>
       </w:hyperlink>
     </w:p>
-    <w:bookmarkEnd w:id="142"/>
-    <w:bookmarkStart w:id="144" w:name="ref-bakkensen2023"/>
+    <w:bookmarkEnd w:id="151"/>
+    <w:bookmarkStart w:id="153" w:name="ref-bakkensen2023"/>
     <w:p>
       <w:pPr>
         <w:pStyle w:val="Bibliography"/>
@@ -4896,7 +5061,7 @@
       <w:r>
         <w:t xml:space="preserve">. 2023;6(7):e2326192. doi:</w:t>
       </w:r>
-      <w:hyperlink r:id="rId143">
+      <w:hyperlink r:id="rId152">
         <w:r>
           <w:rPr>
             <w:rStyle w:val="Hyperlink"/>
@@ -4905,8 +5070,8 @@
         </w:r>
       </w:hyperlink>
     </w:p>
-    <w:bookmarkEnd w:id="144"/>
-    <w:bookmarkStart w:id="146" w:name="ref-knell2023"/>
+    <w:bookmarkEnd w:id="153"/>
+    <w:bookmarkStart w:id="155" w:name="ref-knell2023"/>
     <w:p>
       <w:pPr>
         <w:pStyle w:val="Bibliography"/>
@@ -4936,7 +5101,7 @@
       <w:r>
         <w:t xml:space="preserve">. 2023;288:A1-A8. doi:</w:t>
       </w:r>
-      <w:hyperlink r:id="rId145">
+      <w:hyperlink r:id="rId154">
         <w:r>
           <w:rPr>
             <w:rStyle w:val="Hyperlink"/>
@@ -4945,8 +5110,8 @@
         </w:r>
       </w:hyperlink>
     </w:p>
-    <w:bookmarkEnd w:id="146"/>
-    <w:bookmarkStart w:id="148" w:name="ref-bond2023"/>
+    <w:bookmarkEnd w:id="155"/>
+    <w:bookmarkStart w:id="157" w:name="ref-bond2023"/>
     <w:p>
       <w:pPr>
         <w:pStyle w:val="Bibliography"/>
@@ -4979,7 +5144,7 @@
       <w:r>
         <w:t xml:space="preserve">. 2023;176. doi:</w:t>
       </w:r>
-      <w:hyperlink r:id="rId147">
+      <w:hyperlink r:id="rId156">
         <w:r>
           <w:rPr>
             <w:rStyle w:val="Hyperlink"/>
@@ -4988,8 +5153,8 @@
         </w:r>
       </w:hyperlink>
     </w:p>
-    <w:bookmarkEnd w:id="148"/>
-    <w:bookmarkStart w:id="150" w:name="ref-rotensteinsex2026"/>
+    <w:bookmarkEnd w:id="157"/>
+    <w:bookmarkStart w:id="159" w:name="ref-rotensteinsex2026"/>
     <w:p>
       <w:pPr>
         <w:pStyle w:val="Bibliography"/>
@@ -5019,7 +5184,7 @@
       <w:r>
         <w:t xml:space="preserve">. Published online 2026. doi:</w:t>
       </w:r>
-      <w:hyperlink r:id="rId149">
+      <w:hyperlink r:id="rId158">
         <w:r>
           <w:rPr>
             <w:rStyle w:val="Hyperlink"/>
@@ -5028,8 +5193,8 @@
         </w:r>
       </w:hyperlink>
     </w:p>
-    <w:bookmarkEnd w:id="150"/>
-    <w:bookmarkStart w:id="152" w:name="ref-romero2025feminization"/>
+    <w:bookmarkEnd w:id="159"/>
+    <w:bookmarkStart w:id="161" w:name="ref-romero2025feminization"/>
     <w:p>
       <w:pPr>
         <w:pStyle w:val="Bibliography"/>
@@ -5059,7 +5224,7 @@
       <w:r>
         <w:t xml:space="preserve">. 2025;52(4):735-743. doi:</w:t>
       </w:r>
-      <w:hyperlink r:id="rId151">
+      <w:hyperlink r:id="rId160">
         <w:r>
           <w:rPr>
             <w:rStyle w:val="Hyperlink"/>
@@ -5068,9 +5233,9 @@
         </w:r>
       </w:hyperlink>
     </w:p>
-    <w:bookmarkEnd w:id="152"/>
-    <w:bookmarkEnd w:id="153"/>
-    <w:bookmarkEnd w:id="154"/>
+    <w:bookmarkEnd w:id="161"/>
+    <w:bookmarkEnd w:id="162"/>
+    <w:bookmarkEnd w:id="163"/>
     <w:sectPr>
       <w:footerReference r:id="rIdGJFooter" w:type="default"/>
       <w:footnotePr>

--- a/manuscript/manuscript_WORKFORCE_CLIFF.docx
+++ b/manuscript/manuscript_WORKFORCE_CLIFF.docx
@@ -18,13 +18,13 @@
         <w:t xml:space="preserve">August 02, 2026</w:t>
       </w:r>
     </w:p>
-    <w:bookmarkStart w:id="9" w:name="abstract"/>
-    <w:p>
-      <w:pPr>
-        <w:pStyle w:val="Heading2"/>
-      </w:pPr>
-      <w:r>
-        <w:t xml:space="preserve">Abstract</w:t>
+    <w:bookmarkStart w:id="11" w:name="title-page"/>
+    <w:p>
+      <w:pPr>
+        <w:pStyle w:val="Heading1"/>
+      </w:pPr>
+      <w:r>
+        <w:t xml:space="preserve">Title Page</w:t>
       </w:r>
     </w:p>
     <w:p>
@@ -36,13 +36,13 @@
           <w:b/>
           <w:bCs/>
         </w:rPr>
-        <w:t xml:space="preserve">OBJECTIVE:</w:t>
-      </w:r>
-      <w:r>
-        <w:t xml:space="preserve"> </w:t>
-      </w:r>
-      <w:r>
-        <w:t xml:space="preserve">To project United States urogynecology and reconstructive pelvic surgery workforce supply through 2050 and compare supply with population-based measures of demographic need.</w:t>
+        <w:t xml:space="preserve">Title:</w:t>
+      </w:r>
+      <w:r>
+        <w:t xml:space="preserve"> </w:t>
+      </w:r>
+      <w:r>
+        <w:t xml:space="preserve">United States Urogynecology Workforce Supply Relative to Demographic Need Through 2050: A Stock-and-Flow Projection</w:t>
       </w:r>
     </w:p>
     <w:p>
@@ -54,13 +54,13 @@
           <w:b/>
           <w:bCs/>
         </w:rPr>
-        <w:t xml:space="preserve">METHODS:</w:t>
-      </w:r>
-      <w:r>
-        <w:t xml:space="preserve"> </w:t>
-      </w:r>
-      <w:r>
-        <w:t xml:space="preserve">We linked American Board of Obstetrics and Gynecology and American Board of Urology certification records to national administrative data. Sustained departure from clinical practice was classified using six data sources. A pooled age-band departure hazard, estimated during the fully observable 2016–2021 period with gynecologic oncology as a comparator, informed a dynamic stock-and-flow model. Annual entrants were based on recent Accreditation Council for Graduate Medical Education fellowship completions. The primary projection covered 2025–2029; an exploratory scenario extension through 2050 compared projected supply with the number of United States women aged 65 years or older and the estimated number living with a pelvic floor disorder. Uncertainty was evaluated with Monte Carlo simulation and sensitivity analyses.</w:t>
+        <w:t xml:space="preserve">Running head:</w:t>
+      </w:r>
+      <w:r>
+        <w:t xml:space="preserve"> </w:t>
+      </w:r>
+      <w:r>
+        <w:t xml:space="preserve">Urogynecology Workforce Through 2050</w:t>
       </w:r>
     </w:p>
     <w:p>
@@ -72,13 +72,13 @@
           <w:b/>
           <w:bCs/>
         </w:rPr>
-        <w:t xml:space="preserve">RESULTS:</w:t>
-      </w:r>
-      <w:r>
-        <w:t xml:space="preserve"> </w:t>
-      </w:r>
-      <w:r>
-        <w:t xml:space="preserve">The estimated 2025 workforce included 1,306 urogynecologists. 35 classified departures during 2016–2021 informed a pooled hazard that yielded a model-implied weighted annual departure rate of 0.9%. Fellowship programs produced 64 graduates annually, compared with 11.9 projected annual departures, for a completion-to-departure ratio of 5.4 (95% uncertainty interval 3.9 to 6.5). The transition-adjusted workforce increased to 1,466 by 2029. In the exploratory 2050 scenario, workforce supply increased 84%, compared with increases of 29% in women aged 65 years or older and 19% in women living with a pelvic floor disorder. Urogynecologists per 100,000 older women increased from 3.8 to 5.4, and women with a pelvic floor disorder per urogynecologist decreased from approximately 25,400 to 16,500.</w:t>
+        <w:t xml:space="preserve">Author:</w:t>
+      </w:r>
+      <w:r>
+        <w:t xml:space="preserve"> </w:t>
+      </w:r>
+      <w:r>
+        <w:t xml:space="preserve">Tyler Muffly, MD</w:t>
       </w:r>
     </w:p>
     <w:p>
@@ -90,230 +90,434 @@
           <w:b/>
           <w:bCs/>
         </w:rPr>
-        <w:t xml:space="preserve">CONCLUSION:</w:t>
-      </w:r>
-      <w:r>
-        <w:t xml:space="preserve"> </w:t>
-      </w:r>
-      <w:r>
-        <w:t xml:space="preserve">Nationally, recent fellowship completion was sufficient to offset projected near-term departures, and scenario-based supply growth exceeded demographic growth through 2050. These findings do not measure utilization, geographic access, or operative capacity and depend on provisional departure classification and long-horizon assumptions.</w:t>
-      </w:r>
-    </w:p>
-    <w:bookmarkEnd w:id="9"/>
-    <w:bookmarkStart w:id="10" w:name="introduction"/>
-    <w:p>
-      <w:pPr>
-        <w:pStyle w:val="Heading1"/>
-      </w:pPr>
-      <w:r>
-        <w:t xml:space="preserve">Introduction</w:t>
-      </w:r>
-    </w:p>
-    <w:p>
-      <w:pPr>
-        <w:pStyle w:val="FirstParagraph"/>
-      </w:pPr>
-      <w:r>
-        <w:t xml:space="preserve">Urogynecology and reconstructive pelvic surgery provides advanced care for pelvic organ prolapse, urinary incontinence, and other pelvic floor disorders, which affect nearly one in four United States women and become more common with age.</w:t>
-      </w:r>
-      <w:hyperlink w:anchor="ref-nygaard2008">
-        <w:r>
-          <w:rPr>
-            <w:rStyle w:val="Hyperlink"/>
-            <w:vertAlign w:val="superscript"/>
-          </w:rPr>
-          <w:t xml:space="preserve">1</w:t>
-        </w:r>
-      </w:hyperlink>
-      <w:r>
-        <w:t xml:space="preserve"> </w:t>
-      </w:r>
-      <w:r>
-        <w:t xml:space="preserve">The population of women aged 65 years or older is projected to increase substantially through 2050, creating concern that an aging subspecialty workforce may not keep pace with future need. Workforce planning, however, requires more than a count of certified physicians. It also requires measurement of the active workforce, the number of physicians entering and leaving practice, and the clinical capacity and geographic distribution of those physicians.</w:t>
+        <w:t xml:space="preserve">Affiliation:</w:t>
+      </w:r>
+      <w:r>
+        <w:t xml:space="preserve"> </w:t>
+      </w:r>
+      <w:r>
+        <w:t xml:space="preserve">Department of Obstetrics and Gynecology, Denver Health Medical Center, and University of Colorado School of Medicine, Denver, Colorado.</w:t>
       </w:r>
     </w:p>
     <w:p>
       <w:pPr>
         <w:pStyle w:val="BodyText"/>
       </w:pPr>
-      <w:r>
-        <w:t xml:space="preserve">The only prior national urogynecology projection compared projected subspecialist headcount with the number of women living with pelvic floor disorders, but it assumed retirement rather than estimating departure from practice and did not incorporate the urology certification pathway or productivity-adjusted capacity.</w:t>
-      </w:r>
-      <w:hyperlink w:anchor="ref-brueseke2016">
-        <w:r>
-          <w:rPr>
-            <w:rStyle w:val="Hyperlink"/>
-            <w:vertAlign w:val="superscript"/>
-          </w:rPr>
-          <w:t xml:space="preserve">2</w:t>
-        </w:r>
-      </w:hyperlink>
-      <w:r>
-        <w:t xml:space="preserve"> </w:t>
-      </w:r>
-      <w:r>
-        <w:t xml:space="preserve">Other surgical workforce models have shown the value of dynamic stock-and-flow methods, age-specific departure rates, and explicit uncertainty analyses.</w:t>
-      </w:r>
-      <w:hyperlink w:anchor="ref-etzioni2003">
-        <w:r>
-          <w:rPr>
-            <w:rStyle w:val="Hyperlink"/>
-            <w:vertAlign w:val="superscript"/>
-          </w:rPr>
-          <w:t xml:space="preserve">3</w:t>
-        </w:r>
-      </w:hyperlink>
-      <w:r>
-        <w:rPr>
-          <w:vertAlign w:val="superscript"/>
-        </w:rPr>
-        <w:t xml:space="preserve">–</w:t>
-      </w:r>
-      <w:hyperlink w:anchor="ref-leejt2024">
-        <w:r>
-          <w:rPr>
-            <w:rStyle w:val="Hyperlink"/>
-            <w:vertAlign w:val="superscript"/>
-          </w:rPr>
-          <w:t xml:space="preserve">6</w:t>
-        </w:r>
-      </w:hyperlink>
-      <w:r>
-        <w:t xml:space="preserve"> </w:t>
-      </w:r>
-      <w:r>
-        <w:t xml:space="preserve">Federal models cannot isolate gynecologic subspecialties from the broader obstetrics and gynecology workforce, and administrative studies often infer departure from a single signal, such as cessation of Medicare billing.</w:t>
-      </w:r>
-      <w:hyperlink w:anchor="ref-rayburn2025complexities">
-        <w:r>
-          <w:rPr>
-            <w:rStyle w:val="Hyperlink"/>
-            <w:vertAlign w:val="superscript"/>
-          </w:rPr>
-          <w:t xml:space="preserve">7</w:t>
-        </w:r>
-      </w:hyperlink>
-      <w:r>
-        <w:t xml:space="preserve"> </w:t>
-      </w:r>
-      <w:r>
-        <w:t xml:space="preserve">Thus, it remains unclear whether current fellowship output is sufficient to replace urogynecologists leaving clinical practice and whether projected supply will keep pace with population-based measures of pelvic floor disorder need.</w:t>
-      </w:r>
-    </w:p>
-    <w:p>
-      <w:pPr>
-        <w:pStyle w:val="BodyText"/>
-      </w:pPr>
-      <w:r>
-        <w:t xml:space="preserve">We assembled a national active workforce that included both the obstetrics-gynecology and urology certification pathways and classified sustained clinical-practice departure using six administrative data sources. Gynecologic oncology was included as a supply-side comparator because of its similar fellowship structure and age distribution; we did not model gynecologic oncology demand. We then used a dynamic age-structured model to project near-term workforce supply from 2025 through 2029 and extended the model through 2050 as an exploratory scenario aligned with demographic projections. Supply was evaluated as headcount and productivity-adjusted capacity relative to older women and women living with pelvic floor disorders. We hypothesized that recent fellowship output would offset near-term departures but that demographic growth would reduce per-capita coverage.</w:t>
-      </w:r>
-    </w:p>
-    <w:bookmarkEnd w:id="10"/>
-    <w:bookmarkStart w:id="18" w:name="materials-and-methods"/>
-    <w:p>
-      <w:pPr>
-        <w:pStyle w:val="Heading1"/>
-      </w:pPr>
-      <w:r>
-        <w:t xml:space="preserve">Materials and Methods</w:t>
-      </w:r>
-    </w:p>
-    <w:bookmarkStart w:id="11" w:name="study-design-and-data-period"/>
-    <w:p>
-      <w:pPr>
-        <w:pStyle w:val="Heading2"/>
-      </w:pPr>
-      <w:r>
-        <w:t xml:space="preserve">Study Design and Data Period</w:t>
-      </w:r>
-    </w:p>
-    <w:p>
-      <w:pPr>
-        <w:pStyle w:val="FirstParagraph"/>
-      </w:pPr>
-      <w:r>
-        <w:t xml:space="preserve">This was a dynamic stock-and-flow projection built from retrospective administrative data, following supply-forecast methods used for other subspecialty workforces.</w:t>
-      </w:r>
-      <w:hyperlink w:anchor="ref-shah2026">
-        <w:r>
-          <w:rPr>
-            <w:rStyle w:val="Hyperlink"/>
-            <w:vertAlign w:val="superscript"/>
-          </w:rPr>
-          <w:t xml:space="preserve">8</w:t>
-        </w:r>
-      </w:hyperlink>
-      <w:r>
-        <w:t xml:space="preserve"> </w:t>
-      </w:r>
-      <w:r>
-        <w:t xml:space="preserve">We classified clinical-practice departures during the fully observable 2016–2021 period and applied them in a dynamic age-structured projection of an estimated 2025 active baseline. Because the source data end in 2023–2024 (Medicare Part B and Part D through 2023; Open Payments through 2024), the 2025 workforce is an estimate carried forward from the latest signals, not a directly observed census (baseline-lag sensitivity, Appendix S1). Analyses used public-record professional data: board certification, National Provider Identifier records from the National Plan and Provider Enumeration System,</w:t>
-      </w:r>
-      <w:hyperlink w:anchor="ref-nber2024">
-        <w:r>
-          <w:rPr>
-            <w:rStyle w:val="Hyperlink"/>
-            <w:vertAlign w:val="superscript"/>
-          </w:rPr>
-          <w:t xml:space="preserve">9</w:t>
-        </w:r>
-      </w:hyperlink>
-      <w:r>
-        <w:t xml:space="preserve"> </w:t>
-      </w:r>
-      <w:r>
-        <w:t xml:space="preserve">and Medicare administrative files. The Denver Health institutional review board determined that the study was not human-subjects research, and we followed STROBE reporting guidelines.</w:t>
-      </w:r>
-      <w:hyperlink w:anchor="ref-vonelm2007">
-        <w:r>
-          <w:rPr>
-            <w:rStyle w:val="Hyperlink"/>
-            <w:vertAlign w:val="superscript"/>
-          </w:rPr>
-          <w:t xml:space="preserve">10</w:t>
-        </w:r>
-      </w:hyperlink>
-    </w:p>
-    <w:bookmarkEnd w:id="11"/>
-    <w:bookmarkStart w:id="12" w:name="X0ac0a7d7270e1bf2557c7195b8aa884ce4c6091"/>
-    <w:p>
-      <w:pPr>
-        <w:pStyle w:val="Heading2"/>
-      </w:pPr>
-      <w:r>
-        <w:t xml:space="preserve">Physician Cohort and Both-Pathway Urogynecology Roster</w:t>
-      </w:r>
-    </w:p>
-    <w:p>
-      <w:pPr>
-        <w:pStyle w:val="FirstParagraph"/>
-      </w:pPr>
-      <w:r>
-        <w:t xml:space="preserve">Subspecialty was defined by board certification rather than administrative taxonomy codes. Urogynecology and reconstructive pelvic surgery is certified through both the American Board of Obstetrics and Gynecology (ABOG) and the American Board of Urology (ABU); because the Accreditation Council for Graduate Medical Education (ACGME) graduate count spans both, we built a both-pathway roster of ABOG-certified urogynecologists plus ABU-certified urogynecologists not already included. ABU physicians were matched to National Provider Identifiers and de-duplicated against the ABOG cohort, with taxonomy-based adjudication of same-name matches (Appendix S1). The estimated 2025 active urogynecology workforce was 1,306, comprising 1,027 ABOG-certified urogynecologists and 279 ABU physicians whose subspecialty certification was effective by 2023.</w:t>
-      </w:r>
-      <w:hyperlink w:anchor="ref-plaska2025">
-        <w:r>
-          <w:rPr>
-            <w:rStyle w:val="Hyperlink"/>
-            <w:vertAlign w:val="superscript"/>
-          </w:rPr>
-          <w:t xml:space="preserve">11</w:t>
-        </w:r>
-      </w:hyperlink>
-      <w:r>
-        <w:t xml:space="preserve"> </w:t>
-      </w:r>
-      <w:r>
-        <w:t xml:space="preserve">Each physician’s age was reconstructed from the subspecialty certification year where recorded and otherwise from a fellowship-timing proxy. As external evidence of active practice, most urology-pathway physicians had Medicare fee-for-service procedure activity in the empirically defined pelvic floor code set in 2024.</w:t>
-      </w:r>
-      <w:r>
-        <w:t xml:space="preserve"> </w:t>
-      </w:r>
       <w:r>
         <w:rPr>
           <w:b/>
           <w:bCs/>
         </w:rPr>
+        <w:t xml:space="preserve">Corresponding author:</w:t>
+      </w:r>
+      <w:r>
+        <w:t xml:space="preserve"> </w:t>
+      </w:r>
+      <w:r>
+        <w:t xml:space="preserve">Tyler Muffly, MD, Department of Obstetrics and Gynecology, Denver Health Medical Center, 777 Bannock Street, Denver, CO 80204; email</w:t>
+      </w:r>
+      <w:r>
+        <w:t xml:space="preserve"> </w:t>
+      </w:r>
+      <w:hyperlink r:id="rId9">
+        <w:r>
+          <w:rPr>
+            <w:rStyle w:val="Hyperlink"/>
+          </w:rPr>
+          <w:t xml:space="preserve">tyler.muffly@dhha.org</w:t>
+        </w:r>
+      </w:hyperlink>
+      <w:r>
+        <w:t xml:space="preserve">.</w:t>
+      </w:r>
+    </w:p>
+    <w:p>
+      <w:pPr>
+        <w:pStyle w:val="BodyText"/>
+      </w:pPr>
+      <w:r>
+        <w:rPr>
+          <w:b/>
+          <w:bCs/>
+        </w:rPr>
+        <w:t xml:space="preserve">Précis:</w:t>
+      </w:r>
+      <w:r>
+        <w:t xml:space="preserve"> </w:t>
+      </w:r>
+      <w:r>
+        <w:t xml:space="preserve">Recent fellowship completion exceeded projected near-term departures, but national workforce growth did not establish geographic access or operative capacity.</w:t>
+      </w:r>
+    </w:p>
+    <w:p>
+      <w:pPr>
+        <w:pStyle w:val="BodyText"/>
+      </w:pPr>
+      <w:r>
+        <w:rPr>
+          <w:b/>
+          <w:bCs/>
+        </w:rPr>
+        <w:t xml:space="preserve">Word count:</w:t>
+      </w:r>
+      <w:r>
+        <w:t xml:space="preserve"> </w:t>
+      </w:r>
+      <w:r>
+        <w:t xml:space="preserve">abstract 252 words; main text approximately 2,700 words.</w:t>
+      </w:r>
+    </w:p>
+    <w:p>
+      <w:pPr>
+        <w:pStyle w:val="BodyText"/>
+      </w:pPr>
+      <w:r>
+        <w:rPr>
+          <w:b/>
+          <w:bCs/>
+        </w:rPr>
+        <w:t xml:space="preserve">Financial disclosure:</w:t>
+      </w:r>
+      <w:r>
+        <w:t xml:space="preserve"> </w:t>
+      </w:r>
+      <w:r>
+        <w:t xml:space="preserve">The authors report no conflict of interest.</w:t>
+      </w:r>
+    </w:p>
+    <w:p>
+      <w:pPr>
+        <w:pStyle w:val="BodyText"/>
+      </w:pPr>
+      <w:r>
+        <w:rPr>
+          <w:b/>
+          <w:bCs/>
+        </w:rPr>
+        <w:t xml:space="preserve">Funding:</w:t>
+      </w:r>
+      <w:r>
+        <w:t xml:space="preserve"> </w:t>
+      </w:r>
+      <w:r>
+        <w:t xml:space="preserve">This research received no specific grant from any funding agency in the public, commercial, or not-for-profit sectors.</w:t>
+      </w:r>
+    </w:p>
+    <w:p>
+      <w:pPr>
+        <w:pStyle w:val="BodyText"/>
+      </w:pPr>
+      <w:r>
+        <w:rPr>
+          <w:b/>
+          <w:bCs/>
+        </w:rPr>
+        <w:t xml:space="preserve">Keywords:</w:t>
+      </w:r>
+      <w:r>
+        <w:t xml:space="preserve"> </w:t>
+      </w:r>
+      <w:r>
+        <w:t xml:space="preserve">urogynecology; pelvic floor disorders; physician workforce projection; workforce supply and demand; clinical-practice departure; fellowship training.</w:t>
+      </w:r>
+    </w:p>
+    <w:bookmarkStart w:id="10" w:name="abstract"/>
+    <w:p>
+      <w:pPr>
+        <w:pStyle w:val="Heading2"/>
+      </w:pPr>
+      <w:r>
+        <w:t xml:space="preserve">Abstract</w:t>
+      </w:r>
+    </w:p>
+    <w:p>
+      <w:pPr>
+        <w:pStyle w:val="FirstParagraph"/>
+      </w:pPr>
+      <w:r>
+        <w:rPr>
+          <w:b/>
+          <w:bCs/>
+        </w:rPr>
+        <w:t xml:space="preserve">OBJECTIVE:</w:t>
+      </w:r>
+      <w:r>
+        <w:t xml:space="preserve"> </w:t>
+      </w:r>
+      <w:r>
+        <w:t xml:space="preserve">To project United States urogynecology and reconstructive pelvic surgery workforce supply through 2050 and compare supply with population-based measures of demographic need.</w:t>
+      </w:r>
+    </w:p>
+    <w:p>
+      <w:pPr>
+        <w:pStyle w:val="BodyText"/>
+      </w:pPr>
+      <w:r>
+        <w:rPr>
+          <w:b/>
+          <w:bCs/>
+        </w:rPr>
+        <w:t xml:space="preserve">METHODS:</w:t>
+      </w:r>
+      <w:r>
+        <w:t xml:space="preserve"> </w:t>
+      </w:r>
+      <w:r>
+        <w:t xml:space="preserve">We linked American Board of Obstetrics and Gynecology and American Board of Urology certification records to national administrative data. Sustained departure from clinical practice was classified using six data sources. A pooled age-band departure hazard, estimated during the fully observable 2016–2021 period with gynecologic oncology as a comparator, informed a dynamic stock-and-flow model. Annual entrants were based on recent Accreditation Council for Graduate Medical Education fellowship completions. The primary projection covered 2025–2029; an exploratory scenario extension through 2050 compared projected supply with the number of United States women aged 65 years or older and the estimated number living with a pelvic floor disorder. Uncertainty was evaluated with Monte Carlo simulation and sensitivity analyses.</w:t>
+      </w:r>
+    </w:p>
+    <w:p>
+      <w:pPr>
+        <w:pStyle w:val="BodyText"/>
+      </w:pPr>
+      <w:r>
+        <w:rPr>
+          <w:b/>
+          <w:bCs/>
+        </w:rPr>
+        <w:t xml:space="preserve">RESULTS:</w:t>
+      </w:r>
+      <w:r>
+        <w:t xml:space="preserve"> </w:t>
+      </w:r>
+      <w:r>
+        <w:t xml:space="preserve">The estimated 2025 workforce included 1,306 urogynecologists. 35 classified departures during 2016–2021 informed a pooled hazard that yielded a model-implied weighted annual departure rate of 0.9%. Fellowship programs produced 64 graduates annually, compared with 11.9 projected annual departures, for a completion-to-departure ratio of 5.4 (95% uncertainty interval 3.9 to 6.5). The transition-adjusted workforce increased to 1,466 by 2029. In the exploratory 2050 scenario, workforce supply increased 84%, compared with increases of 29% in women aged 65 years or older and 19% in women living with a pelvic floor disorder. Urogynecologists per 100,000 older women increased from 3.8 to 5.4, and women with a pelvic floor disorder per urogynecologist decreased from approximately 25,400 to 16,500.</w:t>
+      </w:r>
+    </w:p>
+    <w:p>
+      <w:pPr>
+        <w:pStyle w:val="BodyText"/>
+      </w:pPr>
+      <w:r>
+        <w:rPr>
+          <w:b/>
+          <w:bCs/>
+        </w:rPr>
+        <w:t xml:space="preserve">CONCLUSION:</w:t>
+      </w:r>
+      <w:r>
+        <w:t xml:space="preserve"> </w:t>
+      </w:r>
+      <w:r>
+        <w:t xml:space="preserve">Nationally, recent fellowship completion was sufficient to offset projected near-term departures, and scenario-based supply growth exceeded demographic growth through 2050. These findings do not measure utilization, geographic access, or operative capacity and depend on provisional departure classification and long-horizon assumptions.</w:t>
+      </w:r>
+    </w:p>
+    <w:bookmarkEnd w:id="10"/>
+    <w:bookmarkEnd w:id="11"/>
+    <w:bookmarkStart w:id="12" w:name="introduction"/>
+    <w:p>
+      <w:pPr>
+        <w:pStyle w:val="Heading1"/>
+      </w:pPr>
+      <w:r>
+        <w:t xml:space="preserve">Introduction</w:t>
+      </w:r>
+    </w:p>
+    <w:p>
+      <w:pPr>
+        <w:pStyle w:val="FirstParagraph"/>
+      </w:pPr>
+      <w:r>
+        <w:t xml:space="preserve">Urogynecology and reconstructive pelvic surgery provides advanced care for pelvic organ prolapse, urinary incontinence, and other pelvic floor disorders, which affect nearly one in four United States women and become more common with age.</w:t>
+      </w:r>
+      <w:hyperlink w:anchor="ref-nygaard2008">
+        <w:r>
+          <w:rPr>
+            <w:rStyle w:val="Hyperlink"/>
+            <w:vertAlign w:val="superscript"/>
+          </w:rPr>
+          <w:t xml:space="preserve">1</w:t>
+        </w:r>
+      </w:hyperlink>
+      <w:r>
+        <w:t xml:space="preserve"> </w:t>
+      </w:r>
+      <w:r>
+        <w:t xml:space="preserve">The population of women aged 65 years or older is projected to increase substantially through 2050, creating concern that an aging subspecialty workforce may not keep pace with future need. Workforce planning, however, requires more than a count of certified physicians. It also requires measurement of the active workforce, the number of physicians entering and leaving practice, and the clinical capacity and geographic distribution of those physicians.</w:t>
+      </w:r>
+    </w:p>
+    <w:p>
+      <w:pPr>
+        <w:pStyle w:val="BodyText"/>
+      </w:pPr>
+      <w:r>
+        <w:t xml:space="preserve">The only prior national urogynecology projection compared projected subspecialist headcount with the number of women living with pelvic floor disorders, but it assumed retirement rather than estimating departure from practice and did not incorporate the urology certification pathway or productivity-adjusted capacity.</w:t>
+      </w:r>
+      <w:hyperlink w:anchor="ref-brueseke2016">
+        <w:r>
+          <w:rPr>
+            <w:rStyle w:val="Hyperlink"/>
+            <w:vertAlign w:val="superscript"/>
+          </w:rPr>
+          <w:t xml:space="preserve">2</w:t>
+        </w:r>
+      </w:hyperlink>
+      <w:r>
+        <w:t xml:space="preserve"> </w:t>
+      </w:r>
+      <w:r>
+        <w:t xml:space="preserve">Other surgical workforce models have shown the value of dynamic stock-and-flow methods, age-specific departure rates, and explicit uncertainty analyses.</w:t>
+      </w:r>
+      <w:hyperlink w:anchor="ref-etzioni2003">
+        <w:r>
+          <w:rPr>
+            <w:rStyle w:val="Hyperlink"/>
+            <w:vertAlign w:val="superscript"/>
+          </w:rPr>
+          <w:t xml:space="preserve">3</w:t>
+        </w:r>
+      </w:hyperlink>
+      <w:r>
+        <w:rPr>
+          <w:vertAlign w:val="superscript"/>
+        </w:rPr>
+        <w:t xml:space="preserve">–</w:t>
+      </w:r>
+      <w:hyperlink w:anchor="ref-leejt2024">
+        <w:r>
+          <w:rPr>
+            <w:rStyle w:val="Hyperlink"/>
+            <w:vertAlign w:val="superscript"/>
+          </w:rPr>
+          <w:t xml:space="preserve">6</w:t>
+        </w:r>
+      </w:hyperlink>
+      <w:r>
+        <w:t xml:space="preserve"> </w:t>
+      </w:r>
+      <w:r>
+        <w:t xml:space="preserve">Federal models cannot isolate gynecologic subspecialties from the broader obstetrics and gynecology workforce, and administrative studies often infer departure from a single signal, such as cessation of Medicare billing.</w:t>
+      </w:r>
+      <w:hyperlink w:anchor="ref-rayburn2025complexities">
+        <w:r>
+          <w:rPr>
+            <w:rStyle w:val="Hyperlink"/>
+            <w:vertAlign w:val="superscript"/>
+          </w:rPr>
+          <w:t xml:space="preserve">7</w:t>
+        </w:r>
+      </w:hyperlink>
+      <w:r>
+        <w:t xml:space="preserve"> </w:t>
+      </w:r>
+      <w:r>
+        <w:t xml:space="preserve">Thus, it remains unclear whether current fellowship output is sufficient to replace urogynecologists leaving clinical practice and whether projected supply will keep pace with population-based measures of pelvic floor disorder need.</w:t>
+      </w:r>
+    </w:p>
+    <w:p>
+      <w:pPr>
+        <w:pStyle w:val="BodyText"/>
+      </w:pPr>
+      <w:r>
+        <w:t xml:space="preserve">We assembled a national active workforce that included both the obstetrics-gynecology and urology certification pathways and classified sustained clinical-practice departure using six administrative data sources. Gynecologic oncology was included as a supply-side comparator because of its similar fellowship structure and age distribution; we did not model gynecologic oncology demand. We then used a dynamic age-structured model to project near-term workforce supply from 2025 through 2029 and extended the model through 2050 as an exploratory scenario aligned with demographic projections. Supply was evaluated as headcount and productivity-adjusted capacity relative to older women and women living with pelvic floor disorders. We hypothesized that recent fellowship output would offset near-term departures but that demographic growth would reduce per-capita coverage.</w:t>
+      </w:r>
+    </w:p>
+    <w:bookmarkEnd w:id="12"/>
+    <w:bookmarkStart w:id="20" w:name="materials-and-methods"/>
+    <w:p>
+      <w:pPr>
+        <w:pStyle w:val="Heading1"/>
+      </w:pPr>
+      <w:r>
+        <w:t xml:space="preserve">Materials and Methods</w:t>
+      </w:r>
+    </w:p>
+    <w:bookmarkStart w:id="13" w:name="study-design-and-data-period"/>
+    <w:p>
+      <w:pPr>
+        <w:pStyle w:val="Heading2"/>
+      </w:pPr>
+      <w:r>
+        <w:t xml:space="preserve">Study Design and Data Period</w:t>
+      </w:r>
+    </w:p>
+    <w:p>
+      <w:pPr>
+        <w:pStyle w:val="FirstParagraph"/>
+      </w:pPr>
+      <w:r>
+        <w:t xml:space="preserve">This was a dynamic stock-and-flow projection built from retrospective administrative data, following supply-forecast methods used for other subspecialty workforces.</w:t>
+      </w:r>
+      <w:hyperlink w:anchor="ref-shah2026">
+        <w:r>
+          <w:rPr>
+            <w:rStyle w:val="Hyperlink"/>
+            <w:vertAlign w:val="superscript"/>
+          </w:rPr>
+          <w:t xml:space="preserve">8</w:t>
+        </w:r>
+      </w:hyperlink>
+      <w:r>
+        <w:t xml:space="preserve"> </w:t>
+      </w:r>
+      <w:r>
+        <w:t xml:space="preserve">We classified clinical-practice departures during the fully observable 2016–2021 period and applied them in a dynamic age-structured projection of an estimated 2025 active baseline. Because the source data end in 2023–2024 (Medicare Part B and Part D through 2023; Open Payments through 2024), the 2025 workforce is an estimate carried forward from the latest signals, not a directly observed census (baseline-lag sensitivity, Appendix S1). Analyses used public-record professional data: board certification, National Provider Identifier records from the National Plan and Provider Enumeration System,</w:t>
+      </w:r>
+      <w:hyperlink w:anchor="ref-nber2024">
+        <w:r>
+          <w:rPr>
+            <w:rStyle w:val="Hyperlink"/>
+            <w:vertAlign w:val="superscript"/>
+          </w:rPr>
+          <w:t xml:space="preserve">9</w:t>
+        </w:r>
+      </w:hyperlink>
+      <w:r>
+        <w:t xml:space="preserve"> </w:t>
+      </w:r>
+      <w:r>
+        <w:t xml:space="preserve">and Medicare administrative files. The Denver Health institutional review board determined that the study was not human-subjects research, and we followed STROBE reporting guidelines.</w:t>
+      </w:r>
+      <w:hyperlink w:anchor="ref-vonelm2007">
+        <w:r>
+          <w:rPr>
+            <w:rStyle w:val="Hyperlink"/>
+            <w:vertAlign w:val="superscript"/>
+          </w:rPr>
+          <w:t xml:space="preserve">10</w:t>
+        </w:r>
+      </w:hyperlink>
+    </w:p>
+    <w:bookmarkEnd w:id="13"/>
+    <w:bookmarkStart w:id="14" w:name="X0ac0a7d7270e1bf2557c7195b8aa884ce4c6091"/>
+    <w:p>
+      <w:pPr>
+        <w:pStyle w:val="Heading2"/>
+      </w:pPr>
+      <w:r>
+        <w:t xml:space="preserve">Physician Cohort and Both-Pathway Urogynecology Roster</w:t>
+      </w:r>
+    </w:p>
+    <w:p>
+      <w:pPr>
+        <w:pStyle w:val="FirstParagraph"/>
+      </w:pPr>
+      <w:r>
+        <w:t xml:space="preserve">Subspecialty was defined by board certification rather than administrative taxonomy codes. Urogynecology and reconstructive pelvic surgery is certified through both the American Board of Obstetrics and Gynecology (ABOG) and the American Board of Urology (ABU); because the Accreditation Council for Graduate Medical Education (ACGME) graduate count spans both, we built a both-pathway roster of ABOG-certified urogynecologists plus ABU-certified urogynecologists not already included. ABU physicians were matched to National Provider Identifiers and de-duplicated against the ABOG cohort, with taxonomy-based adjudication of same-name matches (Appendix S1). The estimated 2025 active urogynecology workforce was 1,306, comprising 1,027 ABOG-certified urogynecologists and 279 ABU physicians whose subspecialty certification was effective by 2023.</w:t>
+      </w:r>
+      <w:hyperlink w:anchor="ref-plaska2025">
+        <w:r>
+          <w:rPr>
+            <w:rStyle w:val="Hyperlink"/>
+            <w:vertAlign w:val="superscript"/>
+          </w:rPr>
+          <w:t xml:space="preserve">11</w:t>
+        </w:r>
+      </w:hyperlink>
+      <w:r>
+        <w:t xml:space="preserve"> </w:t>
+      </w:r>
+      <w:r>
+        <w:t xml:space="preserve">Each physician’s age was reconstructed from the subspecialty certification year where recorded and otherwise from a fellowship-timing proxy. As external evidence of active practice, most urology-pathway physicians had Medicare fee-for-service procedure activity in the empirically defined pelvic floor code set in 2024.</w:t>
+      </w:r>
+      <w:r>
+        <w:t xml:space="preserve"> </w:t>
+      </w:r>
+      <w:r>
+        <w:rPr>
+          <w:b/>
+          <w:bCs/>
+        </w:rPr>
         <w:t xml:space="preserve">[[AUTHOR QUERY: Clarify the 2024 Medicare procedure-validation source versus the 2013–2023 Medicare Part B analysis window.]]</w:t>
       </w:r>
       <w:r>
@@ -323,8 +527,8 @@
         <w:t xml:space="preserve">Gynecologic oncology was identified from ABOG records as a supply-side comparator. Minimally invasive gynecologic surgery is a voluntary focused-practice designation, not a board certification, and was excluded from the primary analysis (Appendix S13). No geographic restriction was applied; fewer than three subspecialists practiced outside the contiguous states.</w:t>
       </w:r>
     </w:p>
-    <w:bookmarkEnd w:id="12"/>
-    <w:bookmarkStart w:id="13" w:name="Xdf6c681a67ef61aa825747aa09b49047352ad82"/>
+    <w:bookmarkEnd w:id="14"/>
+    <w:bookmarkStart w:id="15" w:name="Xdf6c681a67ef61aa825747aa09b49047352ad82"/>
     <w:p>
       <w:pPr>
         <w:pStyle w:val="Heading2"/>
@@ -386,8 +590,8 @@
         <w:t xml:space="preserve">Because physician-level adjudication is not yet incorporated, the classification is provisional (Appendix S7). Hazards were estimated only over the fully observable 2016–2021 period: departures dated 2022–2023 cannot be confirmed under the three-year follow-up rule with data ending in 2023–2024 and were treated as right-censored.</w:t>
       </w:r>
     </w:p>
-    <w:bookmarkEnd w:id="13"/>
-    <w:bookmarkStart w:id="14" w:name="fellowship-entrants"/>
+    <w:bookmarkEnd w:id="15"/>
+    <w:bookmarkStart w:id="16" w:name="fellowship-entrants"/>
     <w:p>
       <w:pPr>
         <w:pStyle w:val="Heading2"/>
@@ -428,8 +632,8 @@
         </w:r>
       </w:hyperlink>
     </w:p>
-    <w:bookmarkEnd w:id="14"/>
-    <w:bookmarkStart w:id="15" w:name="Xae6b2f66a3a313683a91c5f8a4517248347a5c8"/>
+    <w:bookmarkEnd w:id="16"/>
+    <w:bookmarkStart w:id="17" w:name="Xae6b2f66a3a313683a91c5f8a4517248347a5c8"/>
     <w:p>
       <w:pPr>
         <w:pStyle w:val="Heading2"/>
@@ -461,8 +665,8 @@
         <w:t xml:space="preserve">Given only two board-certified cohorts and sparse events (36 gynecologic oncology and 35 urogynecology departures, 71 pooled, during 2016–2021), the primary hazard pooled the two cohorts into a single shared age-band hazard; hierarchical partial-pooled and fully unpooled hazards are reported as bracketing sensitivities (Appendix S6b, Appendix Table S28). Applying the pooled hazard to each cohort’s estimated 2025 age distribution yielded model-implied weighted annual departure rates of 1.0% for gynecologic oncology and 0.9% for urogynecology; these rates are generated by the age-band hazard acting on the age distribution, not read directly from the event counts. The primary projection covered 2025–2029: each year the cohort ages, age-band hazards remove departures, and graduates enter at their entry age (full specification, Appendix S1). Reproduction of the 2016–2021 cohort’s own survival is an in-sample calibration check, within about 1% of observed active headcount (Appendix S3), not out-of-sample validation. The fellowship-completion-to-departure ratio is annual fellowship completions divided by mean annual departures; it is a supply-side flow balance, not a count of confirmed active replacements. Uncertainty in the 2029 count used a 10,000-iteration Monte Carlo simulation (Beta posteriors on the band hazards; empirical resampling of the four annual graduate counts); the 2.5th–97.5th percentiles are the reported 95% uncertainty interval, which reflects parameter uncertainty and does not include baseline-classification error. A multidimensional sensitivity analysis crossed the observation window (2016–2021, 2016–2019, 2016–2023), a departure-rate multiplier up to threefold, and graduate conversion of 70%–100% (Appendix S12). The status-quo entrant scenario (recent four-year mean) is primary, bracketed by conservative (70% conversion) and optimistic (National Resident Matching Program benchmark) scenarios.</w:t>
       </w:r>
     </w:p>
-    <w:bookmarkEnd w:id="15"/>
-    <w:bookmarkStart w:id="16" w:name="Xeaa3f1f66f49c225b0744449c8d8cf32360815f"/>
+    <w:bookmarkEnd w:id="17"/>
+    <w:bookmarkStart w:id="18" w:name="Xeaa3f1f66f49c225b0744449c8d8cf32360815f"/>
     <w:p>
       <w:pPr>
         <w:pStyle w:val="Heading2"/>
@@ -506,8 +710,17 @@
         <w:t xml:space="preserve"> </w:t>
       </w:r>
       <w:r>
-        <w:t xml:space="preserve">The primary model covered 2025–2029; an exploratory scenario extension carried the same inputs through 2050 to align with the demographic projections, and its long-horizon values are provisional rather than validated forecasts. An accompanying interactive tool allows the productivity and pathway assumptions to be varied.</w:t>
-      </w:r>
+        <w:t xml:space="preserve">The primary model covered 2025–2029; an exploratory scenario extension carried the same inputs through 2050 to align with the demographic projections, and its long-horizon values are provisional rather than validated forecasts. An accompanying interactive web application allows the productivity, pathway, and scenario assumptions to be varied.</w:t>
+      </w:r>
+      <w:hyperlink w:anchor="ref-muffly_urps_explorer">
+        <w:r>
+          <w:rPr>
+            <w:rStyle w:val="Hyperlink"/>
+            <w:vertAlign w:val="superscript"/>
+          </w:rPr>
+          <w:t xml:space="preserve">18</w:t>
+        </w:r>
+      </w:hyperlink>
     </w:p>
     <w:p>
       <w:pPr>
@@ -517,8 +730,8 @@
         <w:t xml:space="preserve">An exploratory operative-workforce analysis using Medicare fee-for-service by-service claims could not distinguish true cessation of surgery from loss of Medicare visibility; operative replacement was therefore not estimated in the primary manuscript, and its methods and results are reported in the Supplemental Digital Content (Appendix S11).</w:t>
       </w:r>
     </w:p>
-    <w:bookmarkEnd w:id="16"/>
-    <w:bookmarkStart w:id="17" w:name="statistical-analysis"/>
+    <w:bookmarkEnd w:id="18"/>
+    <w:bookmarkStart w:id="19" w:name="statistical-analysis"/>
     <w:p>
       <w:pPr>
         <w:pStyle w:val="Heading2"/>
@@ -540,7 +753,7 @@
             <w:rStyle w:val="Hyperlink"/>
             <w:vertAlign w:val="superscript"/>
           </w:rPr>
-          <w:t xml:space="preserve">18</w:t>
+          <w:t xml:space="preserve">19</w:t>
         </w:r>
       </w:hyperlink>
       <w:r>
@@ -550,9 +763,9 @@
         <w:t xml:space="preserve">Workforce counts are point estimates from the dynamic model with a 95% Monte Carlo uncertainty interval, conditional on the baseline classification, the model structure, and stable graduate output. Because the projection is a structural model of its inputs rather than an estimate from a random sample, no hypothesis tests were performed and no P values are reported. We retained the distinction between the estimated 2025 baseline and the directly observed administrative data ending in 2023–2024.</w:t>
       </w:r>
     </w:p>
-    <w:bookmarkEnd w:id="17"/>
-    <w:bookmarkEnd w:id="18"/>
-    <w:bookmarkStart w:id="32" w:name="results"/>
+    <w:bookmarkEnd w:id="19"/>
+    <w:bookmarkEnd w:id="20"/>
+    <w:bookmarkStart w:id="34" w:name="results"/>
     <w:p>
       <w:pPr>
         <w:pStyle w:val="Heading1"/>
@@ -561,7 +774,7 @@
         <w:t xml:space="preserve">Results</w:t>
       </w:r>
     </w:p>
-    <w:bookmarkStart w:id="19" w:name="estimated-workforce-and-model-inputs"/>
+    <w:bookmarkStart w:id="21" w:name="estimated-workforce-and-model-inputs"/>
     <w:p>
       <w:pPr>
         <w:pStyle w:val="Heading2"/>
@@ -813,8 +1026,8 @@
         <w:t xml:space="preserve">The estimated 2025 active urogynecology workforce was 1,306, with a model-implied weighted annual departure rate of 0.9% and 11.9 projected annual departures; fellowship programs produced 64 graduates annually (Table 1). The gynecologic oncology comparator included 1,052 physicians, with a 1.0% departure rate and 75 annual graduates. The two weighted rates are similar because both apply the shared pooled hazard, differing only through each cohort’s age structure.</w:t>
       </w:r>
     </w:p>
-    <w:bookmarkEnd w:id="19"/>
-    <w:bookmarkStart w:id="23" w:name="near-term-workforce-projection-20252029"/>
+    <w:bookmarkEnd w:id="21"/>
+    <w:bookmarkStart w:id="25" w:name="near-term-workforce-projection-20252029"/>
     <w:p>
       <w:pPr>
         <w:pStyle w:val="Heading2"/>
@@ -1104,18 +1317,18 @@
           <wp:inline>
             <wp:extent cx="5334000" cy="3037416"/>
             <wp:effectExtent b="0" l="0" r="0" t="0"/>
-            <wp:docPr descr="Figure 1. Projected active workforce, 2025–2029, under the status-quo entrant scenario. Solid lines are the immediate-entry projection with shaded 95% uncertainty bands; dashed lines (hollow endpoints) are the transition-adjusted trajectory. URPS, urogynecology and reconstructive pelvic surgery; GO, gynecologic oncology." title="" id="21" name="Picture"/>
+            <wp:docPr descr="Figure 1. Projected active workforce, 2025–2029, under the status-quo entrant scenario. Solid lines are the immediate-entry projection with shaded 95% uncertainty bands; dashed lines (hollow endpoints) are the transition-adjusted trajectory. URPS, urogynecology and reconstructive pelvic surgery; GO, gynecologic oncology." title="" id="23" name="Picture"/>
             <a:graphic>
               <a:graphicData uri="http://schemas.openxmlformats.org/drawingml/2006/picture">
                 <pic:pic>
                   <pic:nvPicPr>
-                    <pic:cNvPr descr="/Users/tylermuffly/cliff/manuscript/manuscript_WORKFORCE_CLIFF_files/figures/figure1-1.png" id="22" name="Picture"/>
+                    <pic:cNvPr descr="/Users/tylermuffly/cliff/manuscript/manuscript_WORKFORCE_CLIFF_files/figures/figure1-1.png" id="24" name="Picture"/>
                     <pic:cNvPicPr>
                       <a:picLocks noChangeArrowheads="1" noChangeAspect="1"/>
                     </pic:cNvPicPr>
                   </pic:nvPicPr>
                   <pic:blipFill>
-                    <a:blip r:embed="rId20"/>
+                    <a:blip r:embed="rId22"/>
                     <a:stretch>
                       <a:fillRect/>
                     </a:stretch>
@@ -1168,8 +1381,8 @@
         <w:t xml:space="preserve">Under the status-quo scenario, the projected 2029 urogynecology workforce rose from the 2025 baseline of 1,306 to 1,466 (transition-adjusted) or 1,514 (immediate-entry), an increase of up to 16.0%; the completion-to-departure ratio was 5.4 (95% uncertainty interval 3.9 to 6.5). The gynecologic oncology comparator rose from 1,052 to 1,262–1,310, with a ratio of 7.1. Both cohorts exceeded the 2025 baseline under all three entrant scenarios (Table 2, Figure 1).</w:t>
       </w:r>
     </w:p>
-    <w:bookmarkEnd w:id="23"/>
-    <w:bookmarkStart w:id="27" w:name="sensitivity-analyses"/>
+    <w:bookmarkEnd w:id="25"/>
+    <w:bookmarkStart w:id="29" w:name="sensitivity-analyses"/>
     <w:p>
       <w:pPr>
         <w:pStyle w:val="Heading2"/>
@@ -1195,18 +1408,18 @@
           <wp:inline>
             <wp:extent cx="5334000" cy="3604054"/>
             <wp:effectExtent b="0" l="0" r="0" t="0"/>
-            <wp:docPr descr="Figure 2. Fellowship-completion-to-departure ratio across the primary analysis and selected sensitivity analyses. The dashed line marks one-for-one replacement; points to its right indicate completions exceeding departures. URPS, urogynecology and reconstructive pelvic surgery; GO, gynecologic oncology." title="" id="25" name="Picture"/>
+            <wp:docPr descr="Figure 2. Fellowship-completion-to-departure ratio across the primary analysis and selected sensitivity analyses. The dashed line marks one-for-one replacement; points to its right indicate completions exceeding departures. URPS, urogynecology and reconstructive pelvic surgery; GO, gynecologic oncology." title="" id="27" name="Picture"/>
             <a:graphic>
               <a:graphicData uri="http://schemas.openxmlformats.org/drawingml/2006/picture">
                 <pic:pic>
                   <pic:nvPicPr>
-                    <pic:cNvPr descr="/Users/tylermuffly/cliff/manuscript/manuscript_WORKFORCE_CLIFF_files/figures/figure2-1.png" id="26" name="Picture"/>
+                    <pic:cNvPr descr="/Users/tylermuffly/cliff/manuscript/manuscript_WORKFORCE_CLIFF_files/figures/figure2-1.png" id="28" name="Picture"/>
                     <pic:cNvPicPr>
                       <a:picLocks noChangeArrowheads="1" noChangeAspect="1"/>
                     </pic:cNvPicPr>
                   </pic:nvPicPr>
                   <pic:blipFill>
-                    <a:blip r:embed="rId24"/>
+                    <a:blip r:embed="rId26"/>
                     <a:stretch>
                       <a:fillRect/>
                     </a:stretch>
@@ -1251,8 +1464,8 @@
         <w:t xml:space="preserve">Fellowship-completion-to-departure ratio across the primary analysis and selected sensitivity analyses. The dashed line marks one-for-one replacement; points to its right indicate completions exceeding departures. URPS, urogynecology and reconstructive pelvic surgery; GO, gynecologic oncology.</w:t>
       </w:r>
     </w:p>
-    <w:bookmarkEnd w:id="27"/>
-    <w:bookmarkStart w:id="31" w:name="supply-relative-to-demographic-need"/>
+    <w:bookmarkEnd w:id="29"/>
+    <w:bookmarkStart w:id="33" w:name="supply-relative-to-demographic-need"/>
     <w:p>
       <w:pPr>
         <w:pStyle w:val="Heading2"/>
@@ -1278,18 +1491,18 @@
           <wp:inline>
             <wp:extent cx="5334000" cy="4741333"/>
             <wp:effectExtent b="0" l="0" r="0" t="0"/>
-            <wp:docPr descr="Figure 3. Projected urogynecology supply and demographic need, 2025–2050 (exploratory beyond 2029). Panel A indexes supply, productivity-adjusted capacity, and the two need measures to 2025 = 100; Panels B and C show urogynecologists per 100,000 women aged 65 years or older and women with a pelvic floor disorder per urogynecologist. URPS, urogynecology and reconstructive pelvic surgery." title="" id="29" name="Picture"/>
+            <wp:docPr descr="Figure 3. Projected urogynecology supply and demographic need, 2025–2050 (exploratory beyond 2029). Panel A indexes supply, productivity-adjusted capacity, and the two need measures to 2025 = 100; Panels B and C show urogynecologists per 100,000 women aged 65 years or older and women with a pelvic floor disorder per urogynecologist. URPS, urogynecology and reconstructive pelvic surgery." title="" id="31" name="Picture"/>
             <a:graphic>
               <a:graphicData uri="http://schemas.openxmlformats.org/drawingml/2006/picture">
                 <pic:pic>
                   <pic:nvPicPr>
-                    <pic:cNvPr descr="/Users/tylermuffly/cliff/manuscript/manuscript_WORKFORCE_CLIFF_files/figures/figure-integrated-supply-demand-1.png" id="30" name="Picture"/>
+                    <pic:cNvPr descr="/Users/tylermuffly/cliff/manuscript/manuscript_WORKFORCE_CLIFF_files/figures/figure-integrated-supply-demand-1.png" id="32" name="Picture"/>
                     <pic:cNvPicPr>
                       <a:picLocks noChangeArrowheads="1" noChangeAspect="1"/>
                     </pic:cNvPicPr>
                   </pic:nvPicPr>
                   <pic:blipFill>
-                    <a:blip r:embed="rId28"/>
+                    <a:blip r:embed="rId30"/>
                     <a:stretch>
                       <a:fillRect/>
                     </a:stretch>
@@ -1342,9 +1555,9 @@
         <w:t xml:space="preserve">An exploratory Medicare fee-for-service operative-workforce analysis could not distinguish true cessation of surgery from loss of Medicare visibility, so operative replacement was not estimated in the primary manuscript (Appendix S11).</w:t>
       </w:r>
     </w:p>
-    <w:bookmarkEnd w:id="31"/>
-    <w:bookmarkEnd w:id="32"/>
-    <w:bookmarkStart w:id="33" w:name="discussion"/>
+    <w:bookmarkEnd w:id="33"/>
+    <w:bookmarkEnd w:id="34"/>
+    <w:bookmarkStart w:id="35" w:name="discussion"/>
     <w:p>
       <w:pPr>
         <w:pStyle w:val="Heading1"/>
@@ -1404,7 +1617,7 @@
             <w:rStyle w:val="Hyperlink"/>
             <w:vertAlign w:val="superscript"/>
           </w:rPr>
-          <w:t xml:space="preserve">19</w:t>
+          <w:t xml:space="preserve">20</w:t>
         </w:r>
       </w:hyperlink>
     </w:p>
@@ -1421,7 +1634,7 @@
             <w:rStyle w:val="Hyperlink"/>
             <w:vertAlign w:val="superscript"/>
           </w:rPr>
-          <w:t xml:space="preserve">20</w:t>
+          <w:t xml:space="preserve">21</w:t>
         </w:r>
       </w:hyperlink>
       <w:r>
@@ -1471,8 +1684,8 @@
         <w:t xml:space="preserve">Recent fellowship completion appears sufficient to offset projected national urogynecology departures through 2029 under the study assumptions. In the exploratory extension, projected supply increased faster than population-based measures of pelvic floor disorder need through 2050. These findings should not be interpreted as evidence of workforce adequacy: the analysis does not measure utilization, wait times, geographic access, clinical full-time-equivalent effort, or operative capacity, and the departure endpoint remains provisional. Future workforce planning should pair validated physician-level departure data with all-payer utilization, operative volume, and geographic-access measures.</w:t>
       </w:r>
     </w:p>
-    <w:bookmarkEnd w:id="33"/>
-    <w:bookmarkStart w:id="73" w:name="references"/>
+    <w:bookmarkEnd w:id="35"/>
+    <w:bookmarkStart w:id="76" w:name="references"/>
     <w:p>
       <w:pPr>
         <w:pStyle w:val="Heading1"/>
@@ -1481,8 +1694,8 @@
         <w:t xml:space="preserve">References</w:t>
       </w:r>
     </w:p>
-    <w:bookmarkStart w:id="72" w:name="refs"/>
-    <w:bookmarkStart w:id="35" w:name="ref-nygaard2008"/>
+    <w:bookmarkStart w:id="75" w:name="refs"/>
+    <w:bookmarkStart w:id="37" w:name="ref-nygaard2008"/>
     <w:p>
       <w:pPr>
         <w:pStyle w:val="Bibliography"/>
@@ -1527,7 +1740,7 @@
       <w:r>
         <w:t xml:space="preserve">. 2008;300(11):1311-1316. doi:</w:t>
       </w:r>
-      <w:hyperlink r:id="rId34">
+      <w:hyperlink r:id="rId36">
         <w:r>
           <w:rPr>
             <w:rStyle w:val="Hyperlink"/>
@@ -1536,8 +1749,8 @@
         </w:r>
       </w:hyperlink>
     </w:p>
-    <w:bookmarkEnd w:id="35"/>
-    <w:bookmarkStart w:id="37" w:name="ref-brueseke2016"/>
+    <w:bookmarkEnd w:id="37"/>
+    <w:bookmarkStart w:id="39" w:name="ref-brueseke2016"/>
     <w:p>
       <w:pPr>
         <w:pStyle w:val="Bibliography"/>
@@ -1567,7 +1780,7 @@
       <w:r>
         <w:t xml:space="preserve">. 2016;22(5):385-389. doi:</w:t>
       </w:r>
-      <w:hyperlink r:id="rId36">
+      <w:hyperlink r:id="rId38">
         <w:r>
           <w:rPr>
             <w:rStyle w:val="Hyperlink"/>
@@ -1576,8 +1789,8 @@
         </w:r>
       </w:hyperlink>
     </w:p>
-    <w:bookmarkEnd w:id="37"/>
-    <w:bookmarkStart w:id="39" w:name="ref-etzioni2003"/>
+    <w:bookmarkEnd w:id="39"/>
+    <w:bookmarkStart w:id="41" w:name="ref-etzioni2003"/>
     <w:p>
       <w:pPr>
         <w:pStyle w:val="Bibliography"/>
@@ -1610,7 +1823,7 @@
       <w:r>
         <w:t xml:space="preserve">. 2003;238:170-177. doi:</w:t>
       </w:r>
-      <w:hyperlink r:id="rId38">
+      <w:hyperlink r:id="rId40">
         <w:r>
           <w:rPr>
             <w:rStyle w:val="Hyperlink"/>
@@ -1619,8 +1832,8 @@
         </w:r>
       </w:hyperlink>
     </w:p>
-    <w:bookmarkEnd w:id="39"/>
-    <w:bookmarkStart w:id="41" w:name="ref-edwards2014"/>
+    <w:bookmarkEnd w:id="41"/>
+    <w:bookmarkStart w:id="43" w:name="ref-edwards2014"/>
     <w:p>
       <w:pPr>
         <w:pStyle w:val="Bibliography"/>
@@ -1662,7 +1875,7 @@
       <w:r>
         <w:t xml:space="preserve">. 2014;148:7-12. doi:</w:t>
       </w:r>
-      <w:hyperlink r:id="rId40">
+      <w:hyperlink r:id="rId42">
         <w:r>
           <w:rPr>
             <w:rStyle w:val="Hyperlink"/>
@@ -1671,8 +1884,8 @@
         </w:r>
       </w:hyperlink>
     </w:p>
-    <w:bookmarkEnd w:id="41"/>
-    <w:bookmarkStart w:id="43" w:name="ref-fraher2013"/>
+    <w:bookmarkEnd w:id="43"/>
+    <w:bookmarkStart w:id="45" w:name="ref-fraher2013"/>
     <w:p>
       <w:pPr>
         <w:pStyle w:val="Bibliography"/>
@@ -1702,7 +1915,7 @@
       <w:r>
         <w:t xml:space="preserve">. 2013;257:867-872. doi:</w:t>
       </w:r>
-      <w:hyperlink r:id="rId42">
+      <w:hyperlink r:id="rId44">
         <w:r>
           <w:rPr>
             <w:rStyle w:val="Hyperlink"/>
@@ -1711,8 +1924,8 @@
         </w:r>
       </w:hyperlink>
     </w:p>
-    <w:bookmarkEnd w:id="43"/>
-    <w:bookmarkStart w:id="45" w:name="ref-leejt2024"/>
+    <w:bookmarkEnd w:id="45"/>
+    <w:bookmarkStart w:id="47" w:name="ref-leejt2024"/>
     <w:p>
       <w:pPr>
         <w:pStyle w:val="Bibliography"/>
@@ -1745,7 +1958,7 @@
       <w:r>
         <w:t xml:space="preserve">. 2024;22:25. doi:</w:t>
       </w:r>
-      <w:hyperlink r:id="rId44">
+      <w:hyperlink r:id="rId46">
         <w:r>
           <w:rPr>
             <w:rStyle w:val="Hyperlink"/>
@@ -1754,8 +1967,8 @@
         </w:r>
       </w:hyperlink>
     </w:p>
-    <w:bookmarkEnd w:id="45"/>
-    <w:bookmarkStart w:id="47" w:name="ref-rayburn2025complexities"/>
+    <w:bookmarkEnd w:id="47"/>
+    <w:bookmarkStart w:id="49" w:name="ref-rayburn2025complexities"/>
     <w:p>
       <w:pPr>
         <w:pStyle w:val="Bibliography"/>
@@ -1785,7 +1998,7 @@
       <w:r>
         <w:t xml:space="preserve">. 2025;52(4):599-614. doi:</w:t>
       </w:r>
-      <w:hyperlink r:id="rId46">
+      <w:hyperlink r:id="rId48">
         <w:r>
           <w:rPr>
             <w:rStyle w:val="Hyperlink"/>
@@ -1794,8 +2007,8 @@
         </w:r>
       </w:hyperlink>
     </w:p>
-    <w:bookmarkEnd w:id="47"/>
-    <w:bookmarkStart w:id="49" w:name="ref-shah2026"/>
+    <w:bookmarkEnd w:id="49"/>
+    <w:bookmarkStart w:id="51" w:name="ref-shah2026"/>
     <w:p>
       <w:pPr>
         <w:pStyle w:val="Bibliography"/>
@@ -1825,7 +2038,7 @@
       <w:r>
         <w:t xml:space="preserve">. 2026;287:58-66. doi:</w:t>
       </w:r>
-      <w:hyperlink r:id="rId48">
+      <w:hyperlink r:id="rId50">
         <w:r>
           <w:rPr>
             <w:rStyle w:val="Hyperlink"/>
@@ -1834,8 +2047,8 @@
         </w:r>
       </w:hyperlink>
     </w:p>
-    <w:bookmarkEnd w:id="49"/>
-    <w:bookmarkStart w:id="50" w:name="ref-nber2024"/>
+    <w:bookmarkEnd w:id="51"/>
+    <w:bookmarkStart w:id="52" w:name="ref-nber2024"/>
     <w:p>
       <w:pPr>
         <w:pStyle w:val="Bibliography"/>
@@ -1874,8 +2087,8 @@
         <w:t xml:space="preserve">. Published online 2024.</w:t>
       </w:r>
     </w:p>
-    <w:bookmarkEnd w:id="50"/>
-    <w:bookmarkStart w:id="52" w:name="ref-vonelm2007"/>
+    <w:bookmarkEnd w:id="52"/>
+    <w:bookmarkStart w:id="54" w:name="ref-vonelm2007"/>
     <w:p>
       <w:pPr>
         <w:pStyle w:val="Bibliography"/>
@@ -1968,7 +2181,7 @@
       <w:r>
         <w:t xml:space="preserve">. 2007;147:573-577. doi:</w:t>
       </w:r>
-      <w:hyperlink r:id="rId51">
+      <w:hyperlink r:id="rId53">
         <w:r>
           <w:rPr>
             <w:rStyle w:val="Hyperlink"/>
@@ -1977,8 +2190,8 @@
         </w:r>
       </w:hyperlink>
     </w:p>
-    <w:bookmarkEnd w:id="52"/>
-    <w:bookmarkStart w:id="54" w:name="ref-plaska2025"/>
+    <w:bookmarkEnd w:id="54"/>
+    <w:bookmarkStart w:id="56" w:name="ref-plaska2025"/>
     <w:p>
       <w:pPr>
         <w:pStyle w:val="Bibliography"/>
@@ -2008,7 +2221,7 @@
       <w:r>
         <w:t xml:space="preserve">. 2025;44(4):811-818. doi:</w:t>
       </w:r>
-      <w:hyperlink r:id="rId53">
+      <w:hyperlink r:id="rId55">
         <w:r>
           <w:rPr>
             <w:rStyle w:val="Hyperlink"/>
@@ -2017,8 +2230,8 @@
         </w:r>
       </w:hyperlink>
     </w:p>
-    <w:bookmarkEnd w:id="54"/>
-    <w:bookmarkStart w:id="55" w:name="ref-abms2024"/>
+    <w:bookmarkEnd w:id="56"/>
+    <w:bookmarkStart w:id="57" w:name="ref-abms2024"/>
     <w:p>
       <w:pPr>
         <w:pStyle w:val="Bibliography"/>
@@ -2036,8 +2249,8 @@
         <w:t xml:space="preserve">American Board of Medical Specialties. Number of board-certified physicians by specialty. Published online 2024.</w:t>
       </w:r>
     </w:p>
-    <w:bookmarkEnd w:id="55"/>
-    <w:bookmarkStart w:id="57" w:name="ref-rotenstein2025"/>
+    <w:bookmarkEnd w:id="57"/>
+    <w:bookmarkStart w:id="59" w:name="ref-rotenstein2025"/>
     <w:p>
       <w:pPr>
         <w:pStyle w:val="Bibliography"/>
@@ -2067,7 +2280,7 @@
       <w:r>
         <w:t xml:space="preserve">. 2025;178(12):1698-1708. doi:</w:t>
       </w:r>
-      <w:hyperlink r:id="rId56">
+      <w:hyperlink r:id="rId58">
         <w:r>
           <w:rPr>
             <w:rStyle w:val="Hyperlink"/>
@@ -2076,8 +2289,8 @@
         </w:r>
       </w:hyperlink>
     </w:p>
-    <w:bookmarkEnd w:id="57"/>
-    <w:bookmarkStart w:id="59" w:name="ref-elemosho2026"/>
+    <w:bookmarkEnd w:id="59"/>
+    <w:bookmarkStart w:id="61" w:name="ref-elemosho2026"/>
     <w:p>
       <w:pPr>
         <w:pStyle w:val="Bibliography"/>
@@ -2110,7 +2323,7 @@
       <w:r>
         <w:t xml:space="preserve">. Published online 2026. doi:</w:t>
       </w:r>
-      <w:hyperlink r:id="rId58">
+      <w:hyperlink r:id="rId60">
         <w:r>
           <w:rPr>
             <w:rStyle w:val="Hyperlink"/>
@@ -2119,8 +2332,8 @@
         </w:r>
       </w:hyperlink>
     </w:p>
-    <w:bookmarkEnd w:id="59"/>
-    <w:bookmarkStart w:id="61" w:name="ref-acgme_drb"/>
+    <w:bookmarkEnd w:id="61"/>
+    <w:bookmarkStart w:id="63" w:name="ref-acgme_drb"/>
     <w:p>
       <w:pPr>
         <w:pStyle w:val="Bibliography"/>
@@ -2153,7 +2366,7 @@
       <w:r>
         <w:t xml:space="preserve"> </w:t>
       </w:r>
-      <w:hyperlink r:id="rId60">
+      <w:hyperlink r:id="rId62">
         <w:r>
           <w:rPr>
             <w:rStyle w:val="Hyperlink"/>
@@ -2162,8 +2375,8 @@
         </w:r>
       </w:hyperlink>
     </w:p>
-    <w:bookmarkEnd w:id="61"/>
-    <w:bookmarkStart w:id="63" w:name="ref-humphries2026"/>
+    <w:bookmarkEnd w:id="63"/>
+    <w:bookmarkStart w:id="65" w:name="ref-humphries2026"/>
     <w:p>
       <w:pPr>
         <w:pStyle w:val="Bibliography"/>
@@ -2193,7 +2406,7 @@
       <w:r>
         <w:t xml:space="preserve">. 2026;3(1):e153. doi:</w:t>
       </w:r>
-      <w:hyperlink r:id="rId62">
+      <w:hyperlink r:id="rId64">
         <w:r>
           <w:rPr>
             <w:rStyle w:val="Hyperlink"/>
@@ -2202,8 +2415,8 @@
         </w:r>
       </w:hyperlink>
     </w:p>
-    <w:bookmarkEnd w:id="63"/>
-    <w:bookmarkStart w:id="65" w:name="ref-temkin2022fte"/>
+    <w:bookmarkEnd w:id="65"/>
+    <w:bookmarkStart w:id="67" w:name="ref-temkin2022fte"/>
     <w:p>
       <w:pPr>
         <w:pStyle w:val="Bibliography"/>
@@ -2245,7 +2458,7 @@
       <w:r>
         <w:t xml:space="preserve">. 2022;164(3):473-480. doi:</w:t>
       </w:r>
-      <w:hyperlink r:id="rId64">
+      <w:hyperlink r:id="rId66">
         <w:r>
           <w:rPr>
             <w:rStyle w:val="Hyperlink"/>
@@ -2254,14 +2467,33 @@
         </w:r>
       </w:hyperlink>
     </w:p>
-    <w:bookmarkEnd w:id="65"/>
-    <w:bookmarkStart w:id="67" w:name="ref-rcoreteam2023"/>
+    <w:bookmarkEnd w:id="67"/>
+    <w:bookmarkStart w:id="68" w:name="ref-muffly_urps_explorer"/>
     <w:p>
       <w:pPr>
         <w:pStyle w:val="Bibliography"/>
       </w:pPr>
       <w:r>
         <w:t xml:space="preserve">18.</w:t>
+      </w:r>
+      <w:r>
+        <w:t xml:space="preserve"> </w:t>
+      </w:r>
+      <w:r>
+        <w:t xml:space="preserve">	</w:t>
+      </w:r>
+      <w:r>
+        <w:t xml:space="preserve">Muffly T. Urogynecology workforce supply-and-demand explorer: An interactive web application. Published online 2026.</w:t>
+      </w:r>
+    </w:p>
+    <w:bookmarkEnd w:id="68"/>
+    <w:bookmarkStart w:id="70" w:name="ref-rcoreteam2023"/>
+    <w:p>
+      <w:pPr>
+        <w:pStyle w:val="Bibliography"/>
+      </w:pPr>
+      <w:r>
+        <w:t xml:space="preserve">19.</w:t>
       </w:r>
       <w:r>
         <w:t xml:space="preserve"> </w:t>
@@ -2288,7 +2520,7 @@
       <w:r>
         <w:t xml:space="preserve"> </w:t>
       </w:r>
-      <w:hyperlink r:id="rId66">
+      <w:hyperlink r:id="rId69">
         <w:r>
           <w:rPr>
             <w:rStyle w:val="Hyperlink"/>
@@ -2297,14 +2529,14 @@
         </w:r>
       </w:hyperlink>
     </w:p>
-    <w:bookmarkEnd w:id="67"/>
-    <w:bookmarkStart w:id="69" w:name="ref-holtzman2025"/>
+    <w:bookmarkEnd w:id="70"/>
+    <w:bookmarkStart w:id="72" w:name="ref-holtzman2025"/>
     <w:p>
       <w:pPr>
         <w:pStyle w:val="Bibliography"/>
       </w:pPr>
       <w:r>
-        <w:t xml:space="preserve">19.</w:t>
+        <w:t xml:space="preserve">20.</w:t>
       </w:r>
       <w:r>
         <w:t xml:space="preserve"> </w:t>
@@ -2337,7 +2569,7 @@
       <w:r>
         <w:t xml:space="preserve">. 2025;202:162-166. doi:</w:t>
       </w:r>
-      <w:hyperlink r:id="rId68">
+      <w:hyperlink r:id="rId71">
         <w:r>
           <w:rPr>
             <w:rStyle w:val="Hyperlink"/>
@@ -2346,14 +2578,14 @@
         </w:r>
       </w:hyperlink>
     </w:p>
-    <w:bookmarkEnd w:id="69"/>
-    <w:bookmarkStart w:id="71" w:name="ref-chen2026geographic"/>
+    <w:bookmarkEnd w:id="72"/>
+    <w:bookmarkStart w:id="74" w:name="ref-chen2026geographic"/>
     <w:p>
       <w:pPr>
         <w:pStyle w:val="Bibliography"/>
       </w:pPr>
       <w:r>
-        <w:t xml:space="preserve">20.</w:t>
+        <w:t xml:space="preserve">21.</w:t>
       </w:r>
       <w:r>
         <w:t xml:space="preserve"> </w:t>
@@ -2377,7 +2609,7 @@
       <w:r>
         <w:t xml:space="preserve">. 2026;147(3):422-424. doi:</w:t>
       </w:r>
-      <w:hyperlink r:id="rId70">
+      <w:hyperlink r:id="rId73">
         <w:r>
           <w:rPr>
             <w:rStyle w:val="Hyperlink"/>
@@ -2386,9 +2618,9 @@
         </w:r>
       </w:hyperlink>
     </w:p>
-    <w:bookmarkEnd w:id="71"/>
-    <w:bookmarkEnd w:id="72"/>
-    <w:bookmarkEnd w:id="73"/>
+    <w:bookmarkEnd w:id="74"/>
+    <w:bookmarkEnd w:id="75"/>
+    <w:bookmarkEnd w:id="76"/>
     <w:sectPr>
       <w:footerReference r:id="rIdGJFooter" w:type="default"/>
       <w:footnotePr>

--- a/manuscript/manuscript_WORKFORCE_CLIFF.docx
+++ b/manuscript/manuscript_WORKFORCE_CLIFF.docx
@@ -1315,9 +1315,9 @@
       <w:r>
         <w:drawing>
           <wp:inline>
-            <wp:extent cx="5334000" cy="3037416"/>
+            <wp:extent cx="5334000" cy="3200400"/>
             <wp:effectExtent b="0" l="0" r="0" t="0"/>
-            <wp:docPr descr="Figure 1. Projected active workforce, 2025–2029, under the status-quo entrant scenario. Solid lines are the immediate-entry projection with shaded 95% uncertainty bands; dashed lines (hollow endpoints) are the transition-adjusted trajectory. URPS, urogynecology and reconstructive pelvic surgery; GO, gynecologic oncology." title="" id="23" name="Picture"/>
+            <wp:docPr descr="Figure 1. Near-term urogynecology workforce projection, 2025–2029, under the status-quo entrant scenario. The thick solid line is the immediate-entry projection with a shaded 95% uncertainty band; the dashed line is the empirical entry-ramp (transition-adjusted) projection. The 2025 baseline and both 2029 endpoints are labeled directly." title="" id="23" name="Picture"/>
             <a:graphic>
               <a:graphicData uri="http://schemas.openxmlformats.org/drawingml/2006/picture">
                 <pic:pic>
@@ -1336,7 +1336,7 @@
                   <pic:spPr bwMode="auto">
                     <a:xfrm>
                       <a:off x="0" y="0"/>
-                      <a:ext cx="5334000" cy="3037416"/>
+                      <a:ext cx="5334000" cy="3200400"/>
                     </a:xfrm>
                     <a:prstGeom prst="rect">
                       <a:avLst/>
@@ -1370,7 +1370,7 @@
         <w:t xml:space="preserve"> </w:t>
       </w:r>
       <w:r>
-        <w:t xml:space="preserve">Projected active workforce, 2025–2029, under the status-quo entrant scenario. Solid lines are the immediate-entry projection with shaded 95% uncertainty bands; dashed lines (hollow endpoints) are the transition-adjusted trajectory. URPS, urogynecology and reconstructive pelvic surgery; GO, gynecologic oncology.</w:t>
+        <w:t xml:space="preserve">Near-term urogynecology workforce projection, 2025–2029, under the status-quo entrant scenario. The thick solid line is the immediate-entry projection with a shaded 95% uncertainty band; the dashed line is the empirical entry-ramp (transition-adjusted) projection. The 2025 baseline and both 2029 endpoints are labeled directly.</w:t>
       </w:r>
     </w:p>
     <w:p>
@@ -1406,9 +1406,9 @@
       <w:r>
         <w:drawing>
           <wp:inline>
-            <wp:extent cx="5334000" cy="3604054"/>
+            <wp:extent cx="5334000" cy="3200400"/>
             <wp:effectExtent b="0" l="0" r="0" t="0"/>
-            <wp:docPr descr="Figure 2. Fellowship-completion-to-departure ratio across the primary analysis and selected sensitivity analyses. The dashed line marks one-for-one replacement; points to its right indicate completions exceeding departures. URPS, urogynecology and reconstructive pelvic surgery; GO, gynecologic oncology." title="" id="27" name="Picture"/>
+            <wp:docPr descr="Figure 2. Selected urogynecology sensitivity analyses. Completion-to-departure ratio (log scale) from the primary analysis (filled point, top) to the most adverse combined scenario (outlined point, bottom); the dashed line marks one-for-one replacement and shading lies below it. Values are printed beside each point." title="" id="27" name="Picture"/>
             <a:graphic>
               <a:graphicData uri="http://schemas.openxmlformats.org/drawingml/2006/picture">
                 <pic:pic>
@@ -1427,7 +1427,7 @@
                   <pic:spPr bwMode="auto">
                     <a:xfrm>
                       <a:off x="0" y="0"/>
-                      <a:ext cx="5334000" cy="3604054"/>
+                      <a:ext cx="5334000" cy="3200400"/>
                     </a:xfrm>
                     <a:prstGeom prst="rect">
                       <a:avLst/>
@@ -1461,7 +1461,7 @@
         <w:t xml:space="preserve"> </w:t>
       </w:r>
       <w:r>
-        <w:t xml:space="preserve">Fellowship-completion-to-departure ratio across the primary analysis and selected sensitivity analyses. The dashed line marks one-for-one replacement; points to its right indicate completions exceeding departures. URPS, urogynecology and reconstructive pelvic surgery; GO, gynecologic oncology.</w:t>
+        <w:t xml:space="preserve">Selected urogynecology sensitivity analyses. Completion-to-departure ratio (log scale) from the primary analysis (filled point, top) to the most adverse combined scenario (outlined point, bottom); the dashed line marks one-for-one replacement and shading lies below it. Values are printed beside each point.</w:t>
       </w:r>
     </w:p>
     <w:bookmarkEnd w:id="29"/>
@@ -1489,9 +1489,9 @@
       <w:r>
         <w:drawing>
           <wp:inline>
-            <wp:extent cx="5334000" cy="4741333"/>
+            <wp:extent cx="5334000" cy="5185833"/>
             <wp:effectExtent b="0" l="0" r="0" t="0"/>
-            <wp:docPr descr="Figure 3. Projected urogynecology supply and demographic need, 2025–2050 (exploratory beyond 2029). Panel A indexes supply, productivity-adjusted capacity, and the two need measures to 2025 = 100; Panels B and C show urogynecologists per 100,000 women aged 65 years or older and women with a pelvic floor disorder per urogynecologist. URPS, urogynecology and reconstructive pelvic surgery." title="" id="31" name="Picture"/>
+            <wp:docPr descr="Figure 3. Urogynecology supply relative to demographic need, 2025–2050 (exploratory beyond 2029, shaded). (A) Supply headcount and productivity-adjusted capacity (accent color) and the two population-based need measures (gray), indexed to 2025 = 100, with 2050 endpoints labeled directly. (B) Women with a pelvic floor disorder per urogynecologist, with 2025 and 2050 values labeled. FTE, full-time equivalent; PFD, pelvic floor disorder." title="" id="31" name="Picture"/>
             <a:graphic>
               <a:graphicData uri="http://schemas.openxmlformats.org/drawingml/2006/picture">
                 <pic:pic>
@@ -1510,7 +1510,7 @@
                   <pic:spPr bwMode="auto">
                     <a:xfrm>
                       <a:off x="0" y="0"/>
-                      <a:ext cx="5334000" cy="4741333"/>
+                      <a:ext cx="5334000" cy="5185833"/>
                     </a:xfrm>
                     <a:prstGeom prst="rect">
                       <a:avLst/>
@@ -1544,7 +1544,7 @@
         <w:t xml:space="preserve"> </w:t>
       </w:r>
       <w:r>
-        <w:t xml:space="preserve">Projected urogynecology supply and demographic need, 2025–2050 (exploratory beyond 2029). Panel A indexes supply, productivity-adjusted capacity, and the two need measures to 2025 = 100; Panels B and C show urogynecologists per 100,000 women aged 65 years or older and women with a pelvic floor disorder per urogynecologist. URPS, urogynecology and reconstructive pelvic surgery.</w:t>
+        <w:t xml:space="preserve">Urogynecology supply relative to demographic need, 2025–2050 (exploratory beyond 2029, shaded). (A) Supply headcount and productivity-adjusted capacity (accent color) and the two population-based need measures (gray), indexed to 2025 = 100, with 2050 endpoints labeled directly. (B) Women with a pelvic floor disorder per urogynecologist, with 2025 and 2050 values labeled. FTE, full-time equivalent; PFD, pelvic floor disorder.</w:t>
       </w:r>
     </w:p>
     <w:p>

--- a/manuscript/manuscript_WORKFORCE_CLIFF.docx
+++ b/manuscript/manuscript_WORKFORCE_CLIFF.docx
@@ -146,7 +146,7 @@
         <w:t xml:space="preserve"> </w:t>
       </w:r>
       <w:r>
-        <w:t xml:space="preserve">Recent fellowship completion exceeded projected near-term departures, but national workforce growth did not establish geographic access or operative capacity.</w:t>
+        <w:t xml:space="preserve">A national urogynecology replacement cliff was not supported; fellowship output exceeded projected departures, but rising headcount did not establish access or operative capacity.</w:t>
       </w:r>
     </w:p>
     <w:p>
@@ -164,7 +164,7 @@
         <w:t xml:space="preserve"> </w:t>
       </w:r>
       <w:r>
-        <w:t xml:space="preserve">abstract 252 words; main text approximately 2,700 words.</w:t>
+        <w:t xml:space="preserve">abstract 283 words; main text approximately 2,700 words.</w:t>
       </w:r>
     </w:p>
     <w:p>
@@ -182,7 +182,7 @@
         <w:t xml:space="preserve"> </w:t>
       </w:r>
       <w:r>
-        <w:t xml:space="preserve">The authors report no conflict of interest.</w:t>
+        <w:t xml:space="preserve">The author reports no conflict of interest.</w:t>
       </w:r>
     </w:p>
     <w:p>
@@ -245,7 +245,7 @@
         <w:t xml:space="preserve"> </w:t>
       </w:r>
       <w:r>
-        <w:t xml:space="preserve">To project United States urogynecology and reconstructive pelvic surgery workforce supply through 2050 and compare supply with population-based measures of demographic need.</w:t>
+        <w:t xml:space="preserve">To determine whether recent fellowship completion is sufficient to offset departures from clinical practice, and to project United States urogynecology and reconstructive pelvic surgery workforce supply relative to demographic need through 2050.</w:t>
       </w:r>
     </w:p>
     <w:p>
@@ -263,7 +263,7 @@
         <w:t xml:space="preserve"> </w:t>
       </w:r>
       <w:r>
-        <w:t xml:space="preserve">We linked American Board of Obstetrics and Gynecology and American Board of Urology certification records to national administrative data. Sustained departure from clinical practice was classified using six data sources. A pooled age-band departure hazard, estimated during the fully observable 2016–2021 period with gynecologic oncology as a comparator, informed a dynamic stock-and-flow model. Annual entrants were based on recent Accreditation Council for Graduate Medical Education fellowship completions. The primary projection covered 2025–2029; an exploratory scenario extension through 2050 compared projected supply with the number of United States women aged 65 years or older and the estimated number living with a pelvic floor disorder. Uncertainty was evaluated with Monte Carlo simulation and sensitivity analyses.</w:t>
+        <w:t xml:space="preserve">We linked American Board of Obstetrics and Gynecology and American Board of Urology certification records to six national administrative data sources. Sustained clinical-practice departure was classified during the fully observable 2016–2021 period. Because departures were sparse, age-band hazards were pooled with a gynecologic oncology comparator and applied in a dynamic stock-and-flow model beginning with the estimated 2025 active workforce. Annual entrants were based on recent Accreditation Council for Graduate Medical Education fellowship completions. The primary projection covered 2025–2029; an exploratory extension through 2050 compared supply with the number of United States women aged 65 years or older and the estimated number living with a pelvic floor disorder. Uncertainty was evaluated using Monte Carlo simulation and adverse-scenario analyses.</w:t>
       </w:r>
     </w:p>
     <w:p>
@@ -281,7 +281,7 @@
         <w:t xml:space="preserve"> </w:t>
       </w:r>
       <w:r>
-        <w:t xml:space="preserve">The estimated 2025 workforce included 1,306 urogynecologists. 35 classified departures during 2016–2021 informed a pooled hazard that yielded a model-implied weighted annual departure rate of 0.9%. Fellowship programs produced 64 graduates annually, compared with 11.9 projected annual departures, for a completion-to-departure ratio of 5.4 (95% uncertainty interval 3.9 to 6.5). The transition-adjusted workforce increased to 1,466 by 2029. In the exploratory 2050 scenario, workforce supply increased 84%, compared with increases of 29% in women aged 65 years or older and 19% in women living with a pelvic floor disorder. Urogynecologists per 100,000 older women increased from 3.8 to 5.4, and women with a pelvic floor disorder per urogynecologist decreased from approximately 25,400 to 16,500.</w:t>
+        <w:t xml:space="preserve">The estimated 2025 workforce included 1,306 urogynecologists. During 2016–2021, 35 classified departures informed a model-implied weighted annual departure rate of 0.9%, corresponding to 11.9 projected departures annually. Fellowship programs produced 64 graduates annually, yielding a completion-to-departure ratio of 5.4 (95% uncertainty interval 3.9 to 6.5). The transition-adjusted workforce increased to 1,466 by 2029. Every one-way sensitivity remained above one-for-one replacement; only the most adverse combined scenario (tripled departures and 70% graduate conversion) fell below replacement. In the exploratory 2050 extension, workforce supply increased 84%, compared with increases of 29% in women aged 65 years or older and 19% in women living with a pelvic floor disorder. Urogynecologists per 100,000 older women increased from 3.8 to 5.4, while women with a pelvic floor disorder per urogynecologist decreased from approximately 25,400 to 16,500.</w:t>
       </w:r>
     </w:p>
     <w:p>
@@ -299,7 +299,7 @@
         <w:t xml:space="preserve"> </w:t>
       </w:r>
       <w:r>
-        <w:t xml:space="preserve">Nationally, recent fellowship completion was sufficient to offset projected near-term departures, and scenario-based supply growth exceeded demographic growth through 2050. These findings do not measure utilization, geographic access, or operative capacity and depend on provisional departure classification and long-horizon assumptions.</w:t>
+        <w:t xml:space="preserve">Under the modeled assumptions, the United States urogynecology workforce is not approaching a near-term national replacement cliff. Projected supply also grew faster than population-based measures of need through 2050. However, more physicians nationally does not establish workforce adequacy: the analysis does not measure utilization, wait times, geographic access, clinical effort, or operative capacity, and both the departure classification and long-horizon projection remain provisional.</w:t>
       </w:r>
     </w:p>
     <w:bookmarkEnd w:id="10"/>
@@ -662,7 +662,7 @@
         <w:t xml:space="preserve"> </w:t>
       </w:r>
       <w:r>
-        <w:t xml:space="preserve">Given only two board-certified cohorts and sparse events (36 gynecologic oncology and 35 urogynecology departures, 71 pooled, during 2016–2021), the primary hazard pooled the two cohorts into a single shared age-band hazard; hierarchical partial-pooled and fully unpooled hazards are reported as bracketing sensitivities (Appendix S6b, Appendix Table S28). Applying the pooled hazard to each cohort’s estimated 2025 age distribution yielded model-implied weighted annual departure rates of 1.0% for gynecologic oncology and 0.9% for urogynecology; these rates are generated by the age-band hazard acting on the age distribution, not read directly from the event counts. The primary projection covered 2025–2029: each year the cohort ages, age-band hazards remove departures, and graduates enter at their entry age (full specification, Appendix S1). Reproduction of the 2016–2021 cohort’s own survival is an in-sample calibration check, within about 1% of observed active headcount (Appendix S3), not out-of-sample validation. The fellowship-completion-to-departure ratio is annual fellowship completions divided by mean annual departures; it is a supply-side flow balance, not a count of confirmed active replacements. Uncertainty in the 2029 count used a 10,000-iteration Monte Carlo simulation (Beta posteriors on the band hazards; empirical resampling of the four annual graduate counts); the 2.5th–97.5th percentiles are the reported 95% uncertainty interval, which reflects parameter uncertainty and does not include baseline-classification error. A multidimensional sensitivity analysis crossed the observation window (2016–2021, 2016–2019, 2016–2023), a departure-rate multiplier up to threefold, and graduate conversion of 70%–100% (Appendix S12). The status-quo entrant scenario (recent four-year mean) is primary, bracketed by conservative (70% conversion) and optimistic (National Resident Matching Program benchmark) scenarios.</w:t>
+        <w:t xml:space="preserve">Given only two board-certified cohorts and sparse events (36 gynecologic oncology and 35 urogynecology departures, 71 pooled, during 2016–2021), the primary hazard pooled the two cohorts into a single shared age-band hazard; hierarchical partial-pooled and fully unpooled hazards are reported as bracketing sensitivities (Appendix S6b, Appendix Table S28). Applying the pooled hazard to each cohort’s estimated 2025 age distribution yielded model-implied weighted annual departure rates of 1.0% for gynecologic oncology and 0.9% for urogynecology; these rates are generated by the age-band hazard acting on the age distribution, not read directly from the event counts. The primary projection covered 2025–2029: each year the cohort ages, age-band hazards remove departures, and graduates enter at their entry age (full specification, Appendix S1). Reproduction of the 2016–2021 cohort’s own survival is an in-sample calibration check, within about 1% of observed active headcount (Appendix S3), not out-of-sample validation. The fellowship-completion-to-departure ratio is annual fellowship completions divided by mean annual departures; it is a supply-side flow balance, not a count of confirmed active replacements. Uncertainty in the 2029 count used a 10,000-iteration Monte Carlo simulation (Beta posteriors on the band hazards; empirical resampling of the four annual graduate counts); the 2.5th–97.5th percentiles are the reported 95% uncertainty interval, which reflects parameter uncertainty and does not include baseline-classification error. The completion-to-departure ratio’s 95% uncertainty interval was obtained from the same draws, dividing annual completions by the resulting mean annual departures. A multidimensional sensitivity analysis crossed the observation window (the primary 2016–2021 period; a further-restricted 2016–2019 period; and a 2016–2023 window that intentionally retains 2022–2023 departures not yet confirmable under the three-year rule, a deliberately less-observable, upward-biased scenario), a departure-rate multiplier up to threefold, and graduate conversion of 70%–100% (Appendix S12). The status-quo entrant scenario (recent four-year mean) is primary, bracketed by conservative (70% conversion) and optimistic (National Resident Matching Program benchmark) scenarios.</w:t>
       </w:r>
     </w:p>
     <w:bookmarkEnd w:id="17"/>
@@ -695,7 +695,7 @@
         <w:t xml:space="preserve"> </w:t>
       </w:r>
       <w:r>
-        <w:t xml:space="preserve">These are demographic measures of need, not utilization-derived demand. We modeled need for urogynecology only; gynecologic oncology need depends on cancer incidence, which this model does not capture, so no gynecologic oncology need or adequacy is inferred, and that cohort is carried solely as a supply-side comparator. Supply was expressed as headcount and as productivity-adjusted capacity, weighting each subspecialist by clinical time devoted to urogynecologic care.</w:t>
+        <w:t xml:space="preserve">These are demographic measures of need, not utilization-derived demand. We modeled need for urogynecology only; gynecologic oncology need depends on cancer incidence, which this model does not capture, so no gynecologic oncology need or adequacy is inferred, and that cohort is carried solely as a supply-side comparator. Supply was expressed both as headcount and as productivity-adjusted capacity: each subspecialist was weighted by an estimated clinical-time fraction derived from published gynecologic-subspecialist effort data,</w:t>
       </w:r>
       <w:hyperlink w:anchor="ref-temkin2022fte">
         <w:r>
@@ -710,7 +710,7 @@
         <w:t xml:space="preserve"> </w:t>
       </w:r>
       <w:r>
-        <w:t xml:space="preserve">The primary model covered 2025–2029; an exploratory scenario extension carried the same inputs through 2050 to align with the demographic projections, and its long-horizon values are provisional rather than validated forecasts. An accompanying interactive web application allows the productivity, pathway, and scenario assumptions to be varied.</w:t>
+        <w:t xml:space="preserve">applied to both the obstetrics-gynecology and urology pathways and varied in sensitivity analysis. This is a modeled capacity adjustment, not observed full-time-equivalent effort. The primary projection is the immediate-entry status-quo model over 2025–2029; the same immediate-entry inputs were carried through 2050 as an exploratory scenario extension aligned with the demographic projections, whose long-horizon values are provisional rather than validated forecasts. An accompanying interactive web application allows the productivity, pathway, and scenario assumptions to be varied.</w:t>
       </w:r>
       <w:hyperlink w:anchor="ref-muffly_urps_explorer">
         <w:r>
@@ -1216,7 +1216,7 @@
               <w:jc w:val="right"/>
             </w:pPr>
             <w:r>
-              <w:t xml:space="preserve">5.38</w:t>
+              <w:t xml:space="preserve">5.4</w:t>
             </w:r>
           </w:p>
         </w:tc>
@@ -1290,7 +1290,7 @@
               <w:jc w:val="right"/>
             </w:pPr>
             <w:r>
-              <w:t xml:space="preserve">7.11</w:t>
+              <w:t xml:space="preserve">7.1</w:t>
             </w:r>
           </w:p>
         </w:tc>
@@ -1479,7 +1479,7 @@
         <w:pStyle w:val="FirstParagraph"/>
       </w:pPr>
       <w:r>
-        <w:t xml:space="preserve">In the exploratory 2030–2050 scenario extension, projected urogynecology supply increased 84% (index 184, 2025 = 100), compared with 29% growth in women aged 65 years or older and 19% in women living with a pelvic floor disorder. Urogynecologists per 100,000 older women increased from 3.8 to 5.4, and women with a pelvic floor disorder per urogynecologist decreased from approximately 25,400 to 16,500 (Figure 3). Productivity-adjusted capacity also increased under the modeled assumptions, remaining above its 2025 value across the horizon. These are national aggregates under stable prevalence and care-seeking; they do not measure utilization or geographic access.</w:t>
+        <w:t xml:space="preserve">In the exploratory 2030–2050 scenario extension, projected urogynecology supply (immediate-entry headcount) increased 84% (index 184, 2025 = 100), compared with 29% growth in women aged 65 years or older and 19% in women living with a pelvic floor disorder. Urogynecologists per 100,000 older women increased from 3.8 to 5.4, and women with a pelvic floor disorder per urogynecologist decreased from approximately 25,400 to 16,500 (Figure 3). Productivity-adjusted capacity also increased under the modeled assumptions, remaining above its 2025 value across the horizon. These are national aggregates under stable prevalence and care-seeking; they do not measure utilization or geographic access.</w:t>
       </w:r>
     </w:p>
     <w:p>
@@ -1491,7 +1491,7 @@
           <wp:inline>
             <wp:extent cx="5334000" cy="5185833"/>
             <wp:effectExtent b="0" l="0" r="0" t="0"/>
-            <wp:docPr descr="Figure 3. Urogynecology supply relative to demographic need, 2025–2050 (exploratory beyond 2029, shaded). (A) Supply headcount and productivity-adjusted capacity (accent color) and the two population-based need measures (gray), indexed to 2025 = 100, with 2050 endpoints labeled directly. (B) Women with a pelvic floor disorder per urogynecologist, with 2025 and 2050 values labeled. FTE, full-time equivalent; PFD, pelvic floor disorder." title="" id="31" name="Picture"/>
+            <wp:docPr descr="Figure 3. Urogynecology supply relative to demographic need, 2025–2050; the shaded region marks the exploratory scenario extension from 2030. (A) Immediate-entry supply headcount and productivity-adjusted capacity (accent color) and the two population-based need measures (gray), indexed to 2025 = 100, with 2050 endpoints labeled directly; the pink band is the 95% Monte Carlo uncertainty on projected headcount. (B) Women with a pelvic floor disorder per urogynecologist, with 2025 and 2050 values labeled. FTE, full-time equivalent; PFD, pelvic floor disorder." title="" id="31" name="Picture"/>
             <a:graphic>
               <a:graphicData uri="http://schemas.openxmlformats.org/drawingml/2006/picture">
                 <pic:pic>
@@ -1544,7 +1544,7 @@
         <w:t xml:space="preserve"> </w:t>
       </w:r>
       <w:r>
-        <w:t xml:space="preserve">Urogynecology supply relative to demographic need, 2025–2050 (exploratory beyond 2029, shaded). (A) Supply headcount and productivity-adjusted capacity (accent color) and the two population-based need measures (gray), indexed to 2025 = 100, with 2050 endpoints labeled directly. (B) Women with a pelvic floor disorder per urogynecologist, with 2025 and 2050 values labeled. FTE, full-time equivalent; PFD, pelvic floor disorder.</w:t>
+        <w:t xml:space="preserve">Urogynecology supply relative to demographic need, 2025–2050; the shaded region marks the exploratory scenario extension from 2030. (A) Immediate-entry supply headcount and productivity-adjusted capacity (accent color) and the two population-based need measures (gray), indexed to 2025 = 100, with 2050 endpoints labeled directly; the pink band is the 95% Monte Carlo uncertainty on projected headcount. (B) Women with a pelvic floor disorder per urogynecologist, with 2025 and 2050 values labeled. FTE, full-time equivalent; PFD, pelvic floor disorder.</w:t>
       </w:r>
     </w:p>
     <w:p>

--- a/manuscript/manuscript_WORKFORCE_CLIFF.docx
+++ b/manuscript/manuscript_WORKFORCE_CLIFF.docx
@@ -1322,7 +1322,7 @@
               <a:graphicData uri="http://schemas.openxmlformats.org/drawingml/2006/picture">
                 <pic:pic>
                   <pic:nvPicPr>
-                    <pic:cNvPr descr="/Users/tylermuffly/cliff/manuscript/manuscript_WORKFORCE_CLIFF_files/figures/figure1-1.png" id="24" name="Picture"/>
+                    <pic:cNvPr descr="manuscript_WORKFORCE_CLIFF_files/figures/figure1-1.png" id="24" name="Picture"/>
                     <pic:cNvPicPr>
                       <a:picLocks noChangeArrowheads="1" noChangeAspect="1"/>
                     </pic:cNvPicPr>
@@ -1413,7 +1413,7 @@
               <a:graphicData uri="http://schemas.openxmlformats.org/drawingml/2006/picture">
                 <pic:pic>
                   <pic:nvPicPr>
-                    <pic:cNvPr descr="/Users/tylermuffly/cliff/manuscript/manuscript_WORKFORCE_CLIFF_files/figures/figure2-1.png" id="28" name="Picture"/>
+                    <pic:cNvPr descr="manuscript_WORKFORCE_CLIFF_files/figures/figure2-1.png" id="28" name="Picture"/>
                     <pic:cNvPicPr>
                       <a:picLocks noChangeArrowheads="1" noChangeAspect="1"/>
                     </pic:cNvPicPr>
@@ -1496,7 +1496,7 @@
               <a:graphicData uri="http://schemas.openxmlformats.org/drawingml/2006/picture">
                 <pic:pic>
                   <pic:nvPicPr>
-                    <pic:cNvPr descr="/Users/tylermuffly/cliff/manuscript/manuscript_WORKFORCE_CLIFF_files/figures/figure-integrated-supply-demand-1.png" id="32" name="Picture"/>
+                    <pic:cNvPr descr="manuscript_WORKFORCE_CLIFF_files/figures/figure-integrated-supply-demand-1.png" id="32" name="Picture"/>
                     <pic:cNvPicPr>
                       <a:picLocks noChangeArrowheads="1" noChangeAspect="1"/>
                     </pic:cNvPicPr>

--- a/manuscript/manuscript_WORKFORCE_CLIFF.docx
+++ b/manuscript/manuscript_WORKFORCE_CLIFF.docx
@@ -15,7 +15,7 @@
         <w:pStyle w:val="Date"/>
       </w:pPr>
       <w:r>
-        <w:t xml:space="preserve">August 02, 2026</w:t>
+        <w:t xml:space="preserve">August 03, 2026</w:t>
       </w:r>
     </w:p>
     <w:bookmarkStart w:id="11" w:name="title-page"/>
@@ -164,7 +164,7 @@
         <w:t xml:space="preserve"> </w:t>
       </w:r>
       <w:r>
-        <w:t xml:space="preserve">abstract 283 words; main text approximately 2,700 words.</w:t>
+        <w:t xml:space="preserve">abstract 283 words; main text approximately 2,800 words.</w:t>
       </w:r>
     </w:p>
     <w:p>
@@ -245,7 +245,7 @@
         <w:t xml:space="preserve"> </w:t>
       </w:r>
       <w:r>
-        <w:t xml:space="preserve">To determine whether recent fellowship completion is sufficient to offset departures from clinical practice, and to project United States urogynecology and reconstructive pelvic surgery workforce supply relative to demographic need through 2050.</w:t>
+        <w:t xml:space="preserve">In a primary 2025–2029 projection of United States urogynecology and reconstructive pelvic surgery workforce supply, to determine whether recent fellowship completion is sufficient to offset departures from clinical practice; and, in an exploratory status-quo scenario extended through 2050, to compare projected supply with demographic measures of need.</w:t>
       </w:r>
     </w:p>
     <w:p>

--- a/manuscript/manuscript_WORKFORCE_CLIFF.docx
+++ b/manuscript/manuscript_WORKFORCE_CLIFF.docx
@@ -15,7 +15,7 @@
         <w:pStyle w:val="Date"/>
       </w:pPr>
       <w:r>
-        <w:t xml:space="preserve">August 03, 2026</w:t>
+        <w:t xml:space="preserve">August 14, 2026</w:t>
       </w:r>
     </w:p>
     <w:bookmarkStart w:id="11" w:name="title-page"/>
@@ -281,7 +281,7 @@
         <w:t xml:space="preserve"> </w:t>
       </w:r>
       <w:r>
-        <w:t xml:space="preserve">The estimated 2025 workforce included 1,306 urogynecologists. During 2016–2021, 35 classified departures informed a model-implied weighted annual departure rate of 0.9%, corresponding to 11.9 projected departures annually. Fellowship programs produced 64 graduates annually, yielding a completion-to-departure ratio of 5.4 (95% uncertainty interval 3.9 to 6.5). The transition-adjusted workforce increased to 1,466 by 2029. Every one-way sensitivity remained above one-for-one replacement; only the most adverse combined scenario (tripled departures and 70% graduate conversion) fell below replacement. In the exploratory 2050 extension, workforce supply increased 84%, compared with increases of 29% in women aged 65 years or older and 19% in women living with a pelvic floor disorder. Urogynecologists per 100,000 older women increased from 3.8 to 5.4, while women with a pelvic floor disorder per urogynecologist decreased from approximately 25,400 to 16,500.</w:t>
+        <w:t xml:space="preserve">The estimated 2025 workforce included 1,306 urogynecologists. During 2016–2021, 35 classified departures informed a model-implied weighted annual departure rate of 0.9%, corresponding to 11.9 projected departures annually. Fellowship programs produced 64 graduates annually, yielding a completion-to-departure ratio of 5.4 (95% uncertainty interval 3.9 to 6.5). The transition-adjusted workforce increased to 1,437 by 2029. Every one-way sensitivity remained above one-for-one replacement; only the most adverse combined scenario (tripled departures and 70% graduate conversion) fell below replacement. In the exploratory 2050 extension, workforce supply increased 84%, compared with increases of 29% in women aged 65 years or older and 19% in women living with a pelvic floor disorder. Urogynecologists per 100,000 older women increased from 3.8 to 5.4, while women with a pelvic floor disorder per urogynecologist decreased from approximately 25,400 to 16,500.</w:t>
       </w:r>
     </w:p>
     <w:p>
@@ -1192,7 +1192,7 @@
               <w:jc w:val="right"/>
             </w:pPr>
             <w:r>
-              <w:t xml:space="preserve">1,466</w:t>
+              <w:t xml:space="preserve">1,437</w:t>
             </w:r>
           </w:p>
         </w:tc>
@@ -1266,7 +1266,7 @@
               <w:jc w:val="right"/>
             </w:pPr>
             <w:r>
-              <w:t xml:space="preserve">1,262</w:t>
+              <w:t xml:space="preserve">1,259</w:t>
             </w:r>
           </w:p>
         </w:tc>
@@ -1378,7 +1378,7 @@
         <w:pStyle w:val="BodyText"/>
       </w:pPr>
       <w:r>
-        <w:t xml:space="preserve">Under the status-quo scenario, the projected 2029 urogynecology workforce rose from the 2025 baseline of 1,306 to 1,466 (transition-adjusted) or 1,514 (immediate-entry), an increase of up to 16.0%; the completion-to-departure ratio was 5.4 (95% uncertainty interval 3.9 to 6.5). The gynecologic oncology comparator rose from 1,052 to 1,262–1,310, with a ratio of 7.1. Both cohorts exceeded the 2025 baseline under all three entrant scenarios (Table 2, Figure 1).</w:t>
+        <w:t xml:space="preserve">Under the status-quo scenario, the projected 2029 urogynecology workforce rose from the 2025 baseline of 1,306 to 1,437 (transition-adjusted) or 1,514 (immediate-entry), an increase of up to 16.0%; the completion-to-departure ratio was 5.4 (95% uncertainty interval 3.9 to 6.5). The gynecologic oncology comparator rose from 1,052 to 1,259–1,310, with a ratio of 7.1. Both cohorts exceeded the 2025 baseline under all three entrant scenarios (Table 2, Figure 1).</w:t>
       </w:r>
     </w:p>
     <w:bookmarkEnd w:id="25"/>
@@ -1396,7 +1396,7 @@
         <w:pStyle w:val="FirstParagraph"/>
       </w:pPr>
       <w:r>
-        <w:t xml:space="preserve">Every one-way sensitivity kept both cohorts above replacement (Figure 2). Only the most adverse combined scenario, the provisional 2016–2023 window with tripled departures and 70% graduate conversion, approached balance (gynecologic oncology 1.00, urogynecology 0.86; Appendix S12). Reaching replacement would require the departure rate to rise 5.6- to 7.1-fold or graduate output to fall 82% to 86% (Appendix S10). Inactivity-threshold, hazard-pooling, ABU-scaling, mortality, entrant-effort, baseline-definition, and graduate-supply sensitivities all remained above replacement and are reported in the Supplemental Digital Content.</w:t>
+        <w:t xml:space="preserve">Every one-way sensitivity kept both cohorts above replacement (Figure 2). Only the most adverse combined scenario, the provisional 2016–2023 window with tripled departures and 70% graduate conversion, approached balance (gynecologic oncology 1.00, urogynecology 0.86; Appendix S12). Reaching replacement would require the departure rate to rise 5.4- to 7.1-fold or graduate output to fall 81% to 86% (Appendix S10). At the conservative conversion floor, 73% to 80% of true departures would have to be unobserved for the replacement balance to fail; this is a structural sensitivity, not validation of the departure classifier. Inactivity-threshold, hazard-pooling, ABU-scaling, mortality, entrant-effort, baseline-definition, and graduate-supply sensitivities all remained above replacement and are reported in the Supplemental Digital Content.</w:t>
       </w:r>
     </w:p>
     <w:p>
